--- a/lessons/10-1-flagship/downloads/10-1-flagship-notes.docx
+++ b/lessons/10-1-flagship/downloads/10-1-flagship-notes.docx
@@ -415,6 +415,800 @@
         <w:rPr>
           <w:b/>
           <w:bCs/>
+          <w:color w:val="1FA6A2"/>
+          <w:sz w:val="26"/>
+          <w:szCs w:val="26"/>
+        </w:rPr>
+        <w:t xml:space="preserve">Turn &amp; Talk — Discussion Points  (Level 1 support · Level 2)</w:t>
+      </w:r>
+    </w:p>
+    <w:p>
+      <w:pPr>
+        <w:spacing w:after="60"/>
+      </w:pPr>
+      <w:r>
+        <w:rPr>
+          <w:i/>
+          <w:iCs/>
+          <w:color w:val="5F6F80"/>
+          <w:sz w:val="19"/>
+          <w:szCs w:val="19"/>
+        </w:rPr>
+        <w:t xml:space="preserve">Talk with a partner. Use the Level 1 stems if you need help getting started; try the Level 2 question when you are ready for more.</w:t>
+      </w:r>
+    </w:p>
+    <w:p>
+      <w:pPr>
+        <w:spacing w:after="60"/>
+      </w:pPr>
+      <w:r>
+        <w:rPr>
+          <w:b/>
+          <w:bCs/>
+          <w:color w:val="12355B"/>
+          <w:sz w:val="21"/>
+          <w:szCs w:val="21"/>
+        </w:rPr>
+        <w:t xml:space="preserve">1. [Launch] </w:t>
+      </w:r>
+      <w:r>
+        <w:rPr>
+          <w:b/>
+          <w:bCs/>
+          <w:sz w:val="21"/>
+          <w:szCs w:val="21"/>
+        </w:rPr>
+        <w:t xml:space="preserve">You are sealing time capsule containers and must know exactly how much each holds. Why do you need three edge measurements (length, width, and height) to find the volume of a container?</w:t>
+      </w:r>
+    </w:p>
+    <w:p>
+      <w:pPr>
+        <w:spacing w:after="60"/>
+      </w:pPr>
+      <w:r>
+        <w:rPr>
+          <w:b/>
+          <w:bCs/>
+          <w:color w:val="1FA6A2"/>
+          <w:sz w:val="20"/>
+          <w:szCs w:val="20"/>
+        </w:rPr>
+        <w:t xml:space="preserve">Level 1 — Start here: </w:t>
+      </w:r>
+      <w:r>
+        <w:rPr>
+          <w:sz w:val="20"/>
+          <w:szCs w:val="20"/>
+        </w:rPr>
+        <w:t xml:space="preserve">Volume measures space in three directions, so you need length, width, and height.</w:t>
+      </w:r>
+    </w:p>
+    <w:p>
+      <w:pPr>
+        <w:spacing w:after="60"/>
+      </w:pPr>
+      <w:r>
+        <w:rPr>
+          <w:sz w:val="21"/>
+          <w:szCs w:val="21"/>
+        </w:rPr>
+        <w:t xml:space="preserve">I need three measurements because volume fills space in ___ directions.</w:t>
+      </w:r>
+      <w:r>
+        <w:rPr>
+          <w:i/>
+          <w:iCs/>
+          <w:color w:val="5F6F80"/>
+          <w:sz w:val="19"/>
+          <w:szCs w:val="19"/>
+        </w:rPr>
+        <w:br/>
+        <w:t xml:space="preserve">
+Necesito tres medidas porque el volumen llena el espacio en ___ direcciones.</w:t>
+      </w:r>
+    </w:p>
+    <w:p>
+      <w:pPr>
+        <w:spacing w:after="60"/>
+      </w:pPr>
+      <w:r>
+        <w:rPr>
+          <w:sz w:val="21"/>
+          <w:szCs w:val="21"/>
+        </w:rPr>
+        <w:t xml:space="preserve">Length and width alone only give one ___, not the whole volume.</w:t>
+      </w:r>
+      <w:r>
+        <w:rPr>
+          <w:i/>
+          <w:iCs/>
+          <w:color w:val="5F6F80"/>
+          <w:sz w:val="19"/>
+          <w:szCs w:val="19"/>
+        </w:rPr>
+        <w:br/>
+        <w:t xml:space="preserve">
+El largo y el ancho solos solo dan una ___, no todo el volumen.</w:t>
+      </w:r>
+    </w:p>
+    <w:p>
+      <w:pPr>
+        <w:spacing w:after="60"/>
+      </w:pPr>
+      <w:r>
+        <w:rPr>
+          <w:b/>
+          <w:bCs/>
+          <w:color w:val="12355B"/>
+          <w:sz w:val="20"/>
+          <w:szCs w:val="20"/>
+        </w:rPr>
+        <w:t xml:space="preserve">Word bank: </w:t>
+      </w:r>
+      <w:r>
+        <w:rPr>
+          <w:color w:val="1FA6A2"/>
+          <w:sz w:val="20"/>
+          <w:szCs w:val="20"/>
+        </w:rPr>
+        <w:t xml:space="preserve">volume, length, width, height, rectangular prism, edge</w:t>
+      </w:r>
+    </w:p>
+    <w:p>
+      <w:pPr>
+        <w:spacing w:after="60"/>
+      </w:pPr>
+      <w:r>
+        <w:rPr>
+          <w:b/>
+          <w:bCs/>
+          <w:color w:val="12355B"/>
+          <w:sz w:val="19"/>
+          <w:szCs w:val="19"/>
+        </w:rPr>
+        <w:t xml:space="preserve">Listen for: </w:t>
+      </w:r>
+      <w:r>
+        <w:rPr>
+          <w:i/>
+          <w:iCs/>
+          <w:color w:val="5F6F80"/>
+          <w:sz w:val="19"/>
+          <w:szCs w:val="19"/>
+        </w:rPr>
+        <w:t xml:space="preserve">Students explain volume is three-dimensional, so all three edges (length, width, height) are needed; two measurements only describe one flat face.</w:t>
+      </w:r>
+    </w:p>
+    <w:p>
+      <w:pPr>
+        <w:spacing w:after="60"/>
+      </w:pPr>
+      <w:r>
+        <w:rPr>
+          <w:b/>
+          <w:bCs/>
+          <w:color w:val="9A6B12"/>
+          <w:sz w:val="20"/>
+          <w:szCs w:val="20"/>
+        </w:rPr>
+        <w:t xml:space="preserve">Level 2: </w:t>
+      </w:r>
+      <w:r>
+        <w:rPr>
+          <w:sz w:val="20"/>
+          <w:szCs w:val="20"/>
+        </w:rPr>
+        <w:t xml:space="preserve">If two containers must have the same volume but different shapes, how could you design them? Justify with an example.</w:t>
+      </w:r>
+    </w:p>
+    <w:p>
+      <w:pPr>
+        <w:spacing w:after="60"/>
+        <w:ind w:left="360"/>
+      </w:pPr>
+      <w:r>
+        <w:rPr>
+          <w:sz w:val="20"/>
+          <w:szCs w:val="20"/>
+        </w:rPr>
+        <w:t xml:space="preserve">• Two containers ___ have the same volume but different shapes because ___.</w:t>
+      </w:r>
+    </w:p>
+    <w:p>
+      <w:pPr>
+        <w:spacing w:after="60"/>
+        <w:ind w:left="360"/>
+      </w:pPr>
+      <w:r>
+        <w:rPr>
+          <w:sz w:val="20"/>
+          <w:szCs w:val="20"/>
+        </w:rPr>
+        <w:t xml:space="preserve">• For example, ___ × ___ × ___ and ___ × ___ × ___ both equal ___.</w:t>
+      </w:r>
+    </w:p>
+    <w:p>
+      <w:pPr>
+        <w:spacing w:after="60"/>
+      </w:pPr>
+      <w:r>
+        <w:rPr>
+          <w:b/>
+          <w:bCs/>
+          <w:color w:val="12355B"/>
+          <w:sz w:val="21"/>
+          <w:szCs w:val="21"/>
+        </w:rPr>
+        <w:t xml:space="preserve">2. [Explore] </w:t>
+      </w:r>
+      <w:r>
+        <w:rPr>
+          <w:b/>
+          <w:bCs/>
+          <w:sz w:val="21"/>
+          <w:szCs w:val="21"/>
+        </w:rPr>
+        <w:t xml:space="preserve">In the Fold Shop you fold a flat net into a closed box. How does folding the net help you understand what the volume V = l × w × h actually measures?</w:t>
+      </w:r>
+    </w:p>
+    <w:p>
+      <w:pPr>
+        <w:spacing w:after="60"/>
+      </w:pPr>
+      <w:r>
+        <w:rPr>
+          <w:b/>
+          <w:bCs/>
+          <w:color w:val="1FA6A2"/>
+          <w:sz w:val="20"/>
+          <w:szCs w:val="20"/>
+        </w:rPr>
+        <w:t xml:space="preserve">Level 1 — Start here: </w:t>
+      </w:r>
+      <w:r>
+        <w:rPr>
+          <w:sz w:val="20"/>
+          <w:szCs w:val="20"/>
+        </w:rPr>
+        <w:t xml:space="preserve">The folded net encloses space, and that enclosed space is the volume you count in cubic units.</w:t>
+      </w:r>
+    </w:p>
+    <w:p>
+      <w:pPr>
+        <w:spacing w:after="60"/>
+      </w:pPr>
+      <w:r>
+        <w:rPr>
+          <w:sz w:val="21"/>
+          <w:szCs w:val="21"/>
+        </w:rPr>
+        <w:t xml:space="preserve">When the net folds up, the ___ faces enclose a ___ that I can fill with unit cubes.</w:t>
+      </w:r>
+      <w:r>
+        <w:rPr>
+          <w:i/>
+          <w:iCs/>
+          <w:color w:val="5F6F80"/>
+          <w:sz w:val="19"/>
+          <w:szCs w:val="19"/>
+        </w:rPr>
+        <w:br/>
+        <w:t xml:space="preserve">
+Cuando la red se dobla, las ___ caras encierran un ___ que puedo llenar con cubos unitarios.</w:t>
+      </w:r>
+    </w:p>
+    <w:p>
+      <w:pPr>
+        <w:spacing w:after="60"/>
+      </w:pPr>
+      <w:r>
+        <w:rPr>
+          <w:sz w:val="21"/>
+          <w:szCs w:val="21"/>
+        </w:rPr>
+        <w:t xml:space="preserve">The volume is the number of ___ that fit inside, found by ___ × ___ × ___.</w:t>
+      </w:r>
+      <w:r>
+        <w:rPr>
+          <w:i/>
+          <w:iCs/>
+          <w:color w:val="5F6F80"/>
+          <w:sz w:val="19"/>
+          <w:szCs w:val="19"/>
+        </w:rPr>
+        <w:br/>
+        <w:t xml:space="preserve">
+El volumen es el número de ___ que caben dentro, hallado por ___ × ___ × ___.</w:t>
+      </w:r>
+    </w:p>
+    <w:p>
+      <w:pPr>
+        <w:spacing w:after="60"/>
+      </w:pPr>
+      <w:r>
+        <w:rPr>
+          <w:b/>
+          <w:bCs/>
+          <w:color w:val="12355B"/>
+          <w:sz w:val="20"/>
+          <w:szCs w:val="20"/>
+        </w:rPr>
+        <w:t xml:space="preserve">Word bank: </w:t>
+      </w:r>
+      <w:r>
+        <w:rPr>
+          <w:color w:val="1FA6A2"/>
+          <w:sz w:val="20"/>
+          <w:szCs w:val="20"/>
+        </w:rPr>
+        <w:t xml:space="preserve">volume, cubic units, rectangular prism, net, edge</w:t>
+      </w:r>
+    </w:p>
+    <w:p>
+      <w:pPr>
+        <w:spacing w:after="60"/>
+      </w:pPr>
+      <w:r>
+        <w:rPr>
+          <w:b/>
+          <w:bCs/>
+          <w:color w:val="12355B"/>
+          <w:sz w:val="19"/>
+          <w:szCs w:val="19"/>
+        </w:rPr>
+        <w:t xml:space="preserve">Listen for: </w:t>
+      </w:r>
+      <w:r>
+        <w:rPr>
+          <w:i/>
+          <w:iCs/>
+          <w:color w:val="5F6F80"/>
+          <w:sz w:val="19"/>
+          <w:szCs w:val="19"/>
+        </w:rPr>
+        <w:t xml:space="preserve">Students connect the folded net to the 3D space inside, and explain volume counts the unit cubes that fill it, computed as l × w × h.</w:t>
+      </w:r>
+    </w:p>
+    <w:p>
+      <w:pPr>
+        <w:spacing w:after="60"/>
+      </w:pPr>
+      <w:r>
+        <w:rPr>
+          <w:b/>
+          <w:bCs/>
+          <w:color w:val="9A6B12"/>
+          <w:sz w:val="20"/>
+          <w:szCs w:val="20"/>
+        </w:rPr>
+        <w:t xml:space="preserve">Level 2: </w:t>
+      </w:r>
+      <w:r>
+        <w:rPr>
+          <w:sz w:val="20"/>
+          <w:szCs w:val="20"/>
+        </w:rPr>
+        <w:t xml:space="preserve">Container C (8 × 3 × 4 = 96 in³) holds more than Container B (5 × 5 × 2 = 50 in³). Explain how the dimensions, not just one big edge, decide the volume.</w:t>
+      </w:r>
+    </w:p>
+    <w:p>
+      <w:pPr>
+        <w:spacing w:after="60"/>
+        <w:ind w:left="360"/>
+      </w:pPr>
+      <w:r>
+        <w:rPr>
+          <w:sz w:val="20"/>
+          <w:szCs w:val="20"/>
+        </w:rPr>
+        <w:t xml:space="preserve">• Container C holds more because all three dimensions multiply to ___.</w:t>
+      </w:r>
+    </w:p>
+    <w:p>
+      <w:pPr>
+        <w:spacing w:after="60"/>
+        <w:ind w:left="360"/>
+      </w:pPr>
+      <w:r>
+        <w:rPr>
+          <w:sz w:val="20"/>
+          <w:szCs w:val="20"/>
+        </w:rPr>
+        <w:t xml:space="preserve">• A single large edge does not guarantee a larger volume because ___.</w:t>
+      </w:r>
+    </w:p>
+    <w:p>
+      <w:pPr>
+        <w:spacing w:after="60"/>
+      </w:pPr>
+      <w:r>
+        <w:rPr>
+          <w:b/>
+          <w:bCs/>
+          <w:color w:val="12355B"/>
+          <w:sz w:val="21"/>
+          <w:szCs w:val="21"/>
+        </w:rPr>
+        <w:t xml:space="preserve">3. [Connect] </w:t>
+      </w:r>
+      <w:r>
+        <w:rPr>
+          <w:b/>
+          <w:bCs/>
+          <w:sz w:val="21"/>
+          <w:szCs w:val="21"/>
+        </w:rPr>
+        <w:t xml:space="preserve">At the Loading Dock, a large moving box is 24 × 18 × 18 in and a medium box is 18 × 14 × 12 in. Talk through how to find how many more cubic inches the large box holds.</w:t>
+      </w:r>
+    </w:p>
+    <w:p>
+      <w:pPr>
+        <w:spacing w:after="60"/>
+      </w:pPr>
+      <w:r>
+        <w:rPr>
+          <w:b/>
+          <w:bCs/>
+          <w:color w:val="1FA6A2"/>
+          <w:sz w:val="20"/>
+          <w:szCs w:val="20"/>
+        </w:rPr>
+        <w:t xml:space="preserve">Level 1 — Start here: </w:t>
+      </w:r>
+      <w:r>
+        <w:rPr>
+          <w:sz w:val="20"/>
+          <w:szCs w:val="20"/>
+        </w:rPr>
+        <w:t xml:space="preserve">Find each volume with V = l × w × h, then subtract the smaller from the larger.</w:t>
+      </w:r>
+    </w:p>
+    <w:p>
+      <w:pPr>
+        <w:spacing w:after="60"/>
+      </w:pPr>
+      <w:r>
+        <w:rPr>
+          <w:sz w:val="21"/>
+          <w:szCs w:val="21"/>
+        </w:rPr>
+        <w:t xml:space="preserve">The large box volume is ___ in³ because 24 × 18 × 18 = ___.</w:t>
+      </w:r>
+      <w:r>
+        <w:rPr>
+          <w:i/>
+          <w:iCs/>
+          <w:color w:val="5F6F80"/>
+          <w:sz w:val="19"/>
+          <w:szCs w:val="19"/>
+        </w:rPr>
+        <w:br/>
+        <w:t xml:space="preserve">
+El volumen de la caja grande es ___ in³ porque 24 × 18 × 18 = ___.</w:t>
+      </w:r>
+    </w:p>
+    <w:p>
+      <w:pPr>
+        <w:spacing w:after="60"/>
+      </w:pPr>
+      <w:r>
+        <w:rPr>
+          <w:sz w:val="21"/>
+          <w:szCs w:val="21"/>
+        </w:rPr>
+        <w:t xml:space="preserve">The large box holds ___ more cubic inches because ___ − ___ = ___.</w:t>
+      </w:r>
+      <w:r>
+        <w:rPr>
+          <w:i/>
+          <w:iCs/>
+          <w:color w:val="5F6F80"/>
+          <w:sz w:val="19"/>
+          <w:szCs w:val="19"/>
+        </w:rPr>
+        <w:br/>
+        <w:t xml:space="preserve">
+La caja grande contiene ___ pulgadas cúbicas más porque ___ − ___ = ___.</w:t>
+      </w:r>
+    </w:p>
+    <w:p>
+      <w:pPr>
+        <w:spacing w:after="60"/>
+      </w:pPr>
+      <w:r>
+        <w:rPr>
+          <w:b/>
+          <w:bCs/>
+          <w:color w:val="12355B"/>
+          <w:sz w:val="20"/>
+          <w:szCs w:val="20"/>
+        </w:rPr>
+        <w:t xml:space="preserve">Word bank: </w:t>
+      </w:r>
+      <w:r>
+        <w:rPr>
+          <w:color w:val="1FA6A2"/>
+          <w:sz w:val="20"/>
+          <w:szCs w:val="20"/>
+        </w:rPr>
+        <w:t xml:space="preserve">volume, cubic units, rectangular prism, length, width, height</w:t>
+      </w:r>
+    </w:p>
+    <w:p>
+      <w:pPr>
+        <w:spacing w:after="60"/>
+      </w:pPr>
+      <w:r>
+        <w:rPr>
+          <w:b/>
+          <w:bCs/>
+          <w:color w:val="12355B"/>
+          <w:sz w:val="19"/>
+          <w:szCs w:val="19"/>
+        </w:rPr>
+        <w:t xml:space="preserve">Listen for: </w:t>
+      </w:r>
+      <w:r>
+        <w:rPr>
+          <w:i/>
+          <w:iCs/>
+          <w:color w:val="5F6F80"/>
+          <w:sz w:val="19"/>
+          <w:szCs w:val="19"/>
+        </w:rPr>
+        <w:t xml:space="preserve">Students compute large = 7776 in³, medium = 3024 in³, then subtract to get 4752 in³ more, and reason that you must find each volume before comparing.</w:t>
+      </w:r>
+    </w:p>
+    <w:p>
+      <w:pPr>
+        <w:spacing w:after="60"/>
+      </w:pPr>
+      <w:r>
+        <w:rPr>
+          <w:b/>
+          <w:bCs/>
+          <w:color w:val="9A6B12"/>
+          <w:sz w:val="20"/>
+          <w:szCs w:val="20"/>
+        </w:rPr>
+        <w:t xml:space="preserve">Level 2: </w:t>
+      </w:r>
+      <w:r>
+        <w:rPr>
+          <w:sz w:val="20"/>
+          <w:szCs w:val="20"/>
+        </w:rPr>
+        <w:t xml:space="preserve">Why can't you decide which box holds more by comparing just one dimension (like length)? Use the two boxes to justify.</w:t>
+      </w:r>
+    </w:p>
+    <w:p>
+      <w:pPr>
+        <w:spacing w:after="60"/>
+        <w:ind w:left="360"/>
+      </w:pPr>
+      <w:r>
+        <w:rPr>
+          <w:sz w:val="20"/>
+          <w:szCs w:val="20"/>
+        </w:rPr>
+        <w:t xml:space="preserve">• Comparing only length is not enough because ___.</w:t>
+      </w:r>
+    </w:p>
+    <w:p>
+      <w:pPr>
+        <w:spacing w:after="60"/>
+        <w:ind w:left="360"/>
+      </w:pPr>
+      <w:r>
+        <w:rPr>
+          <w:sz w:val="20"/>
+          <w:szCs w:val="20"/>
+        </w:rPr>
+        <w:t xml:space="preserve">• Even though one box is longer in one edge, ___.</w:t>
+      </w:r>
+    </w:p>
+    <w:p>
+      <w:pPr>
+        <w:spacing w:after="60"/>
+      </w:pPr>
+      <w:r>
+        <w:rPr>
+          <w:b/>
+          <w:bCs/>
+          <w:color w:val="12355B"/>
+          <w:sz w:val="21"/>
+          <w:szCs w:val="21"/>
+        </w:rPr>
+        <w:t xml:space="preserve">4. [Reflect] </w:t>
+      </w:r>
+      <w:r>
+        <w:rPr>
+          <w:b/>
+          <w:bCs/>
+          <w:sz w:val="21"/>
+          <w:szCs w:val="21"/>
+        </w:rPr>
+        <w:t xml:space="preserve">As you seal the capsule, a teammate writes a box's volume as 220 in². How would you fix the units and explain why volume must use cubic units?</w:t>
+      </w:r>
+    </w:p>
+    <w:p>
+      <w:pPr>
+        <w:spacing w:after="60"/>
+      </w:pPr>
+      <w:r>
+        <w:rPr>
+          <w:b/>
+          <w:bCs/>
+          <w:color w:val="1FA6A2"/>
+          <w:sz w:val="20"/>
+          <w:szCs w:val="20"/>
+        </w:rPr>
+        <w:t xml:space="preserve">Level 1 — Start here: </w:t>
+      </w:r>
+      <w:r>
+        <w:rPr>
+          <w:sz w:val="20"/>
+          <w:szCs w:val="20"/>
+        </w:rPr>
+        <w:t xml:space="preserve">Volume measures three-dimensional space, so the units must be cubic (in³), not square (in²).</w:t>
+      </w:r>
+    </w:p>
+    <w:p>
+      <w:pPr>
+        <w:spacing w:after="60"/>
+      </w:pPr>
+      <w:r>
+        <w:rPr>
+          <w:sz w:val="21"/>
+          <w:szCs w:val="21"/>
+        </w:rPr>
+        <w:t xml:space="preserve">The units should be ___ instead of in² because volume measures ___.</w:t>
+      </w:r>
+      <w:r>
+        <w:rPr>
+          <w:i/>
+          <w:iCs/>
+          <w:color w:val="5F6F80"/>
+          <w:sz w:val="19"/>
+          <w:szCs w:val="19"/>
+        </w:rPr>
+        <w:br/>
+        <w:t xml:space="preserve">
+Las unidades deben ser ___ en lugar de in² porque el volumen mide ___.</w:t>
+      </w:r>
+    </w:p>
+    <w:p>
+      <w:pPr>
+        <w:spacing w:after="60"/>
+      </w:pPr>
+      <w:r>
+        <w:rPr>
+          <w:sz w:val="21"/>
+          <w:szCs w:val="21"/>
+        </w:rPr>
+        <w:t xml:space="preserve">Square units (in²) are used for ___, but cubic units (in³) are used for ___.</w:t>
+      </w:r>
+      <w:r>
+        <w:rPr>
+          <w:i/>
+          <w:iCs/>
+          <w:color w:val="5F6F80"/>
+          <w:sz w:val="19"/>
+          <w:szCs w:val="19"/>
+        </w:rPr>
+        <w:br/>
+        <w:t xml:space="preserve">
+Las unidades cuadradas (in²) se usan para ___, pero las unidades cúbicas (in³) se usan para ___.</w:t>
+      </w:r>
+    </w:p>
+    <w:p>
+      <w:pPr>
+        <w:spacing w:after="60"/>
+      </w:pPr>
+      <w:r>
+        <w:rPr>
+          <w:b/>
+          <w:bCs/>
+          <w:color w:val="12355B"/>
+          <w:sz w:val="20"/>
+          <w:szCs w:val="20"/>
+        </w:rPr>
+        <w:t xml:space="preserve">Word bank: </w:t>
+      </w:r>
+      <w:r>
+        <w:rPr>
+          <w:color w:val="1FA6A2"/>
+          <w:sz w:val="20"/>
+          <w:szCs w:val="20"/>
+        </w:rPr>
+        <w:t xml:space="preserve">volume, cubic units, rectangular prism, edge, net</w:t>
+      </w:r>
+    </w:p>
+    <w:p>
+      <w:pPr>
+        <w:spacing w:after="60"/>
+      </w:pPr>
+      <w:r>
+        <w:rPr>
+          <w:b/>
+          <w:bCs/>
+          <w:color w:val="12355B"/>
+          <w:sz w:val="19"/>
+          <w:szCs w:val="19"/>
+        </w:rPr>
+        <w:t xml:space="preserve">Listen for: </w:t>
+      </w:r>
+      <w:r>
+        <w:rPr>
+          <w:i/>
+          <w:iCs/>
+          <w:color w:val="5F6F80"/>
+          <w:sz w:val="19"/>
+          <w:szCs w:val="19"/>
+        </w:rPr>
+        <w:t xml:space="preserve">Students change in² to in³ and explain that volume fills 3D space (three edges multiplied), while square units describe the flat area of one face.</w:t>
+      </w:r>
+    </w:p>
+    <w:p>
+      <w:pPr>
+        <w:spacing w:after="60"/>
+      </w:pPr>
+      <w:r>
+        <w:rPr>
+          <w:b/>
+          <w:bCs/>
+          <w:color w:val="9A6B12"/>
+          <w:sz w:val="20"/>
+          <w:szCs w:val="20"/>
+        </w:rPr>
+        <w:t xml:space="preserve">Level 2: </w:t>
+      </w:r>
+      <w:r>
+        <w:rPr>
+          <w:sz w:val="20"/>
+          <w:szCs w:val="20"/>
+        </w:rPr>
+        <w:t xml:space="preserve">Why does multiplying inches × inches × inches produce cubic inches? Generalize the rule for any volume unit.</w:t>
+      </w:r>
+    </w:p>
+    <w:p>
+      <w:pPr>
+        <w:spacing w:after="60"/>
+        <w:ind w:left="360"/>
+      </w:pPr>
+      <w:r>
+        <w:rPr>
+          <w:sz w:val="20"/>
+          <w:szCs w:val="20"/>
+        </w:rPr>
+        <w:t xml:space="preserve">• Multiplying three lengths gives cubic units because ___.</w:t>
+      </w:r>
+    </w:p>
+    <w:p>
+      <w:pPr>
+        <w:spacing w:after="60"/>
+        <w:ind w:left="360"/>
+      </w:pPr>
+      <w:r>
+        <w:rPr>
+          <w:sz w:val="20"/>
+          <w:szCs w:val="20"/>
+        </w:rPr>
+        <w:t xml:space="preserve">• In general, the unit for volume is always ___ because ___.</w:t>
+      </w:r>
+    </w:p>
+    <w:p>
+      <w:pPr>
+        <w:pStyle w:val="Heading2"/>
+        <w:pBdr>
+          <w:left w:val="single" w:color="1FA6A2" w:sz="18" w:space="8"/>
+        </w:pBdr>
+        <w:spacing w:after="100" w:before="200"/>
+      </w:pPr>
+      <w:r>
+        <w:rPr>
+          <w:b/>
+          <w:bCs/>
           <w:color w:val="9A6B12"/>
           <w:sz w:val="26"/>
           <w:szCs w:val="26"/>
@@ -987,7 +1781,7 @@
           <w:sz w:val="21"/>
           <w:szCs w:val="21"/>
         </w:rPr>
-        <w:t xml:space="preserve">I know ___ because ___.</w:t>
+        <w:t xml:space="preserve">I need three measurements because volume fills space in ___ directions.</w:t>
       </w:r>
       <w:r>
         <w:rPr>
@@ -999,19 +1793,19 @@
         </w:rPr>
         <w:br/>
         <w:t xml:space="preserve">
-Sé que ___ porque ___.</w:t>
-      </w:r>
-    </w:p>
-    <w:p>
-      <w:pPr>
-        <w:spacing w:after="60"/>
-      </w:pPr>
-      <w:r>
-        <w:rPr>
-          <w:sz w:val="21"/>
-          <w:szCs w:val="21"/>
-        </w:rPr>
-        <w:t xml:space="preserve">First I ___, then I ___.</w:t>
+Necesito tres medidas porque el volumen llena el espacio en ___ direcciones.</w:t>
+      </w:r>
+    </w:p>
+    <w:p>
+      <w:pPr>
+        <w:spacing w:after="60"/>
+      </w:pPr>
+      <w:r>
+        <w:rPr>
+          <w:sz w:val="21"/>
+          <w:szCs w:val="21"/>
+        </w:rPr>
+        <w:t xml:space="preserve">Length and width alone only give one ___, not the whole volume.</w:t>
       </w:r>
       <w:r>
         <w:rPr>
@@ -1023,19 +1817,19 @@
         </w:rPr>
         <w:br/>
         <w:t xml:space="preserve">
-Primero ___, luego ___.</w:t>
-      </w:r>
-    </w:p>
-    <w:p>
-      <w:pPr>
-        <w:spacing w:after="60"/>
-      </w:pPr>
-      <w:r>
-        <w:rPr>
-          <w:sz w:val="21"/>
-          <w:szCs w:val="21"/>
-        </w:rPr>
-        <w:t xml:space="preserve">This is important because ___.</w:t>
+El largo y el ancho solos solo dan una ___, no todo el volumen.</w:t>
+      </w:r>
+    </w:p>
+    <w:p>
+      <w:pPr>
+        <w:spacing w:after="60"/>
+      </w:pPr>
+      <w:r>
+        <w:rPr>
+          <w:sz w:val="21"/>
+          <w:szCs w:val="21"/>
+        </w:rPr>
+        <w:t xml:space="preserve">When the net folds up, the ___ faces enclose a ___ that I can fill with unit cubes.</w:t>
       </w:r>
       <w:r>
         <w:rPr>
@@ -1047,7 +1841,7 @@
         </w:rPr>
         <w:br/>
         <w:t xml:space="preserve">
-Esto es importante porque ___.</w:t>
+Cuando la red se dobla, las ___ caras encierran un ___ que puedo llenar con cubos unitarios.</w:t>
       </w:r>
     </w:p>
     <w:p>

--- a/lessons/10-1-flagship/downloads/10-1-flagship-notes.docx
+++ b/lessons/10-1-flagship/downloads/10-1-flagship-notes.docx
@@ -489,6 +489,43 @@
       </w:pPr>
       <w:r>
         <w:rPr>
+          <w:b/>
+          <w:bCs/>
+          <w:color w:val="1FA6A2"/>
+          <w:sz w:val="20"/>
+          <w:szCs w:val="20"/>
+        </w:rPr>
+        <w:t xml:space="preserve">Hint (optional): </w:t>
+      </w:r>
+      <w:r>
+        <w:rPr>
+          <w:sz w:val="20"/>
+          <w:szCs w:val="20"/>
+        </w:rPr>
+        <w:t xml:space="preserve">Try starting with the word "volume" or "length". Re-read the question and underline what it is asking you to compare or find. Use one number or word from the problem as your evidence.</w:t>
+      </w:r>
+    </w:p>
+    <w:p>
+      <w:pPr>
+        <w:spacing w:after="60"/>
+      </w:pPr>
+      <w:r>
+        <w:rPr>
+          <w:b/>
+          <w:bCs/>
+          <w:color w:val="12355B"/>
+          <w:sz w:val="19"/>
+          <w:szCs w:val="19"/>
+        </w:rPr>
+        <w:t xml:space="preserve">Sentence starters (optional)</w:t>
+      </w:r>
+    </w:p>
+    <w:p>
+      <w:pPr>
+        <w:spacing w:after="60"/>
+      </w:pPr>
+      <w:r>
+        <w:rPr>
           <w:sz w:val="21"/>
           <w:szCs w:val="21"/>
         </w:rPr>
@@ -679,6 +716,43 @@
       </w:pPr>
       <w:r>
         <w:rPr>
+          <w:b/>
+          <w:bCs/>
+          <w:color w:val="1FA6A2"/>
+          <w:sz w:val="20"/>
+          <w:szCs w:val="20"/>
+        </w:rPr>
+        <w:t xml:space="preserve">Hint (optional): </w:t>
+      </w:r>
+      <w:r>
+        <w:rPr>
+          <w:sz w:val="20"/>
+          <w:szCs w:val="20"/>
+        </w:rPr>
+        <w:t xml:space="preserve">Try starting with the word "volume" or "cubic units". Re-read the question and underline what it is asking you to compare or find. Use one number or word from the problem as your evidence.</w:t>
+      </w:r>
+    </w:p>
+    <w:p>
+      <w:pPr>
+        <w:spacing w:after="60"/>
+      </w:pPr>
+      <w:r>
+        <w:rPr>
+          <w:b/>
+          <w:bCs/>
+          <w:color w:val="12355B"/>
+          <w:sz w:val="19"/>
+          <w:szCs w:val="19"/>
+        </w:rPr>
+        <w:t xml:space="preserve">Sentence starters (optional)</w:t>
+      </w:r>
+    </w:p>
+    <w:p>
+      <w:pPr>
+        <w:spacing w:after="60"/>
+      </w:pPr>
+      <w:r>
+        <w:rPr>
           <w:sz w:val="21"/>
           <w:szCs w:val="21"/>
         </w:rPr>
@@ -869,6 +943,43 @@
       </w:pPr>
       <w:r>
         <w:rPr>
+          <w:b/>
+          <w:bCs/>
+          <w:color w:val="1FA6A2"/>
+          <w:sz w:val="20"/>
+          <w:szCs w:val="20"/>
+        </w:rPr>
+        <w:t xml:space="preserve">Hint (optional): </w:t>
+      </w:r>
+      <w:r>
+        <w:rPr>
+          <w:sz w:val="20"/>
+          <w:szCs w:val="20"/>
+        </w:rPr>
+        <w:t xml:space="preserve">Try starting with the word "volume" or "cubic units". Re-read the question and underline what it is asking you to compare or find. Use one number or word from the problem as your evidence.</w:t>
+      </w:r>
+    </w:p>
+    <w:p>
+      <w:pPr>
+        <w:spacing w:after="60"/>
+      </w:pPr>
+      <w:r>
+        <w:rPr>
+          <w:b/>
+          <w:bCs/>
+          <w:color w:val="12355B"/>
+          <w:sz w:val="19"/>
+          <w:szCs w:val="19"/>
+        </w:rPr>
+        <w:t xml:space="preserve">Sentence starters (optional)</w:t>
+      </w:r>
+    </w:p>
+    <w:p>
+      <w:pPr>
+        <w:spacing w:after="60"/>
+      </w:pPr>
+      <w:r>
+        <w:rPr>
           <w:sz w:val="21"/>
           <w:szCs w:val="21"/>
         </w:rPr>
@@ -1051,6 +1162,43 @@
           <w:szCs w:val="20"/>
         </w:rPr>
         <w:t xml:space="preserve">Volume measures three-dimensional space, so the units must be cubic (in³), not square (in²).</w:t>
+      </w:r>
+    </w:p>
+    <w:p>
+      <w:pPr>
+        <w:spacing w:after="60"/>
+      </w:pPr>
+      <w:r>
+        <w:rPr>
+          <w:b/>
+          <w:bCs/>
+          <w:color w:val="1FA6A2"/>
+          <w:sz w:val="20"/>
+          <w:szCs w:val="20"/>
+        </w:rPr>
+        <w:t xml:space="preserve">Hint (optional): </w:t>
+      </w:r>
+      <w:r>
+        <w:rPr>
+          <w:sz w:val="20"/>
+          <w:szCs w:val="20"/>
+        </w:rPr>
+        <w:t xml:space="preserve">Try starting with the word "volume" or "cubic units". Re-read the question and underline what it is asking you to compare or find. Use one number or word from the problem as your evidence.</w:t>
+      </w:r>
+    </w:p>
+    <w:p>
+      <w:pPr>
+        <w:spacing w:after="60"/>
+      </w:pPr>
+      <w:r>
+        <w:rPr>
+          <w:b/>
+          <w:bCs/>
+          <w:color w:val="12355B"/>
+          <w:sz w:val="19"/>
+          <w:szCs w:val="19"/>
+        </w:rPr>
+        <w:t xml:space="preserve">Sentence starters (optional)</w:t>
       </w:r>
     </w:p>
     <w:p>

--- a/lessons/10-1-flagship/downloads/10-1-flagship-notes.docx
+++ b/lessons/10-1-flagship/downloads/10-1-flagship-notes.docx
@@ -97,6 +97,69 @@
       </w:pPr>
       <w:r>
         <w:rPr>
+          <w:i/>
+          <w:iCs/>
+          <w:color w:val="5F6F80"/>
+          <w:sz w:val="19"/>
+          <w:szCs w:val="19"/>
+        </w:rPr>
+        <w:t xml:space="preserve">Picture first, then the word, then a plain-language meaning.</w:t>
+      </w:r>
+    </w:p>
+    <w:p>
+      <w:pPr>
+        <w:keepNext/>
+        <w:spacing w:after="20" w:before="120"/>
+        <w:jc w:val="center"/>
+      </w:pPr>
+      <w:r>
+        <w:drawing>
+          <wp:inline distT="0" distB="0" distL="0" distR="0">
+            <wp:extent cx="1238250" cy="933450"/>
+            <wp:effectExtent t="0" r="0" b="0" l="0"/>
+            <wp:docPr id="1" name="" descr="" title=""/>
+            <wp:cNvGraphicFramePr>
+              <a:graphicFrameLocks xmlns:a="http://schemas.openxmlformats.org/drawingml/2006/main" noChangeAspect="1"/>
+            </wp:cNvGraphicFramePr>
+            <a:graphic xmlns:a="http://schemas.openxmlformats.org/drawingml/2006/main">
+              <a:graphicData uri="http://schemas.openxmlformats.org/drawingml/2006/picture">
+                <pic:pic xmlns:pic="http://schemas.openxmlformats.org/drawingml/2006/picture">
+                  <pic:nvPicPr>
+                    <pic:cNvPr id="0" name="" descr=""/>
+                    <pic:cNvPicPr>
+                      <a:picLocks noChangeAspect="1" noChangeArrowheads="1"/>
+                    </pic:cNvPicPr>
+                  </pic:nvPicPr>
+                  <pic:blipFill>
+                    <a:blip r:embed="rId9" cstate="none"/>
+                    <a:srcRect/>
+                    <a:stretch>
+                      <a:fillRect/>
+                    </a:stretch>
+                  </pic:blipFill>
+                  <pic:spPr bwMode="auto">
+                    <a:xfrm>
+                      <a:off x="0" y="0"/>
+                      <a:ext cx="1238250" cy="933450"/>
+                    </a:xfrm>
+                    <a:prstGeom prst="rect">
+                      <a:avLst/>
+                    </a:prstGeom>
+                  </pic:spPr>
+                </pic:pic>
+              </a:graphicData>
+            </a:graphic>
+          </wp:inline>
+        </w:drawing>
+      </w:r>
+    </w:p>
+    <w:p>
+      <w:pPr>
+        <w:keepNext/>
+        <w:spacing w:after="20"/>
+      </w:pPr>
+      <w:r>
+        <w:rPr>
           <w:b/>
           <w:bCs/>
           <w:color w:val="12355B"/>
@@ -118,7 +181,7 @@
     </w:p>
     <w:p>
       <w:pPr>
-        <w:spacing w:after="60"/>
+        <w:spacing w:after="160"/>
       </w:pPr>
       <w:r>
         <w:rPr>
@@ -130,22 +193,55 @@
     </w:p>
     <w:p>
       <w:pPr>
-        <w:spacing w:after="60"/>
-      </w:pPr>
-      <w:r>
-        <w:rPr>
-          <w:i/>
-          <w:iCs/>
-          <w:color w:val="5F6F80"/>
-          <w:sz w:val="19"/>
-          <w:szCs w:val="19"/>
-        </w:rPr>
-        <w:t xml:space="preserve">A box 3 × 2 × 4 holds 24 unit cubes, so V = 24 cubic units</w:t>
-      </w:r>
-    </w:p>
-    <w:p>
-      <w:pPr>
-        <w:spacing w:after="60"/>
+        <w:keepNext/>
+        <w:spacing w:after="20" w:before="120"/>
+        <w:jc w:val="center"/>
+      </w:pPr>
+      <w:r>
+        <w:drawing>
+          <wp:inline distT="0" distB="0" distL="0" distR="0">
+            <wp:extent cx="1238250" cy="933450"/>
+            <wp:effectExtent t="0" r="0" b="0" l="0"/>
+            <wp:docPr id="1" name="" descr="" title=""/>
+            <wp:cNvGraphicFramePr>
+              <a:graphicFrameLocks xmlns:a="http://schemas.openxmlformats.org/drawingml/2006/main" noChangeAspect="1"/>
+            </wp:cNvGraphicFramePr>
+            <a:graphic xmlns:a="http://schemas.openxmlformats.org/drawingml/2006/main">
+              <a:graphicData uri="http://schemas.openxmlformats.org/drawingml/2006/picture">
+                <pic:pic xmlns:pic="http://schemas.openxmlformats.org/drawingml/2006/picture">
+                  <pic:nvPicPr>
+                    <pic:cNvPr id="0" name="" descr=""/>
+                    <pic:cNvPicPr>
+                      <a:picLocks noChangeAspect="1" noChangeArrowheads="1"/>
+                    </pic:cNvPicPr>
+                  </pic:nvPicPr>
+                  <pic:blipFill>
+                    <a:blip r:embed="rId10" cstate="none"/>
+                    <a:srcRect/>
+                    <a:stretch>
+                      <a:fillRect/>
+                    </a:stretch>
+                  </pic:blipFill>
+                  <pic:spPr bwMode="auto">
+                    <a:xfrm>
+                      <a:off x="0" y="0"/>
+                      <a:ext cx="1238250" cy="933450"/>
+                    </a:xfrm>
+                    <a:prstGeom prst="rect">
+                      <a:avLst/>
+                    </a:prstGeom>
+                  </pic:spPr>
+                </pic:pic>
+              </a:graphicData>
+            </a:graphic>
+          </wp:inline>
+        </w:drawing>
+      </w:r>
+    </w:p>
+    <w:p>
+      <w:pPr>
+        <w:keepNext/>
+        <w:spacing w:after="20"/>
       </w:pPr>
       <w:r>
         <w:rPr>
@@ -170,7 +266,7 @@
     </w:p>
     <w:p>
       <w:pPr>
-        <w:spacing w:after="60"/>
+        <w:spacing w:after="160"/>
       </w:pPr>
       <w:r>
         <w:rPr>
@@ -182,22 +278,55 @@
     </w:p>
     <w:p>
       <w:pPr>
-        <w:spacing w:after="60"/>
-      </w:pPr>
-      <w:r>
-        <w:rPr>
-          <w:i/>
-          <w:iCs/>
-          <w:color w:val="5F6F80"/>
-          <w:sz w:val="19"/>
-          <w:szCs w:val="19"/>
-        </w:rPr>
-        <w:t xml:space="preserve">A cereal box or shoe box — it has length, width, and height</w:t>
-      </w:r>
-    </w:p>
-    <w:p>
-      <w:pPr>
-        <w:spacing w:after="60"/>
+        <w:keepNext/>
+        <w:spacing w:after="20" w:before="120"/>
+        <w:jc w:val="center"/>
+      </w:pPr>
+      <w:r>
+        <w:drawing>
+          <wp:inline distT="0" distB="0" distL="0" distR="0">
+            <wp:extent cx="1238250" cy="933450"/>
+            <wp:effectExtent t="0" r="0" b="0" l="0"/>
+            <wp:docPr id="1" name="" descr="" title=""/>
+            <wp:cNvGraphicFramePr>
+              <a:graphicFrameLocks xmlns:a="http://schemas.openxmlformats.org/drawingml/2006/main" noChangeAspect="1"/>
+            </wp:cNvGraphicFramePr>
+            <a:graphic xmlns:a="http://schemas.openxmlformats.org/drawingml/2006/main">
+              <a:graphicData uri="http://schemas.openxmlformats.org/drawingml/2006/picture">
+                <pic:pic xmlns:pic="http://schemas.openxmlformats.org/drawingml/2006/picture">
+                  <pic:nvPicPr>
+                    <pic:cNvPr id="0" name="" descr=""/>
+                    <pic:cNvPicPr>
+                      <a:picLocks noChangeAspect="1" noChangeArrowheads="1"/>
+                    </pic:cNvPicPr>
+                  </pic:nvPicPr>
+                  <pic:blipFill>
+                    <a:blip r:embed="rId9" cstate="none"/>
+                    <a:srcRect/>
+                    <a:stretch>
+                      <a:fillRect/>
+                    </a:stretch>
+                  </pic:blipFill>
+                  <pic:spPr bwMode="auto">
+                    <a:xfrm>
+                      <a:off x="0" y="0"/>
+                      <a:ext cx="1238250" cy="933450"/>
+                    </a:xfrm>
+                    <a:prstGeom prst="rect">
+                      <a:avLst/>
+                    </a:prstGeom>
+                  </pic:spPr>
+                </pic:pic>
+              </a:graphicData>
+            </a:graphic>
+          </wp:inline>
+        </w:drawing>
+      </w:r>
+    </w:p>
+    <w:p>
+      <w:pPr>
+        <w:keepNext/>
+        <w:spacing w:after="20"/>
       </w:pPr>
       <w:r>
         <w:rPr>
@@ -222,7 +351,7 @@
     </w:p>
     <w:p>
       <w:pPr>
-        <w:spacing w:after="60"/>
+        <w:spacing w:after="160"/>
       </w:pPr>
       <w:r>
         <w:rPr>
@@ -234,22 +363,55 @@
     </w:p>
     <w:p>
       <w:pPr>
-        <w:spacing w:after="60"/>
-      </w:pPr>
-      <w:r>
-        <w:rPr>
-          <w:i/>
-          <w:iCs/>
-          <w:color w:val="5F6F80"/>
-          <w:sz w:val="19"/>
-          <w:szCs w:val="19"/>
-        </w:rPr>
-        <w:t xml:space="preserve">A tiny cube that is 1 in × 1 in × 1 in = 1 in³ (one cubic inch)</w:t>
-      </w:r>
-    </w:p>
-    <w:p>
-      <w:pPr>
-        <w:spacing w:after="60"/>
+        <w:keepNext/>
+        <w:spacing w:after="20" w:before="120"/>
+        <w:jc w:val="center"/>
+      </w:pPr>
+      <w:r>
+        <w:drawing>
+          <wp:inline distT="0" distB="0" distL="0" distR="0">
+            <wp:extent cx="1238250" cy="933450"/>
+            <wp:effectExtent t="0" r="0" b="0" l="0"/>
+            <wp:docPr id="1" name="" descr="" title=""/>
+            <wp:cNvGraphicFramePr>
+              <a:graphicFrameLocks xmlns:a="http://schemas.openxmlformats.org/drawingml/2006/main" noChangeAspect="1"/>
+            </wp:cNvGraphicFramePr>
+            <a:graphic xmlns:a="http://schemas.openxmlformats.org/drawingml/2006/main">
+              <a:graphicData uri="http://schemas.openxmlformats.org/drawingml/2006/picture">
+                <pic:pic xmlns:pic="http://schemas.openxmlformats.org/drawingml/2006/picture">
+                  <pic:nvPicPr>
+                    <pic:cNvPr id="0" name="" descr=""/>
+                    <pic:cNvPicPr>
+                      <a:picLocks noChangeAspect="1" noChangeArrowheads="1"/>
+                    </pic:cNvPicPr>
+                  </pic:nvPicPr>
+                  <pic:blipFill>
+                    <a:blip r:embed="rId11" cstate="none"/>
+                    <a:srcRect/>
+                    <a:stretch>
+                      <a:fillRect/>
+                    </a:stretch>
+                  </pic:blipFill>
+                  <pic:spPr bwMode="auto">
+                    <a:xfrm>
+                      <a:off x="0" y="0"/>
+                      <a:ext cx="1238250" cy="933450"/>
+                    </a:xfrm>
+                    <a:prstGeom prst="rect">
+                      <a:avLst/>
+                    </a:prstGeom>
+                  </pic:spPr>
+                </pic:pic>
+              </a:graphicData>
+            </a:graphic>
+          </wp:inline>
+        </w:drawing>
+      </w:r>
+    </w:p>
+    <w:p>
+      <w:pPr>
+        <w:keepNext/>
+        <w:spacing w:after="20"/>
       </w:pPr>
       <w:r>
         <w:rPr>
@@ -274,7 +436,7 @@
     </w:p>
     <w:p>
       <w:pPr>
-        <w:spacing w:after="60"/>
+        <w:spacing w:after="160"/>
       </w:pPr>
       <w:r>
         <w:rPr>
@@ -286,22 +448,55 @@
     </w:p>
     <w:p>
       <w:pPr>
-        <w:spacing w:after="60"/>
-      </w:pPr>
-      <w:r>
-        <w:rPr>
-          <w:i/>
-          <w:iCs/>
-          <w:color w:val="5F6F80"/>
-          <w:sz w:val="19"/>
-          <w:szCs w:val="19"/>
-        </w:rPr>
-        <w:t xml:space="preserve">V = l × w × h: for a box 5 × 3 × 2, volume = 30 cubic units</w:t>
-      </w:r>
-    </w:p>
-    <w:p>
-      <w:pPr>
-        <w:spacing w:after="60"/>
+        <w:keepNext/>
+        <w:spacing w:after="20" w:before="120"/>
+        <w:jc w:val="center"/>
+      </w:pPr>
+      <w:r>
+        <w:drawing>
+          <wp:inline distT="0" distB="0" distL="0" distR="0">
+            <wp:extent cx="1238250" cy="933450"/>
+            <wp:effectExtent t="0" r="0" b="0" l="0"/>
+            <wp:docPr id="1" name="" descr="" title=""/>
+            <wp:cNvGraphicFramePr>
+              <a:graphicFrameLocks xmlns:a="http://schemas.openxmlformats.org/drawingml/2006/main" noChangeAspect="1"/>
+            </wp:cNvGraphicFramePr>
+            <a:graphic xmlns:a="http://schemas.openxmlformats.org/drawingml/2006/main">
+              <a:graphicData uri="http://schemas.openxmlformats.org/drawingml/2006/picture">
+                <pic:pic xmlns:pic="http://schemas.openxmlformats.org/drawingml/2006/picture">
+                  <pic:nvPicPr>
+                    <pic:cNvPr id="0" name="" descr=""/>
+                    <pic:cNvPicPr>
+                      <a:picLocks noChangeAspect="1" noChangeArrowheads="1"/>
+                    </pic:cNvPicPr>
+                  </pic:nvPicPr>
+                  <pic:blipFill>
+                    <a:blip r:embed="rId12" cstate="none"/>
+                    <a:srcRect/>
+                    <a:stretch>
+                      <a:fillRect/>
+                    </a:stretch>
+                  </pic:blipFill>
+                  <pic:spPr bwMode="auto">
+                    <a:xfrm>
+                      <a:off x="0" y="0"/>
+                      <a:ext cx="1238250" cy="933450"/>
+                    </a:xfrm>
+                    <a:prstGeom prst="rect">
+                      <a:avLst/>
+                    </a:prstGeom>
+                  </pic:spPr>
+                </pic:pic>
+              </a:graphicData>
+            </a:graphic>
+          </wp:inline>
+        </w:drawing>
+      </w:r>
+    </w:p>
+    <w:p>
+      <w:pPr>
+        <w:keepNext/>
+        <w:spacing w:after="20"/>
       </w:pPr>
       <w:r>
         <w:rPr>
@@ -326,7 +521,7 @@
     </w:p>
     <w:p>
       <w:pPr>
-        <w:spacing w:after="60"/>
+        <w:spacing w:after="160"/>
       </w:pPr>
       <w:r>
         <w:rPr>
@@ -338,22 +533,55 @@
     </w:p>
     <w:p>
       <w:pPr>
-        <w:spacing w:after="60"/>
-      </w:pPr>
-      <w:r>
-        <w:rPr>
-          <w:i/>
-          <w:iCs/>
-          <w:color w:val="5F6F80"/>
-          <w:sz w:val="19"/>
-          <w:szCs w:val="19"/>
-        </w:rPr>
-        <w:t xml:space="preserve">A cross-shaped pattern of 6 rectangles folds into a rectangular box</w:t>
-      </w:r>
-    </w:p>
-    <w:p>
-      <w:pPr>
-        <w:spacing w:after="60"/>
+        <w:keepNext/>
+        <w:spacing w:after="20" w:before="120"/>
+        <w:jc w:val="center"/>
+      </w:pPr>
+      <w:r>
+        <w:drawing>
+          <wp:inline distT="0" distB="0" distL="0" distR="0">
+            <wp:extent cx="1238250" cy="933450"/>
+            <wp:effectExtent t="0" r="0" b="0" l="0"/>
+            <wp:docPr id="1" name="" descr="" title=""/>
+            <wp:cNvGraphicFramePr>
+              <a:graphicFrameLocks xmlns:a="http://schemas.openxmlformats.org/drawingml/2006/main" noChangeAspect="1"/>
+            </wp:cNvGraphicFramePr>
+            <a:graphic xmlns:a="http://schemas.openxmlformats.org/drawingml/2006/main">
+              <a:graphicData uri="http://schemas.openxmlformats.org/drawingml/2006/picture">
+                <pic:pic xmlns:pic="http://schemas.openxmlformats.org/drawingml/2006/picture">
+                  <pic:nvPicPr>
+                    <pic:cNvPr id="0" name="" descr=""/>
+                    <pic:cNvPicPr>
+                      <a:picLocks noChangeAspect="1" noChangeArrowheads="1"/>
+                    </pic:cNvPicPr>
+                  </pic:nvPicPr>
+                  <pic:blipFill>
+                    <a:blip r:embed="rId10" cstate="none"/>
+                    <a:srcRect/>
+                    <a:stretch>
+                      <a:fillRect/>
+                    </a:stretch>
+                  </pic:blipFill>
+                  <pic:spPr bwMode="auto">
+                    <a:xfrm>
+                      <a:off x="0" y="0"/>
+                      <a:ext cx="1238250" cy="933450"/>
+                    </a:xfrm>
+                    <a:prstGeom prst="rect">
+                      <a:avLst/>
+                    </a:prstGeom>
+                  </pic:spPr>
+                </pic:pic>
+              </a:graphicData>
+            </a:graphic>
+          </wp:inline>
+        </w:drawing>
+      </w:r>
+    </w:p>
+    <w:p>
+      <w:pPr>
+        <w:keepNext/>
+        <w:spacing w:after="20"/>
       </w:pPr>
       <w:r>
         <w:rPr>
@@ -378,7 +606,7 @@
     </w:p>
     <w:p>
       <w:pPr>
-        <w:spacing w:after="60"/>
+        <w:spacing w:after="160"/>
       </w:pPr>
       <w:r>
         <w:rPr>
@@ -386,21 +614,6 @@
           <w:szCs w:val="21"/>
         </w:rPr>
         <w:t xml:space="preserve">The line where two flat sides of a solid meet.</w:t>
-      </w:r>
-    </w:p>
-    <w:p>
-      <w:pPr>
-        <w:spacing w:after="60"/>
-      </w:pPr>
-      <w:r>
-        <w:rPr>
-          <w:i/>
-          <w:iCs/>
-          <w:color w:val="5F6F80"/>
-          <w:sz w:val="19"/>
-          <w:szCs w:val="19"/>
-        </w:rPr>
-        <w:t xml:space="preserve">A cube has 12 edges — 4 along the top, 4 along the bottom, 4 vertical</w:t>
       </w:r>
     </w:p>
     <w:p>

--- a/lessons/10-1-flagship/downloads/10-1-flagship-notes.docx
+++ b/lessons/10-1-flagship/downloads/10-1-flagship-notes.docx
@@ -1377,7 +1377,7 @@
           <w:sz w:val="24"/>
           <w:szCs w:val="24"/>
         </w:rPr>
-        <w:t xml:space="preserve">Try the Model</w:t>
+        <w:t xml:space="preserve">Solved Example</w:t>
       </w:r>
       <w:r>
         <w:rPr>
@@ -1387,90 +1387,130 @@
           <w:sz w:val="19"/>
           <w:szCs w:val="19"/>
         </w:rPr>
-        <w:t xml:space="preserve">   step through it together</w:t>
-      </w:r>
-    </w:p>
-    <w:p>
-      <w:pPr>
-        <w:spacing w:after="80"/>
-      </w:pPr>
-      <w:r>
-        <w:rPr>
-          <w:sz w:val="21"/>
-          <w:szCs w:val="21"/>
-        </w:rPr>
-        <w:t xml:space="preserve">Calculate the volume of each time capsule container. Use V = l × w × h.</w:t>
-      </w:r>
-    </w:p>
-    <w:p>
-      <w:pPr>
+        <w:t xml:space="preserve">   I Do — watch each step</w:t>
+      </w:r>
+    </w:p>
+    <w:p>
+      <w:pPr>
+        <w:keepNext/>
         <w:spacing w:after="40"/>
       </w:pPr>
       <w:r>
-        <w:t xml:space="preserve"/>
-      </w:r>
-    </w:p>
-    <w:tbl>
-      <w:tblPr>
-        <w:tblW w:type="pct" w:w="100%"/>
-        <w:tblBorders>
-          <w:top w:val="single" w:color="C7D2DD" w:sz="6"/>
-          <w:left w:val="single" w:color="C7D2DD" w:sz="6"/>
-          <w:bottom w:val="single" w:color="C7D2DD" w:sz="6"/>
-          <w:right w:val="single" w:color="C7D2DD" w:sz="6"/>
-          <w:insideH w:val="single" w:color="auto" w:sz="4"/>
-          <w:insideV w:val="single" w:color="auto" w:sz="4"/>
-        </w:tblBorders>
-      </w:tblPr>
-      <w:tblGrid>
-        <w:gridCol w:w="100"/>
-      </w:tblGrid>
-      <w:tr>
-        <w:tc>
-          <w:tcPr>
-            <w:shd w:fill="E6F4F3" w:color="auto" w:val="clear"/>
-            <w:tcMar>
-              <w:top w:type="dxa" w:w="60"/>
-              <w:left w:type="dxa" w:w="120"/>
-              <w:bottom w:type="dxa" w:w="60"/>
-              <w:right w:type="dxa" w:w="120"/>
-            </w:tcMar>
-          </w:tcPr>
-          <w:p>
-            <w:pPr>
-              <w:spacing w:after="0" w:line="320"/>
-            </w:pPr>
-            <w:r>
-              <w:t xml:space="preserve"/>
-            </w:r>
-          </w:p>
-          <w:p>
-            <w:pPr>
-              <w:spacing w:after="0" w:line="320"/>
-            </w:pPr>
-            <w:r>
-              <w:t xml:space="preserve"/>
-            </w:r>
-          </w:p>
-          <w:p>
-            <w:pPr>
-              <w:spacing w:after="0" w:line="320"/>
-            </w:pPr>
-            <w:r>
-              <w:t xml:space="preserve"/>
-            </w:r>
-          </w:p>
-          <w:p>
-            <w:pPr>
-              <w:spacing w:after="0" w:line="320"/>
-            </w:pPr>
-            <w:r>
-              <w:t xml:space="preserve"/>
-            </w:r>
-          </w:p>
-        </w:tc>
-      </w:tr>
-    </w:tbl>
+        <w:rPr>
+          <w:b/>
+          <w:bCs/>
+          <w:color w:val="12355B"/>
+          <w:sz w:val="21"/>
+          <w:szCs w:val="21"/>
+        </w:rPr>
+        <w:t xml:space="preserve">Problem:  </w:t>
+      </w:r>
+      <w:r>
+        <w:rPr>
+          <w:sz w:val="21"/>
+          <w:szCs w:val="21"/>
+        </w:rPr>
+        <w:t xml:space="preserve">What is the volume of a rectangular prism with l = 7 in, w = 3 in, h = 4 in?</w:t>
+      </w:r>
+    </w:p>
+    <w:p>
+      <w:pPr>
+        <w:spacing w:after="30"/>
+        <w:ind w:left="420"/>
+      </w:pPr>
+      <w:r>
+        <w:rPr>
+          <w:sz w:val="20"/>
+          <w:szCs w:val="20"/>
+        </w:rPr>
+        <w:t xml:space="preserve">A)  84 in³</w:t>
+      </w:r>
+    </w:p>
+    <w:p>
+      <w:pPr>
+        <w:spacing w:after="30"/>
+        <w:ind w:left="420"/>
+      </w:pPr>
+      <w:r>
+        <w:rPr>
+          <w:sz w:val="20"/>
+          <w:szCs w:val="20"/>
+        </w:rPr>
+        <w:t xml:space="preserve">B)  14 in³</w:t>
+      </w:r>
+    </w:p>
+    <w:p>
+      <w:pPr>
+        <w:spacing w:after="30"/>
+        <w:ind w:left="420"/>
+      </w:pPr>
+      <w:r>
+        <w:rPr>
+          <w:sz w:val="20"/>
+          <w:szCs w:val="20"/>
+        </w:rPr>
+        <w:t xml:space="preserve">C)  84 in²</w:t>
+      </w:r>
+    </w:p>
+    <w:p>
+      <w:pPr>
+        <w:spacing w:after="30"/>
+        <w:ind w:left="420"/>
+      </w:pPr>
+      <w:r>
+        <w:rPr>
+          <w:sz w:val="20"/>
+          <w:szCs w:val="20"/>
+        </w:rPr>
+        <w:t xml:space="preserve">D)  42 in³</w:t>
+      </w:r>
+    </w:p>
+    <w:p>
+      <w:pPr>
+        <w:spacing w:after="20" w:before="50"/>
+      </w:pPr>
+      <w:r>
+        <w:rPr>
+          <w:b/>
+          <w:bCs/>
+          <w:color w:val="1FA6A2"/>
+          <w:sz w:val="21"/>
+          <w:szCs w:val="21"/>
+        </w:rPr>
+        <w:t xml:space="preserve">Step 1:  </w:t>
+      </w:r>
+      <w:r>
+        <w:rPr>
+          <w:sz w:val="21"/>
+          <w:szCs w:val="21"/>
+        </w:rPr>
+        <w:t xml:space="preserve">V = l × w × h = 7 × 3 × 4 = 84 cubic inches.</w:t>
+      </w:r>
+    </w:p>
+    <w:p>
+      <w:pPr>
+        <w:spacing w:after="40" w:before="60"/>
+      </w:pPr>
+      <w:r>
+        <w:rPr>
+          <w:b/>
+          <w:bCs/>
+          <w:color w:val="12355B"/>
+          <w:sz w:val="21"/>
+          <w:szCs w:val="21"/>
+        </w:rPr>
+        <w:t xml:space="preserve">Answer:  </w:t>
+      </w:r>
+      <w:r>
+        <w:rPr>
+          <w:b/>
+          <w:bCs/>
+          <w:sz w:val="21"/>
+          <w:szCs w:val="21"/>
+        </w:rPr>
+        <w:t xml:space="preserve">A. 84 in³</w:t>
+      </w:r>
+    </w:p>
     <w:p>
       <w:pPr>
         <w:pStyle w:val="Heading1"/>
@@ -1515,6 +1555,170 @@
           <w:szCs w:val="19"/>
         </w:rPr>
         <w:t xml:space="preserve">   We Do — work with your class</w:t>
+      </w:r>
+    </w:p>
+    <w:p>
+      <w:pPr>
+        <w:keepNext/>
+        <w:spacing w:after="40" w:before="40"/>
+      </w:pPr>
+      <w:r>
+        <w:rPr>
+          <w:b/>
+          <w:bCs/>
+          <w:color w:val="12355B"/>
+          <w:sz w:val="21"/>
+          <w:szCs w:val="21"/>
+        </w:rPr>
+        <w:t xml:space="preserve">Problem:  </w:t>
+      </w:r>
+      <w:r>
+        <w:rPr>
+          <w:sz w:val="21"/>
+          <w:szCs w:val="21"/>
+        </w:rPr>
+        <w:t xml:space="preserve">A time capsule box has a volume of 120 cm³. Its length is 10 cm and width is 4 cm. What is its height?</w:t>
+      </w:r>
+    </w:p>
+    <w:p>
+      <w:pPr>
+        <w:spacing w:after="30"/>
+        <w:ind w:left="420"/>
+      </w:pPr>
+      <w:r>
+        <w:rPr>
+          <w:sz w:val="20"/>
+          <w:szCs w:val="20"/>
+        </w:rPr>
+        <w:t xml:space="preserve">A)  3 cm</w:t>
+      </w:r>
+    </w:p>
+    <w:p>
+      <w:pPr>
+        <w:spacing w:after="30"/>
+        <w:ind w:left="420"/>
+      </w:pPr>
+      <w:r>
+        <w:rPr>
+          <w:sz w:val="20"/>
+          <w:szCs w:val="20"/>
+        </w:rPr>
+        <w:t xml:space="preserve">B)  6 cm</w:t>
+      </w:r>
+    </w:p>
+    <w:p>
+      <w:pPr>
+        <w:spacing w:after="30"/>
+        <w:ind w:left="420"/>
+      </w:pPr>
+      <w:r>
+        <w:rPr>
+          <w:sz w:val="20"/>
+          <w:szCs w:val="20"/>
+        </w:rPr>
+        <w:t xml:space="preserve">C)  4 cm</w:t>
+      </w:r>
+    </w:p>
+    <w:p>
+      <w:pPr>
+        <w:spacing w:after="30"/>
+        <w:ind w:left="420"/>
+      </w:pPr>
+      <w:r>
+        <w:rPr>
+          <w:sz w:val="20"/>
+          <w:szCs w:val="20"/>
+        </w:rPr>
+        <w:t xml:space="preserve">D)  12 cm</w:t>
+      </w:r>
+    </w:p>
+    <w:p>
+      <w:pPr>
+        <w:keepNext/>
+        <w:spacing w:after="0" w:before="50"/>
+      </w:pPr>
+      <w:r>
+        <w:rPr>
+          <w:b/>
+          <w:bCs/>
+          <w:color w:val="6B4FA0"/>
+          <w:sz w:val="21"/>
+          <w:szCs w:val="21"/>
+        </w:rPr>
+        <w:t xml:space="preserve">Step 1:</w:t>
+      </w:r>
+    </w:p>
+    <w:p>
+      <w:pPr>
+        <w:pBdr>
+          <w:bottom w:val="single" w:color="AFBECC" w:sz="6"/>
+        </w:pBdr>
+        <w:spacing w:after="30" w:before="150"/>
+      </w:pPr>
+      <w:r>
+        <w:t xml:space="preserve"/>
+      </w:r>
+    </w:p>
+    <w:p>
+      <w:pPr>
+        <w:keepNext/>
+        <w:spacing w:after="0" w:before="50"/>
+      </w:pPr>
+      <w:r>
+        <w:rPr>
+          <w:b/>
+          <w:bCs/>
+          <w:color w:val="6B4FA0"/>
+          <w:sz w:val="21"/>
+          <w:szCs w:val="21"/>
+        </w:rPr>
+        <w:t xml:space="preserve">Step 2:</w:t>
+      </w:r>
+    </w:p>
+    <w:p>
+      <w:pPr>
+        <w:pBdr>
+          <w:bottom w:val="single" w:color="AFBECC" w:sz="6"/>
+        </w:pBdr>
+        <w:spacing w:after="30" w:before="150"/>
+      </w:pPr>
+      <w:r>
+        <w:t xml:space="preserve"/>
+      </w:r>
+    </w:p>
+    <w:p>
+      <w:pPr>
+        <w:keepNext/>
+        <w:spacing w:after="0" w:before="60"/>
+      </w:pPr>
+      <w:r>
+        <w:rPr>
+          <w:b/>
+          <w:bCs/>
+          <w:color w:val="12355B"/>
+          <w:sz w:val="21"/>
+          <w:szCs w:val="21"/>
+        </w:rPr>
+        <w:t xml:space="preserve">Answer:</w:t>
+      </w:r>
+    </w:p>
+    <w:p>
+      <w:pPr>
+        <w:pBdr>
+          <w:bottom w:val="single" w:color="AFBECC" w:sz="6"/>
+        </w:pBdr>
+        <w:spacing w:after="30" w:before="150"/>
+      </w:pPr>
+      <w:r>
+        <w:t xml:space="preserve"/>
+      </w:r>
+    </w:p>
+    <w:p>
+      <w:pPr>
+        <w:spacing w:after="80"/>
+      </w:pPr>
+      <w:r>
+        <w:t xml:space="preserve"/>
       </w:r>
     </w:p>
     <w:tbl>
@@ -2115,7 +2319,7 @@
           <w:sz w:val="21"/>
           <w:szCs w:val="21"/>
         </w:rPr>
-        <w:t xml:space="preserve">What is the volume of a rectangular prism with l = 7 in, w = 3 in, h = 4 in?</w:t>
+        <w:t xml:space="preserve">Which unit is used for volume?</w:t>
       </w:r>
     </w:p>
     <w:p>
@@ -2128,7 +2332,7 @@
           <w:sz w:val="20"/>
           <w:szCs w:val="20"/>
         </w:rPr>
-        <w:t xml:space="preserve">A)  84 in³</w:t>
+        <w:t xml:space="preserve">A)  Cubic inches (in³)</w:t>
       </w:r>
     </w:p>
     <w:p>
@@ -2141,7 +2345,7 @@
           <w:sz w:val="20"/>
           <w:szCs w:val="20"/>
         </w:rPr>
-        <w:t xml:space="preserve">B)  14 in³</w:t>
+        <w:t xml:space="preserve">B)  Square inches (in²)</w:t>
       </w:r>
     </w:p>
     <w:p>
@@ -2154,7 +2358,7 @@
           <w:sz w:val="20"/>
           <w:szCs w:val="20"/>
         </w:rPr>
-        <w:t xml:space="preserve">C)  84 in²</w:t>
+        <w:t xml:space="preserve">C)  Inches (in)</w:t>
       </w:r>
     </w:p>
     <w:p>
@@ -2167,7 +2371,7 @@
           <w:sz w:val="20"/>
           <w:szCs w:val="20"/>
         </w:rPr>
-        <w:t xml:space="preserve">D)  42 in³</w:t>
+        <w:t xml:space="preserve">D)  Degrees (°)</w:t>
       </w:r>
     </w:p>
     <w:p>
@@ -2245,7 +2449,7 @@
           <w:sz w:val="21"/>
           <w:szCs w:val="21"/>
         </w:rPr>
-        <w:t xml:space="preserve">A time capsule box has a volume of 120 cm³. Its length is 10 cm and width is 4 cm. What is its height?</w:t>
+        <w:t xml:space="preserve">Two storage bins: Bin A is 8 × 6 × 5 inches. Bin B is 9 × 4 × 7 inches. Which holds more and by how much?</w:t>
       </w:r>
     </w:p>
     <w:p>
@@ -2258,7 +2462,7 @@
           <w:sz w:val="20"/>
           <w:szCs w:val="20"/>
         </w:rPr>
-        <w:t xml:space="preserve">A)  3 cm</w:t>
+        <w:t xml:space="preserve">A)  Bin B by 12 in³</w:t>
       </w:r>
     </w:p>
     <w:p>
@@ -2271,7 +2475,7 @@
           <w:sz w:val="20"/>
           <w:szCs w:val="20"/>
         </w:rPr>
-        <w:t xml:space="preserve">B)  6 cm</w:t>
+        <w:t xml:space="preserve">B)  Bin A by 12 in³</w:t>
       </w:r>
     </w:p>
     <w:p>
@@ -2284,7 +2488,7 @@
           <w:sz w:val="20"/>
           <w:szCs w:val="20"/>
         </w:rPr>
-        <w:t xml:space="preserve">C)  4 cm</w:t>
+        <w:t xml:space="preserve">C)  Bin B by 24 in³</w:t>
       </w:r>
     </w:p>
     <w:p>
@@ -2297,7 +2501,7 @@
           <w:sz w:val="20"/>
           <w:szCs w:val="20"/>
         </w:rPr>
-        <w:t xml:space="preserve">D)  12 cm</w:t>
+        <w:t xml:space="preserve">D)  They hold the same</w:t>
       </w:r>
     </w:p>
     <w:p>
@@ -2355,266 +2559,6 @@
     </w:tbl>
     <w:p>
       <w:pPr>
-        <w:keepNext/>
-        <w:spacing w:after="60" w:before="160"/>
-      </w:pPr>
-      <w:r>
-        <w:rPr>
-          <w:b/>
-          <w:bCs/>
-          <w:color w:val="12355B"/>
-          <w:sz w:val="22"/>
-          <w:szCs w:val="22"/>
-        </w:rPr>
-        <w:t xml:space="preserve">3.  </w:t>
-      </w:r>
-      <w:r>
-        <w:rPr>
-          <w:b/>
-          <w:bCs/>
-          <w:sz w:val="21"/>
-          <w:szCs w:val="21"/>
-        </w:rPr>
-        <w:t xml:space="preserve">Which unit is used for volume?</w:t>
-      </w:r>
-    </w:p>
-    <w:p>
-      <w:pPr>
-        <w:spacing w:after="40"/>
-        <w:ind w:left="420"/>
-      </w:pPr>
-      <w:r>
-        <w:rPr>
-          <w:sz w:val="20"/>
-          <w:szCs w:val="20"/>
-        </w:rPr>
-        <w:t xml:space="preserve">A)  Cubic inches (in³)</w:t>
-      </w:r>
-    </w:p>
-    <w:p>
-      <w:pPr>
-        <w:spacing w:after="40"/>
-        <w:ind w:left="420"/>
-      </w:pPr>
-      <w:r>
-        <w:rPr>
-          <w:sz w:val="20"/>
-          <w:szCs w:val="20"/>
-        </w:rPr>
-        <w:t xml:space="preserve">B)  Square inches (in²)</w:t>
-      </w:r>
-    </w:p>
-    <w:p>
-      <w:pPr>
-        <w:spacing w:after="40"/>
-        <w:ind w:left="420"/>
-      </w:pPr>
-      <w:r>
-        <w:rPr>
-          <w:sz w:val="20"/>
-          <w:szCs w:val="20"/>
-        </w:rPr>
-        <w:t xml:space="preserve">C)  Inches (in)</w:t>
-      </w:r>
-    </w:p>
-    <w:p>
-      <w:pPr>
-        <w:spacing w:after="40"/>
-        <w:ind w:left="420"/>
-      </w:pPr>
-      <w:r>
-        <w:rPr>
-          <w:sz w:val="20"/>
-          <w:szCs w:val="20"/>
-        </w:rPr>
-        <w:t xml:space="preserve">D)  Degrees (°)</w:t>
-      </w:r>
-    </w:p>
-    <w:p>
-      <w:pPr>
-        <w:spacing w:after="20"/>
-      </w:pPr>
-      <w:r>
-        <w:t xml:space="preserve"/>
-      </w:r>
-    </w:p>
-    <w:tbl>
-      <w:tblPr>
-        <w:tblW w:type="pct" w:w="100%"/>
-        <w:tblBorders>
-          <w:top w:val="single" w:color="C7D2DD" w:sz="6"/>
-          <w:left w:val="single" w:color="C7D2DD" w:sz="6"/>
-          <w:bottom w:val="single" w:color="C7D2DD" w:sz="6"/>
-          <w:right w:val="single" w:color="C7D2DD" w:sz="6"/>
-          <w:insideH w:val="single" w:color="auto" w:sz="4"/>
-          <w:insideV w:val="single" w:color="auto" w:sz="4"/>
-        </w:tblBorders>
-      </w:tblPr>
-      <w:tblGrid>
-        <w:gridCol w:w="100"/>
-      </w:tblGrid>
-      <w:tr>
-        <w:tc>
-          <w:tcPr>
-            <w:shd w:fill="FBF3E2" w:color="auto" w:val="clear"/>
-            <w:tcMar>
-              <w:top w:type="dxa" w:w="60"/>
-              <w:left w:type="dxa" w:w="120"/>
-              <w:bottom w:type="dxa" w:w="60"/>
-              <w:right w:type="dxa" w:w="120"/>
-            </w:tcMar>
-          </w:tcPr>
-          <w:p>
-            <w:pPr>
-              <w:spacing w:after="0" w:line="320"/>
-            </w:pPr>
-            <w:r>
-              <w:t xml:space="preserve"/>
-            </w:r>
-          </w:p>
-          <w:p>
-            <w:pPr>
-              <w:spacing w:after="0" w:line="320"/>
-            </w:pPr>
-            <w:r>
-              <w:t xml:space="preserve"/>
-            </w:r>
-          </w:p>
-        </w:tc>
-      </w:tr>
-    </w:tbl>
-    <w:p>
-      <w:pPr>
-        <w:keepNext/>
-        <w:spacing w:after="60" w:before="160"/>
-      </w:pPr>
-      <w:r>
-        <w:rPr>
-          <w:b/>
-          <w:bCs/>
-          <w:color w:val="12355B"/>
-          <w:sz w:val="22"/>
-          <w:szCs w:val="22"/>
-        </w:rPr>
-        <w:t xml:space="preserve">4.  </w:t>
-      </w:r>
-      <w:r>
-        <w:rPr>
-          <w:b/>
-          <w:bCs/>
-          <w:sz w:val="21"/>
-          <w:szCs w:val="21"/>
-        </w:rPr>
-        <w:t xml:space="preserve">Two storage bins: Bin A is 8 × 6 × 5 inches. Bin B is 9 × 4 × 7 inches. Which holds more and by how much?</w:t>
-      </w:r>
-    </w:p>
-    <w:p>
-      <w:pPr>
-        <w:spacing w:after="40"/>
-        <w:ind w:left="420"/>
-      </w:pPr>
-      <w:r>
-        <w:rPr>
-          <w:sz w:val="20"/>
-          <w:szCs w:val="20"/>
-        </w:rPr>
-        <w:t xml:space="preserve">A)  Bin B by 12 in³</w:t>
-      </w:r>
-    </w:p>
-    <w:p>
-      <w:pPr>
-        <w:spacing w:after="40"/>
-        <w:ind w:left="420"/>
-      </w:pPr>
-      <w:r>
-        <w:rPr>
-          <w:sz w:val="20"/>
-          <w:szCs w:val="20"/>
-        </w:rPr>
-        <w:t xml:space="preserve">B)  Bin A by 12 in³</w:t>
-      </w:r>
-    </w:p>
-    <w:p>
-      <w:pPr>
-        <w:spacing w:after="40"/>
-        <w:ind w:left="420"/>
-      </w:pPr>
-      <w:r>
-        <w:rPr>
-          <w:sz w:val="20"/>
-          <w:szCs w:val="20"/>
-        </w:rPr>
-        <w:t xml:space="preserve">C)  Bin B by 24 in³</w:t>
-      </w:r>
-    </w:p>
-    <w:p>
-      <w:pPr>
-        <w:spacing w:after="40"/>
-        <w:ind w:left="420"/>
-      </w:pPr>
-      <w:r>
-        <w:rPr>
-          <w:sz w:val="20"/>
-          <w:szCs w:val="20"/>
-        </w:rPr>
-        <w:t xml:space="preserve">D)  They hold the same</w:t>
-      </w:r>
-    </w:p>
-    <w:p>
-      <w:pPr>
-        <w:spacing w:after="20"/>
-      </w:pPr>
-      <w:r>
-        <w:t xml:space="preserve"/>
-      </w:r>
-    </w:p>
-    <w:tbl>
-      <w:tblPr>
-        <w:tblW w:type="pct" w:w="100%"/>
-        <w:tblBorders>
-          <w:top w:val="single" w:color="C7D2DD" w:sz="6"/>
-          <w:left w:val="single" w:color="C7D2DD" w:sz="6"/>
-          <w:bottom w:val="single" w:color="C7D2DD" w:sz="6"/>
-          <w:right w:val="single" w:color="C7D2DD" w:sz="6"/>
-          <w:insideH w:val="single" w:color="auto" w:sz="4"/>
-          <w:insideV w:val="single" w:color="auto" w:sz="4"/>
-        </w:tblBorders>
-      </w:tblPr>
-      <w:tblGrid>
-        <w:gridCol w:w="100"/>
-      </w:tblGrid>
-      <w:tr>
-        <w:tc>
-          <w:tcPr>
-            <w:shd w:fill="FBF3E2" w:color="auto" w:val="clear"/>
-            <w:tcMar>
-              <w:top w:type="dxa" w:w="60"/>
-              <w:left w:type="dxa" w:w="120"/>
-              <w:bottom w:type="dxa" w:w="60"/>
-              <w:right w:type="dxa" w:w="120"/>
-            </w:tcMar>
-          </w:tcPr>
-          <w:p>
-            <w:pPr>
-              <w:spacing w:after="0" w:line="320"/>
-            </w:pPr>
-            <w:r>
-              <w:t xml:space="preserve"/>
-            </w:r>
-          </w:p>
-          <w:p>
-            <w:pPr>
-              <w:spacing w:after="0" w:line="320"/>
-            </w:pPr>
-            <w:r>
-              <w:t xml:space="preserve"/>
-            </w:r>
-          </w:p>
-        </w:tc>
-      </w:tr>
-    </w:tbl>
-    <w:p>
-      <w:pPr>
         <w:pStyle w:val="Heading1"/>
         <w:pageBreakBefore/>
         <w:pBdr>
@@ -3270,6 +3214,64 @@
           <w:sz w:val="24"/>
           <w:szCs w:val="24"/>
         </w:rPr>
+        <w:t xml:space="preserve">Worked Notes (I Do / We Do)</w:t>
+      </w:r>
+    </w:p>
+    <w:p>
+      <w:pPr>
+        <w:spacing w:after="80"/>
+      </w:pPr>
+      <w:r>
+        <w:rPr>
+          <w:b/>
+          <w:bCs/>
+          <w:sz w:val="21"/>
+          <w:szCs w:val="21"/>
+        </w:rPr>
+        <w:t xml:space="preserve">I Do:  </w:t>
+      </w:r>
+      <w:r>
+        <w:rPr>
+          <w:sz w:val="21"/>
+          <w:szCs w:val="21"/>
+        </w:rPr>
+        <w:t xml:space="preserve">A. 84 in³</w:t>
+      </w:r>
+    </w:p>
+    <w:p>
+      <w:pPr>
+        <w:spacing w:after="80"/>
+      </w:pPr>
+      <w:r>
+        <w:rPr>
+          <w:b/>
+          <w:bCs/>
+          <w:sz w:val="21"/>
+          <w:szCs w:val="21"/>
+        </w:rPr>
+        <w:t xml:space="preserve">We Do:  </w:t>
+      </w:r>
+      <w:r>
+        <w:rPr>
+          <w:sz w:val="21"/>
+          <w:szCs w:val="21"/>
+        </w:rPr>
+        <w:t xml:space="preserve">A. 3 cm</w:t>
+      </w:r>
+    </w:p>
+    <w:p>
+      <w:pPr>
+        <w:pStyle w:val="Heading2"/>
+        <w:spacing w:after="80" w:before="180"/>
+      </w:pPr>
+      <w:r>
+        <w:rPr>
+          <w:b/>
+          <w:bCs/>
+          <w:color w:val="12355B"/>
+          <w:sz w:val="24"/>
+          <w:szCs w:val="24"/>
+        </w:rPr>
         <w:t xml:space="preserve">Independent Practice</w:t>
       </w:r>
     </w:p>
@@ -3291,7 +3293,7 @@
           <w:sz w:val="21"/>
           <w:szCs w:val="21"/>
         </w:rPr>
-        <w:t xml:space="preserve">A)  84 in³</w:t>
+        <w:t xml:space="preserve">A)  Cubic inches (in³)</w:t>
       </w:r>
       <w:r>
         <w:rPr>
@@ -3301,7 +3303,7 @@
           <w:sz w:val="19"/>
           <w:szCs w:val="19"/>
         </w:rPr>
-        <w:t xml:space="preserve">  — V = l × w × h = 7 × 3 × 4 = 84 cubic inches.</w:t>
+        <w:t xml:space="preserve">  — Volume measures 3D space, so it uses cubic units like in³. Square units (in²) are for area, and inches are for length.</w:t>
       </w:r>
     </w:p>
     <w:p>
@@ -3316,68 +3318,6 @@
           <w:szCs w:val="21"/>
         </w:rPr>
         <w:t xml:space="preserve">2.  </w:t>
-      </w:r>
-      <w:r>
-        <w:rPr>
-          <w:sz w:val="21"/>
-          <w:szCs w:val="21"/>
-        </w:rPr>
-        <w:t xml:space="preserve">A)  3 cm</w:t>
-      </w:r>
-      <w:r>
-        <w:rPr>
-          <w:i/>
-          <w:iCs/>
-          <w:color w:val="5F6F80"/>
-          <w:sz w:val="19"/>
-          <w:szCs w:val="19"/>
-        </w:rPr>
-        <w:t xml:space="preserve">  — V = l × w × h → 120 = 10 × 4 × h → 120 = 40h → h = 3 cm.</w:t>
-      </w:r>
-    </w:p>
-    <w:p>
-      <w:pPr>
-        <w:spacing w:after="80"/>
-      </w:pPr>
-      <w:r>
-        <w:rPr>
-          <w:b/>
-          <w:bCs/>
-          <w:sz w:val="21"/>
-          <w:szCs w:val="21"/>
-        </w:rPr>
-        <w:t xml:space="preserve">3.  </w:t>
-      </w:r>
-      <w:r>
-        <w:rPr>
-          <w:sz w:val="21"/>
-          <w:szCs w:val="21"/>
-        </w:rPr>
-        <w:t xml:space="preserve">A)  Cubic inches (in³)</w:t>
-      </w:r>
-      <w:r>
-        <w:rPr>
-          <w:i/>
-          <w:iCs/>
-          <w:color w:val="5F6F80"/>
-          <w:sz w:val="19"/>
-          <w:szCs w:val="19"/>
-        </w:rPr>
-        <w:t xml:space="preserve">  — Volume measures 3D space, so it uses cubic units like in³. Square units (in²) are for area, and inches are for length.</w:t>
-      </w:r>
-    </w:p>
-    <w:p>
-      <w:pPr>
-        <w:spacing w:after="80"/>
-      </w:pPr>
-      <w:r>
-        <w:rPr>
-          <w:b/>
-          <w:bCs/>
-          <w:sz w:val="21"/>
-          <w:szCs w:val="21"/>
-        </w:rPr>
-        <w:t xml:space="preserve">4.  </w:t>
       </w:r>
       <w:r>
         <w:rPr>

--- a/lessons/10-1-flagship/downloads/10-1-flagship-notes.docx
+++ b/lessons/10-1-flagship/downloads/10-1-flagship-notes.docx
@@ -613,160 +613,6 @@
                           </pic:cNvPicPr>
                         </pic:nvPicPr>
                         <pic:blipFill>
-                          <a:blip r:embed="rId9" cstate="none"/>
-                          <a:srcRect/>
-                          <a:stretch>
-                            <a:fillRect/>
-                          </a:stretch>
-                        </pic:blipFill>
-                        <pic:spPr bwMode="auto">
-                          <a:xfrm>
-                            <a:off x="0" y="0"/>
-                            <a:ext cx="1047750" cy="790575"/>
-                          </a:xfrm>
-                          <a:prstGeom prst="rect">
-                            <a:avLst/>
-                          </a:prstGeom>
-                        </pic:spPr>
-                      </pic:pic>
-                    </a:graphicData>
-                  </a:graphic>
-                </wp:inline>
-              </w:drawing>
-            </w:r>
-          </w:p>
-        </w:tc>
-        <w:tc>
-          <w:tcPr>
-            <w:tcW w:type="dxa" w:w="7560"/>
-            <w:tcMar>
-              <w:top w:type="dxa" w:w="100"/>
-              <w:left w:type="dxa" w:w="40"/>
-              <w:bottom w:type="dxa" w:w="100"/>
-              <w:right w:type="dxa" w:w="40"/>
-            </w:tcMar>
-            <w:vAlign w:val="center"/>
-          </w:tcPr>
-          <w:p>
-            <w:pPr>
-              <w:spacing w:after="50"/>
-            </w:pPr>
-            <w:r>
-              <w:rPr>
-                <w:b/>
-                <w:bCs/>
-                <w:color w:val="12355B"/>
-                <w:sz w:val="24"/>
-                <w:szCs w:val="24"/>
-              </w:rPr>
-              <w:t xml:space="preserve">Cubic units</w:t>
-            </w:r>
-            <w:r>
-              <w:rPr>
-                <w:i/>
-                <w:iCs/>
-                <w:color w:val="5F6F80"/>
-                <w:sz w:val="19"/>
-                <w:szCs w:val="19"/>
-              </w:rPr>
-              <w:t xml:space="preserve">   Unidades cúbicas</w:t>
-            </w:r>
-          </w:p>
-          <w:p>
-            <w:pPr>
-              <w:spacing w:after="40"/>
-            </w:pPr>
-            <w:r>
-              <w:rPr>
-                <w:sz w:val="21"/>
-                <w:szCs w:val="21"/>
-              </w:rPr>
-              <w:t xml:space="preserve">The units used to measure space inside, like cubic inches.</w:t>
-            </w:r>
-          </w:p>
-          <w:p>
-            <w:pPr>
-              <w:spacing w:after="0"/>
-            </w:pPr>
-            <w:r>
-              <w:rPr>
-                <w:b/>
-                <w:bCs/>
-                <w:color w:val="1FA6A2"/>
-                <w:sz w:val="18"/>
-                <w:szCs w:val="18"/>
-              </w:rPr>
-              <w:t xml:space="preserve">Example:  </w:t>
-            </w:r>
-            <w:r>
-              <w:rPr>
-                <w:i/>
-                <w:iCs/>
-                <w:color w:val="5F6F80"/>
-                <w:sz w:val="18"/>
-                <w:szCs w:val="18"/>
-              </w:rPr>
-              <w:t xml:space="preserve">A tiny cube that is 1 in × 1 in × 1 in = 1 in³ (one cubic inch)</w:t>
-            </w:r>
-          </w:p>
-        </w:tc>
-      </w:tr>
-    </w:tbl>
-    <w:tbl>
-      <w:tblPr>
-        <w:tblW w:type="pct" w:w="100%"/>
-        <w:tblBorders>
-          <w:top w:val="none" w:color="FFFFFF" w:sz="0"/>
-          <w:left w:val="none" w:color="FFFFFF" w:sz="0"/>
-          <w:bottom w:val="single" w:color="C7D2DD" w:sz="4"/>
-          <w:right w:val="none" w:color="FFFFFF" w:sz="0"/>
-          <w:insideH w:val="none" w:color="FFFFFF" w:sz="0"/>
-          <w:insideV w:val="none" w:color="FFFFFF" w:sz="0"/>
-        </w:tblBorders>
-      </w:tblPr>
-      <w:tblGrid>
-        <w:gridCol w:w="1800"/>
-        <w:gridCol w:w="7560"/>
-      </w:tblGrid>
-      <w:tr>
-        <w:trPr>
-          <w:cantSplit/>
-        </w:trPr>
-        <w:tc>
-          <w:tcPr>
-            <w:tcW w:type="dxa" w:w="1800"/>
-            <w:tcMar>
-              <w:top w:type="dxa" w:w="100"/>
-              <w:left w:type="dxa" w:w="40"/>
-              <w:bottom w:type="dxa" w:w="100"/>
-              <w:right w:type="dxa" w:w="120"/>
-            </w:tcMar>
-            <w:vAlign w:val="center"/>
-          </w:tcPr>
-          <w:p>
-            <w:pPr>
-              <w:spacing w:after="0"/>
-              <w:jc w:val="center"/>
-            </w:pPr>
-            <w:r>
-              <w:drawing>
-                <wp:inline distT="0" distB="0" distL="0" distR="0">
-                  <wp:extent cx="1047750" cy="790575"/>
-                  <wp:effectExtent t="0" r="0" b="0" l="0"/>
-                  <wp:docPr id="1" name="" descr="" title=""/>
-                  <wp:cNvGraphicFramePr>
-                    <a:graphicFrameLocks xmlns:a="http://schemas.openxmlformats.org/drawingml/2006/main" noChangeAspect="1"/>
-                  </wp:cNvGraphicFramePr>
-                  <a:graphic xmlns:a="http://schemas.openxmlformats.org/drawingml/2006/main">
-                    <a:graphicData uri="http://schemas.openxmlformats.org/drawingml/2006/picture">
-                      <pic:pic xmlns:pic="http://schemas.openxmlformats.org/drawingml/2006/picture">
-                        <pic:nvPicPr>
-                          <pic:cNvPr id="0" name="" descr=""/>
-                          <pic:cNvPicPr>
-                            <a:picLocks noChangeAspect="1" noChangeArrowheads="1"/>
-                          </pic:cNvPicPr>
-                        </pic:nvPicPr>
-                        <pic:blipFill>
                           <a:blip r:embed="rId11" cstate="none"/>
                           <a:srcRect/>
                           <a:stretch>
@@ -813,7 +659,7 @@
                 <w:sz w:val="24"/>
                 <w:szCs w:val="24"/>
               </w:rPr>
-              <w:t xml:space="preserve">Length, width, height</w:t>
+              <w:t xml:space="preserve">Cubic units</w:t>
             </w:r>
             <w:r>
               <w:rPr>
@@ -823,7 +669,7 @@
                 <w:sz w:val="19"/>
                 <w:szCs w:val="19"/>
               </w:rPr>
-              <w:t xml:space="preserve">   Largo, ancho, altura</w:t>
+              <w:t xml:space="preserve">   Unidades cúbicas</w:t>
             </w:r>
           </w:p>
           <w:p>
@@ -835,7 +681,7 @@
                 <w:sz w:val="21"/>
                 <w:szCs w:val="21"/>
               </w:rPr>
-              <w:t xml:space="preserve">How long, how wide, and how tall a box is.</w:t>
+              <w:t xml:space="preserve">The units used to measure space inside, like cubic inches.</w:t>
             </w:r>
           </w:p>
           <w:p>
@@ -860,7 +706,7 @@
                 <w:sz w:val="18"/>
                 <w:szCs w:val="18"/>
               </w:rPr>
-              <w:t xml:space="preserve">V = l × w × h: for a box 5 × 3 × 2, volume = 30 cubic units</w:t>
+              <w:t xml:space="preserve">A tiny cube that is 1 in × 1 in × 1 in = 1 in³ (one cubic inch)</w:t>
             </w:r>
           </w:p>
         </w:tc>
@@ -967,7 +813,7 @@
                 <w:sz w:val="24"/>
                 <w:szCs w:val="24"/>
               </w:rPr>
-              <w:t xml:space="preserve">Net</w:t>
+              <w:t xml:space="preserve">Length, width, height</w:t>
             </w:r>
             <w:r>
               <w:rPr>
@@ -977,7 +823,7 @@
                 <w:sz w:val="19"/>
                 <w:szCs w:val="19"/>
               </w:rPr>
-              <w:t xml:space="preserve">   Plantilla (desarrollo plano)</w:t>
+              <w:t xml:space="preserve">   Largo, ancho, altura</w:t>
             </w:r>
           </w:p>
           <w:p>
@@ -989,7 +835,7 @@
                 <w:sz w:val="21"/>
                 <w:szCs w:val="21"/>
               </w:rPr>
-              <w:t xml:space="preserve">A flat shape that folds up into a solid.</w:t>
+              <w:t xml:space="preserve">How long, how wide, and how tall a box is.</w:t>
             </w:r>
           </w:p>
           <w:p>
@@ -1014,7 +860,7 @@
                 <w:sz w:val="18"/>
                 <w:szCs w:val="18"/>
               </w:rPr>
-              <w:t xml:space="preserve">A cross-shaped pattern of 6 rectangles folds into a rectangular box</w:t>
+              <w:t xml:space="preserve">V = l × w × h: for a box 5 × 3 × 2, volume = 30 cubic units</w:t>
             </w:r>
           </w:p>
         </w:tc>
@@ -1075,7 +921,7 @@
                           </pic:cNvPicPr>
                         </pic:nvPicPr>
                         <pic:blipFill>
-                          <a:blip r:embed="rId10" cstate="none"/>
+                          <a:blip r:embed="rId13" cstate="none"/>
                           <a:srcRect/>
                           <a:stretch>
                             <a:fillRect/>
@@ -1121,6 +967,160 @@
                 <w:sz w:val="24"/>
                 <w:szCs w:val="24"/>
               </w:rPr>
+              <w:t xml:space="preserve">Net</w:t>
+            </w:r>
+            <w:r>
+              <w:rPr>
+                <w:i/>
+                <w:iCs/>
+                <w:color w:val="5F6F80"/>
+                <w:sz w:val="19"/>
+                <w:szCs w:val="19"/>
+              </w:rPr>
+              <w:t xml:space="preserve">   Plantilla (desarrollo plano)</w:t>
+            </w:r>
+          </w:p>
+          <w:p>
+            <w:pPr>
+              <w:spacing w:after="40"/>
+            </w:pPr>
+            <w:r>
+              <w:rPr>
+                <w:sz w:val="21"/>
+                <w:szCs w:val="21"/>
+              </w:rPr>
+              <w:t xml:space="preserve">A flat shape that folds up into a solid.</w:t>
+            </w:r>
+          </w:p>
+          <w:p>
+            <w:pPr>
+              <w:spacing w:after="0"/>
+            </w:pPr>
+            <w:r>
+              <w:rPr>
+                <w:b/>
+                <w:bCs/>
+                <w:color w:val="1FA6A2"/>
+                <w:sz w:val="18"/>
+                <w:szCs w:val="18"/>
+              </w:rPr>
+              <w:t xml:space="preserve">Example:  </w:t>
+            </w:r>
+            <w:r>
+              <w:rPr>
+                <w:i/>
+                <w:iCs/>
+                <w:color w:val="5F6F80"/>
+                <w:sz w:val="18"/>
+                <w:szCs w:val="18"/>
+              </w:rPr>
+              <w:t xml:space="preserve">A cross-shaped pattern of 6 rectangles folds into a rectangular box</w:t>
+            </w:r>
+          </w:p>
+        </w:tc>
+      </w:tr>
+    </w:tbl>
+    <w:tbl>
+      <w:tblPr>
+        <w:tblW w:type="pct" w:w="100%"/>
+        <w:tblBorders>
+          <w:top w:val="none" w:color="FFFFFF" w:sz="0"/>
+          <w:left w:val="none" w:color="FFFFFF" w:sz="0"/>
+          <w:bottom w:val="single" w:color="C7D2DD" w:sz="4"/>
+          <w:right w:val="none" w:color="FFFFFF" w:sz="0"/>
+          <w:insideH w:val="none" w:color="FFFFFF" w:sz="0"/>
+          <w:insideV w:val="none" w:color="FFFFFF" w:sz="0"/>
+        </w:tblBorders>
+      </w:tblPr>
+      <w:tblGrid>
+        <w:gridCol w:w="1800"/>
+        <w:gridCol w:w="7560"/>
+      </w:tblGrid>
+      <w:tr>
+        <w:trPr>
+          <w:cantSplit/>
+        </w:trPr>
+        <w:tc>
+          <w:tcPr>
+            <w:tcW w:type="dxa" w:w="1800"/>
+            <w:tcMar>
+              <w:top w:type="dxa" w:w="100"/>
+              <w:left w:type="dxa" w:w="40"/>
+              <w:bottom w:type="dxa" w:w="100"/>
+              <w:right w:type="dxa" w:w="120"/>
+            </w:tcMar>
+            <w:vAlign w:val="center"/>
+          </w:tcPr>
+          <w:p>
+            <w:pPr>
+              <w:spacing w:after="0"/>
+              <w:jc w:val="center"/>
+            </w:pPr>
+            <w:r>
+              <w:drawing>
+                <wp:inline distT="0" distB="0" distL="0" distR="0">
+                  <wp:extent cx="1047750" cy="790575"/>
+                  <wp:effectExtent t="0" r="0" b="0" l="0"/>
+                  <wp:docPr id="1" name="" descr="" title=""/>
+                  <wp:cNvGraphicFramePr>
+                    <a:graphicFrameLocks xmlns:a="http://schemas.openxmlformats.org/drawingml/2006/main" noChangeAspect="1"/>
+                  </wp:cNvGraphicFramePr>
+                  <a:graphic xmlns:a="http://schemas.openxmlformats.org/drawingml/2006/main">
+                    <a:graphicData uri="http://schemas.openxmlformats.org/drawingml/2006/picture">
+                      <pic:pic xmlns:pic="http://schemas.openxmlformats.org/drawingml/2006/picture">
+                        <pic:nvPicPr>
+                          <pic:cNvPr id="0" name="" descr=""/>
+                          <pic:cNvPicPr>
+                            <a:picLocks noChangeAspect="1" noChangeArrowheads="1"/>
+                          </pic:cNvPicPr>
+                        </pic:nvPicPr>
+                        <pic:blipFill>
+                          <a:blip r:embed="rId14" cstate="none"/>
+                          <a:srcRect/>
+                          <a:stretch>
+                            <a:fillRect/>
+                          </a:stretch>
+                        </pic:blipFill>
+                        <pic:spPr bwMode="auto">
+                          <a:xfrm>
+                            <a:off x="0" y="0"/>
+                            <a:ext cx="1047750" cy="790575"/>
+                          </a:xfrm>
+                          <a:prstGeom prst="rect">
+                            <a:avLst/>
+                          </a:prstGeom>
+                        </pic:spPr>
+                      </pic:pic>
+                    </a:graphicData>
+                  </a:graphic>
+                </wp:inline>
+              </w:drawing>
+            </w:r>
+          </w:p>
+        </w:tc>
+        <w:tc>
+          <w:tcPr>
+            <w:tcW w:type="dxa" w:w="7560"/>
+            <w:tcMar>
+              <w:top w:type="dxa" w:w="100"/>
+              <w:left w:type="dxa" w:w="40"/>
+              <w:bottom w:type="dxa" w:w="100"/>
+              <w:right w:type="dxa" w:w="40"/>
+            </w:tcMar>
+            <w:vAlign w:val="center"/>
+          </w:tcPr>
+          <w:p>
+            <w:pPr>
+              <w:spacing w:after="50"/>
+            </w:pPr>
+            <w:r>
+              <w:rPr>
+                <w:b/>
+                <w:bCs/>
+                <w:color w:val="12355B"/>
+                <w:sz w:val="24"/>
+                <w:szCs w:val="24"/>
+              </w:rPr>
               <w:t xml:space="preserve">Edge</w:t>
             </w:r>
             <w:r>
@@ -1174,6 +1174,238 @@
         </w:tc>
       </w:tr>
     </w:tbl>
+    <w:p>
+      <w:pPr>
+        <w:pStyle w:val="Heading1"/>
+        <w:pBdr>
+          <w:bottom w:val="single" w:color="1FA6A2" w:sz="14" w:space="6"/>
+        </w:pBdr>
+        <w:spacing w:after="140" w:before="260"/>
+      </w:pPr>
+      <w:r>
+        <w:rPr>
+          <w:b/>
+          <w:bCs/>
+          <w:color w:val="12355B"/>
+          <w:sz w:val="30"/>
+          <w:szCs w:val="30"/>
+        </w:rPr>
+        <w:t xml:space="preserve">Guided Notes</w:t>
+      </w:r>
+    </w:p>
+    <w:p>
+      <w:pPr>
+        <w:spacing w:after="100"/>
+      </w:pPr>
+      <w:r>
+        <w:rPr>
+          <w:i/>
+          <w:iCs/>
+          <w:color w:val="5F6F80"/>
+          <w:sz w:val="19"/>
+          <w:szCs w:val="19"/>
+        </w:rPr>
+        <w:t xml:space="preserve">Fill in each blank as we go. Use the Word Bank to help you.</w:t>
+      </w:r>
+    </w:p>
+    <w:tbl>
+      <w:tblPr>
+        <w:tblW w:type="pct" w:w="100%"/>
+        <w:tblBorders>
+          <w:top w:val="single" w:color="BBD0DE" w:sz="8"/>
+          <w:left w:val="single" w:color="BBD0DE" w:sz="8"/>
+          <w:bottom w:val="single" w:color="BBD0DE" w:sz="8"/>
+          <w:right w:val="single" w:color="BBD0DE" w:sz="8"/>
+          <w:insideH w:val="single" w:color="auto" w:sz="4"/>
+          <w:insideV w:val="single" w:color="auto" w:sz="4"/>
+        </w:tblBorders>
+      </w:tblPr>
+      <w:tblGrid>
+        <w:gridCol w:w="100"/>
+      </w:tblGrid>
+      <w:tr>
+        <w:tc>
+          <w:tcPr>
+            <w:shd w:fill="EEF4F8" w:color="auto" w:val="clear"/>
+            <w:tcMar>
+              <w:top w:type="dxa" w:w="120"/>
+              <w:left w:type="dxa" w:w="180"/>
+              <w:bottom w:type="dxa" w:w="120"/>
+              <w:right w:type="dxa" w:w="180"/>
+            </w:tcMar>
+          </w:tcPr>
+          <w:p>
+            <w:pPr>
+              <w:spacing w:after="40"/>
+            </w:pPr>
+            <w:r>
+              <w:rPr>
+                <w:b/>
+                <w:bCs/>
+                <w:color w:val="1FA6A2"/>
+                <w:sz w:val="18"/>
+                <w:szCs w:val="18"/>
+              </w:rPr>
+              <w:t xml:space="preserve">WORD BANK</w:t>
+            </w:r>
+          </w:p>
+          <w:p>
+            <w:pPr>
+              <w:spacing w:after="80"/>
+            </w:pPr>
+            <w:r>
+              <w:rPr>
+                <w:b/>
+                <w:bCs/>
+                <w:sz w:val="21"/>
+                <w:szCs w:val="21"/>
+              </w:rPr>
+              <w:t xml:space="preserve">Volume      •      Rectangular prism      •      Cubic units      •      Length, width, height      •      Net      •      Edge</w:t>
+            </w:r>
+          </w:p>
+        </w:tc>
+      </w:tr>
+    </w:tbl>
+    <w:p>
+      <w:pPr>
+        <w:spacing w:after="80"/>
+      </w:pPr>
+      <w:r>
+        <w:t xml:space="preserve"/>
+      </w:r>
+    </w:p>
+    <w:p>
+      <w:pPr>
+        <w:spacing w:after="120" w:before="80"/>
+      </w:pPr>
+      <w:r>
+        <w:rPr>
+          <w:b/>
+          <w:bCs/>
+          <w:color w:val="12355B"/>
+          <w:sz w:val="22"/>
+          <w:szCs w:val="22"/>
+        </w:rPr>
+        <w:t xml:space="preserve">1.  </w:t>
+      </w:r>
+      <w:r>
+        <w:rPr>
+          <w:sz w:val="22"/>
+          <w:szCs w:val="22"/>
+        </w:rPr>
+        <w:t xml:space="preserve">The amount of space inside a three-dimensional solid is its ___.</w:t>
+      </w:r>
+    </w:p>
+    <w:p>
+      <w:pPr>
+        <w:spacing w:after="120" w:before="80"/>
+      </w:pPr>
+      <w:r>
+        <w:rPr>
+          <w:b/>
+          <w:bCs/>
+          <w:color w:val="12355B"/>
+          <w:sz w:val="22"/>
+          <w:szCs w:val="22"/>
+        </w:rPr>
+        <w:t xml:space="preserve">2.  </w:t>
+      </w:r>
+      <w:r>
+        <w:rPr>
+          <w:sz w:val="22"/>
+          <w:szCs w:val="22"/>
+        </w:rPr>
+        <w:t xml:space="preserve">A solid with six rectangular faces, like a box, is a ___.</w:t>
+      </w:r>
+    </w:p>
+    <w:p>
+      <w:pPr>
+        <w:spacing w:after="120" w:before="80"/>
+      </w:pPr>
+      <w:r>
+        <w:rPr>
+          <w:b/>
+          <w:bCs/>
+          <w:color w:val="12355B"/>
+          <w:sz w:val="22"/>
+          <w:szCs w:val="22"/>
+        </w:rPr>
+        <w:t xml:space="preserve">3.  </w:t>
+      </w:r>
+      <w:r>
+        <w:rPr>
+          <w:sz w:val="22"/>
+          <w:szCs w:val="22"/>
+        </w:rPr>
+        <w:t xml:space="preserve">The unit used to measure volume, like cubic centimeters, is ___.</w:t>
+      </w:r>
+    </w:p>
+    <w:p>
+      <w:pPr>
+        <w:spacing w:after="120" w:before="80"/>
+      </w:pPr>
+      <w:r>
+        <w:rPr>
+          <w:b/>
+          <w:bCs/>
+          <w:color w:val="12355B"/>
+          <w:sz w:val="22"/>
+          <w:szCs w:val="22"/>
+        </w:rPr>
+        <w:t xml:space="preserve">4.  </w:t>
+      </w:r>
+      <w:r>
+        <w:rPr>
+          <w:sz w:val="22"/>
+          <w:szCs w:val="22"/>
+        </w:rPr>
+        <w:t xml:space="preserve">The three edge measurements of a rectangular prism are its ___.</w:t>
+      </w:r>
+    </w:p>
+    <w:p>
+      <w:pPr>
+        <w:spacing w:after="120" w:before="80"/>
+      </w:pPr>
+      <w:r>
+        <w:rPr>
+          <w:b/>
+          <w:bCs/>
+          <w:color w:val="12355B"/>
+          <w:sz w:val="22"/>
+          <w:szCs w:val="22"/>
+        </w:rPr>
+        <w:t xml:space="preserve">5.  </w:t>
+      </w:r>
+      <w:r>
+        <w:rPr>
+          <w:sz w:val="22"/>
+          <w:szCs w:val="22"/>
+        </w:rPr>
+        <w:t xml:space="preserve">A flat pattern that folds up into a solid is a ___.</w:t>
+      </w:r>
+    </w:p>
+    <w:p>
+      <w:pPr>
+        <w:spacing w:after="120" w:before="80"/>
+      </w:pPr>
+      <w:r>
+        <w:rPr>
+          <w:b/>
+          <w:bCs/>
+          <w:color w:val="12355B"/>
+          <w:sz w:val="22"/>
+          <w:szCs w:val="22"/>
+        </w:rPr>
+        <w:t xml:space="preserve">6.  </w:t>
+      </w:r>
+      <w:r>
+        <w:rPr>
+          <w:sz w:val="22"/>
+          <w:szCs w:val="22"/>
+        </w:rPr>
+        <w:t xml:space="preserve">A line segment where two faces of a solid meet is an ___.</w:t>
+      </w:r>
+    </w:p>
     <w:p>
       <w:pPr>
         <w:pStyle w:val="Heading1"/>
@@ -2238,6 +2470,87 @@
     </w:p>
     <w:p>
       <w:pPr>
+        <w:spacing w:after="40" w:before="80"/>
+      </w:pPr>
+      <w:r>
+        <w:rPr>
+          <w:b/>
+          <w:bCs/>
+          <w:color w:val="12355B"/>
+          <w:sz w:val="21"/>
+          <w:szCs w:val="21"/>
+        </w:rPr>
+        <w:t xml:space="preserve">5. </w:t>
+      </w:r>
+      <w:r>
+        <w:rPr>
+          <w:b/>
+          <w:bCs/>
+          <w:color w:val="6B4FA0"/>
+          <w:sz w:val="19"/>
+          <w:szCs w:val="19"/>
+        </w:rPr>
+        <w:t xml:space="preserve">[Practice] </w:t>
+      </w:r>
+      <w:r>
+        <w:rPr>
+          <w:b/>
+          <w:bCs/>
+          <w:sz w:val="21"/>
+          <w:szCs w:val="21"/>
+        </w:rPr>
+        <w:t xml:space="preserve">During practice on Volume with Whole Number Edges, what strategy did you use when a problem felt tricky?</w:t>
+      </w:r>
+    </w:p>
+    <w:p>
+      <w:pPr>
+        <w:spacing w:after="60"/>
+      </w:pPr>
+      <w:r>
+        <w:rPr>
+          <w:color w:val="1A2733"/>
+          <w:sz w:val="21"/>
+          <w:szCs w:val="21"/>
+        </w:rPr>
+        <w:t xml:space="preserve">Start with:  When the net folds up, the ___ faces enclose a ___ that I can fill with unit cubes.</w:t>
+      </w:r>
+      <w:r>
+        <w:rPr>
+          <w:i/>
+          <w:iCs/>
+          <w:color w:val="5F6F80"/>
+          <w:sz w:val="19"/>
+          <w:szCs w:val="19"/>
+        </w:rPr>
+        <w:br/>
+        <w:t xml:space="preserve">Cuando la red se dobla, las ___ caras encierran un ___ que puedo llenar con cubos unitarios.</w:t>
+      </w:r>
+    </w:p>
+    <w:p>
+      <w:pPr>
+        <w:spacing w:after="80"/>
+      </w:pPr>
+      <w:r>
+        <w:rPr>
+          <w:b/>
+          <w:bCs/>
+          <w:color w:val="12355B"/>
+          <w:sz w:val="19"/>
+          <w:szCs w:val="19"/>
+        </w:rPr>
+        <w:t xml:space="preserve">Word bank:  </w:t>
+      </w:r>
+      <w:r>
+        <w:rPr>
+          <w:color w:val="1FA6A2"/>
+          <w:sz w:val="19"/>
+          <w:szCs w:val="19"/>
+        </w:rPr>
+        <w:t xml:space="preserve">Volume,  Rectangular prism,  Cubic units,  Length, width, height</w:t>
+      </w:r>
+    </w:p>
+    <w:p>
+      <w:pPr>
         <w:pStyle w:val="Heading1"/>
         <w:pageBreakBefore/>
         <w:pBdr>
@@ -2559,99 +2872,97 @@
     </w:tbl>
     <w:p>
       <w:pPr>
-        <w:pStyle w:val="Heading1"/>
-        <w:pageBreakBefore/>
-        <w:pBdr>
-          <w:bottom w:val="single" w:color="1FA6A2" w:sz="14" w:space="6"/>
-        </w:pBdr>
-        <w:spacing w:after="140" w:before="0"/>
-      </w:pPr>
-      <w:r>
-        <w:rPr>
-          <w:b/>
-          <w:bCs/>
-          <w:color w:val="12355B"/>
-          <w:sz w:val="30"/>
-          <w:szCs w:val="30"/>
-        </w:rPr>
-        <w:t xml:space="preserve">Write About the Math</w:t>
-      </w:r>
-    </w:p>
-    <w:p>
-      <w:pPr>
-        <w:pStyle w:val="Heading2"/>
-        <w:spacing w:after="80" w:before="180"/>
-      </w:pPr>
-      <w:r>
-        <w:rPr>
-          <w:b/>
-          <w:bCs/>
-          <w:color w:val="12355B"/>
-          <w:sz w:val="24"/>
-          <w:szCs w:val="24"/>
-        </w:rPr>
-        <w:t xml:space="preserve">Build Strong Sentences</w:t>
-      </w:r>
-      <w:r>
-        <w:rPr>
-          <w:i/>
-          <w:iCs/>
-          <w:color w:val="B97A12"/>
-          <w:sz w:val="19"/>
-          <w:szCs w:val="19"/>
-        </w:rPr>
-        <w:t xml:space="preserve">   The Writing Revolution</w:t>
-      </w:r>
-    </w:p>
-    <w:p>
-      <w:pPr>
-        <w:spacing w:after="100"/>
-      </w:pPr>
-      <w:r>
-        <w:rPr>
-          <w:i/>
-          <w:iCs/>
-          <w:color w:val="5F6F80"/>
-          <w:sz w:val="19"/>
-          <w:szCs w:val="19"/>
-        </w:rPr>
-        <w:t xml:space="preserve">I can explain my work using the words volume, rectangular prism, cubic units, and edge.</w:t>
-      </w:r>
-    </w:p>
-    <w:p>
-      <w:pPr>
-        <w:pStyle w:val="Heading2"/>
-        <w:spacing w:after="80" w:before="180"/>
-      </w:pPr>
-      <w:r>
-        <w:rPr>
-          <w:b/>
-          <w:bCs/>
-          <w:color w:val="12355B"/>
-          <w:sz w:val="24"/>
-          <w:szCs w:val="24"/>
-        </w:rPr>
-        <w:t xml:space="preserve">1. Kernel Sentence</w:t>
-      </w:r>
-      <w:r>
-        <w:rPr>
-          <w:i/>
-          <w:iCs/>
-          <w:color w:val="1FA6A2"/>
-          <w:sz w:val="19"/>
-          <w:szCs w:val="19"/>
-        </w:rPr>
-        <w:t xml:space="preserve">   subject + verb</w:t>
+        <w:keepNext/>
+        <w:spacing w:after="60" w:before="160"/>
+      </w:pPr>
+      <w:r>
+        <w:rPr>
+          <w:b/>
+          <w:bCs/>
+          <w:color w:val="12355B"/>
+          <w:sz w:val="22"/>
+          <w:szCs w:val="22"/>
+        </w:rPr>
+        <w:t xml:space="preserve">3.  </w:t>
+      </w:r>
+      <w:r>
+        <w:rPr>
+          <w:b/>
+          <w:bCs/>
+          <w:sz w:val="21"/>
+          <w:szCs w:val="21"/>
+        </w:rPr>
+        <w:t xml:space="preserve">Blueprint 1: A time capsule box measures 4 in long, 3 in wide, and 2 in tall. How many unit cubes does it hold?</w:t>
+      </w:r>
+    </w:p>
+    <w:p>
+      <w:pPr>
+        <w:spacing w:after="40"/>
+        <w:ind w:left="420"/>
+      </w:pPr>
+      <w:r>
+        <w:rPr>
+          <w:sz w:val="20"/>
+          <w:szCs w:val="20"/>
+        </w:rPr>
+        <w:t xml:space="preserve">A)  24 cubic inches</w:t>
+      </w:r>
+    </w:p>
+    <w:p>
+      <w:pPr>
+        <w:spacing w:after="40"/>
+        <w:ind w:left="420"/>
+      </w:pPr>
+      <w:r>
+        <w:rPr>
+          <w:sz w:val="20"/>
+          <w:szCs w:val="20"/>
+        </w:rPr>
+        <w:t xml:space="preserve">B)  9 cubic inches</w:t>
+      </w:r>
+    </w:p>
+    <w:p>
+      <w:pPr>
+        <w:spacing w:after="40"/>
+        <w:ind w:left="420"/>
+      </w:pPr>
+      <w:r>
+        <w:rPr>
+          <w:sz w:val="20"/>
+          <w:szCs w:val="20"/>
+        </w:rPr>
+        <w:t xml:space="preserve">C)  14 cubic inches</w:t>
+      </w:r>
+    </w:p>
+    <w:p>
+      <w:pPr>
+        <w:spacing w:after="40"/>
+        <w:ind w:left="420"/>
+      </w:pPr>
+      <w:r>
+        <w:rPr>
+          <w:sz w:val="20"/>
+          <w:szCs w:val="20"/>
+        </w:rPr>
+        <w:t xml:space="preserve">D)  24 square inches</w:t>
+      </w:r>
+    </w:p>
+    <w:p>
+      <w:pPr>
+        <w:spacing w:after="20"/>
+      </w:pPr>
+      <w:r>
+        <w:t xml:space="preserve"/>
       </w:r>
     </w:p>
     <w:tbl>
       <w:tblPr>
         <w:tblW w:type="pct" w:w="100%"/>
         <w:tblBorders>
-          <w:top w:val="single" w:color="B97A12" w:sz="8"/>
-          <w:left w:val="single" w:color="B97A12" w:sz="8"/>
-          <w:bottom w:val="single" w:color="B97A12" w:sz="8"/>
-          <w:right w:val="single" w:color="B97A12" w:sz="8"/>
+          <w:top w:val="single" w:color="C7D2DD" w:sz="6"/>
+          <w:left w:val="single" w:color="C7D2DD" w:sz="6"/>
+          <w:bottom w:val="single" w:color="C7D2DD" w:sz="6"/>
+          <w:right w:val="single" w:color="C7D2DD" w:sz="6"/>
           <w:insideH w:val="single" w:color="auto" w:sz="4"/>
           <w:insideV w:val="single" w:color="auto" w:sz="4"/>
         </w:tblBorders>
@@ -2664,32 +2975,26 @@
           <w:tcPr>
             <w:shd w:fill="FBF3E2" w:color="auto" w:val="clear"/>
             <w:tcMar>
-              <w:top w:type="dxa" w:w="120"/>
-              <w:left w:type="dxa" w:w="180"/>
-              <w:bottom w:type="dxa" w:w="120"/>
-              <w:right w:type="dxa" w:w="180"/>
+              <w:top w:type="dxa" w:w="60"/>
+              <w:left w:type="dxa" w:w="120"/>
+              <w:bottom w:type="dxa" w:w="60"/>
+              <w:right w:type="dxa" w:w="120"/>
             </w:tcMar>
           </w:tcPr>
           <w:p>
             <w:pPr>
-              <w:spacing w:after="0"/>
-            </w:pPr>
-            <w:r>
-              <w:rPr>
-                <w:b/>
-                <w:bCs/>
-                <w:color w:val="1FA6A2"/>
-                <w:sz w:val="20"/>
-                <w:szCs w:val="20"/>
-              </w:rPr>
-              <w:t xml:space="preserve">Model:  </w:t>
-            </w:r>
-            <w:r>
-              <w:rPr>
-                <w:sz w:val="20"/>
-                <w:szCs w:val="20"/>
-              </w:rPr>
-              <w:t xml:space="preserve">Volume is how much space is inside a solid shape.</w:t>
+              <w:spacing w:after="0" w:line="320"/>
+            </w:pPr>
+            <w:r>
+              <w:t xml:space="preserve"/>
+            </w:r>
+          </w:p>
+          <w:p>
+            <w:pPr>
+              <w:spacing w:after="0" w:line="320"/>
+            </w:pPr>
+            <w:r>
+              <w:t xml:space="preserve"/>
             </w:r>
           </w:p>
         </w:tc>
@@ -2697,358 +3002,134 @@
     </w:tbl>
     <w:p>
       <w:pPr>
+        <w:keepNext/>
+        <w:spacing w:after="60" w:before="160"/>
+      </w:pPr>
+      <w:r>
+        <w:rPr>
+          <w:b/>
+          <w:bCs/>
+          <w:color w:val="12355B"/>
+          <w:sz w:val="22"/>
+          <w:szCs w:val="22"/>
+        </w:rPr>
+        <w:t xml:space="preserve">4.  </w:t>
+      </w:r>
+      <w:r>
+        <w:rPr>
+          <w:b/>
+          <w:bCs/>
+          <w:sz w:val="21"/>
+          <w:szCs w:val="21"/>
+        </w:rPr>
+        <w:t xml:space="preserve">Blueprint 2: A capsule must hold exactly 72 cubic inches. Its length is 6 in and its width is 4 in. What height does the engineer need?</w:t>
+      </w:r>
+    </w:p>
+    <w:p>
+      <w:pPr>
         <w:spacing w:after="40"/>
-      </w:pPr>
-      <w:r>
-        <w:t xml:space="preserve"/>
-      </w:r>
-    </w:p>
-    <w:p>
-      <w:pPr>
-        <w:spacing w:after="60"/>
-      </w:pPr>
-      <w:r>
-        <w:rPr>
-          <w:color w:val="1A2733"/>
-          <w:sz w:val="21"/>
-          <w:szCs w:val="21"/>
-        </w:rPr>
-        <w:t xml:space="preserve">Write a kernel sentence about volume. Use a subject and a verb.</w:t>
-      </w:r>
-      <w:r>
-        <w:rPr>
-          <w:i/>
-          <w:iCs/>
-          <w:color w:val="5F6F80"/>
-          <w:sz w:val="19"/>
-          <w:szCs w:val="19"/>
-        </w:rPr>
-        <w:br/>
-        <w:t xml:space="preserve">Escribe una oración base sobre volumen. Usa un sujeto y un verbo.</w:t>
-      </w:r>
-    </w:p>
-    <w:p>
-      <w:pPr>
-        <w:pBdr>
-          <w:bottom w:val="single" w:color="AFBECC" w:sz="6"/>
-        </w:pBdr>
-        <w:spacing w:after="30" w:before="150"/>
-      </w:pPr>
-      <w:r>
-        <w:t xml:space="preserve"/>
-      </w:r>
-    </w:p>
-    <w:p>
-      <w:pPr>
-        <w:pBdr>
-          <w:bottom w:val="single" w:color="AFBECC" w:sz="6"/>
-        </w:pBdr>
-        <w:spacing w:after="30" w:before="150"/>
-      </w:pPr>
-      <w:r>
-        <w:t xml:space="preserve"/>
-      </w:r>
-    </w:p>
-    <w:p>
-      <w:pPr>
-        <w:pStyle w:val="Heading2"/>
-        <w:spacing w:after="80" w:before="180"/>
-      </w:pPr>
-      <w:r>
-        <w:rPr>
-          <w:b/>
-          <w:bCs/>
-          <w:color w:val="12355B"/>
-          <w:sz w:val="24"/>
-          <w:szCs w:val="24"/>
-        </w:rPr>
-        <w:t xml:space="preserve">2. Sentence Expansion</w:t>
-      </w:r>
-      <w:r>
-        <w:rPr>
-          <w:i/>
-          <w:iCs/>
-          <w:color w:val="1FA6A2"/>
-          <w:sz w:val="19"/>
-          <w:szCs w:val="19"/>
-        </w:rPr>
-        <w:t xml:space="preserve">   because · but · so</w:t>
-      </w:r>
-    </w:p>
-    <w:p>
-      <w:pPr>
-        <w:spacing w:after="80"/>
-      </w:pPr>
-      <w:r>
-        <w:rPr>
-          <w:b/>
-          <w:bCs/>
-          <w:color w:val="1FA6A2"/>
+        <w:ind w:left="420"/>
+      </w:pPr>
+      <w:r>
+        <w:rPr>
           <w:sz w:val="20"/>
           <w:szCs w:val="20"/>
         </w:rPr>
-        <w:t xml:space="preserve">Kernel:  </w:t>
-      </w:r>
+        <w:t xml:space="preserve">A)  3 in</w:t>
+      </w:r>
+    </w:p>
+    <w:p>
+      <w:pPr>
+        <w:spacing w:after="40"/>
+        <w:ind w:left="420"/>
+      </w:pPr>
       <w:r>
         <w:rPr>
           <w:sz w:val="20"/>
           <w:szCs w:val="20"/>
         </w:rPr>
-        <w:t xml:space="preserve">Volume matters in math</w:t>
-      </w:r>
-    </w:p>
-    <w:p>
-      <w:pPr>
-        <w:spacing w:after="80"/>
-      </w:pPr>
-      <w:r>
-        <w:rPr>
-          <w:b/>
-          <w:bCs/>
-          <w:color w:val="12355B"/>
-          <w:sz w:val="21"/>
-          <w:szCs w:val="21"/>
-        </w:rPr>
-        <w:t xml:space="preserve">because  </w:t>
-      </w:r>
-      <w:r>
-        <w:rPr>
-          <w:sz w:val="21"/>
-          <w:szCs w:val="21"/>
-        </w:rPr>
-        <w:t xml:space="preserve">Volume matters in math because ___.</w:t>
-      </w:r>
-      <w:r>
-        <w:rPr>
-          <w:i/>
-          <w:iCs/>
-          <w:color w:val="5F6F80"/>
-          <w:sz w:val="19"/>
-          <w:szCs w:val="19"/>
-        </w:rPr>
-        <w:br/>
-        <w:t xml:space="preserve">Volumen importa en matemáticas porque ___.</w:t>
-      </w:r>
-    </w:p>
-    <w:p>
-      <w:pPr>
-        <w:pBdr>
-          <w:bottom w:val="single" w:color="AFBECC" w:sz="6"/>
-        </w:pBdr>
-        <w:spacing w:after="30" w:before="150"/>
+        <w:t xml:space="preserve">B)  12 in</w:t>
+      </w:r>
+    </w:p>
+    <w:p>
+      <w:pPr>
+        <w:spacing w:after="40"/>
+        <w:ind w:left="420"/>
+      </w:pPr>
+      <w:r>
+        <w:rPr>
+          <w:sz w:val="20"/>
+          <w:szCs w:val="20"/>
+        </w:rPr>
+        <w:t xml:space="preserve">C)  62 in</w:t>
+      </w:r>
+    </w:p>
+    <w:p>
+      <w:pPr>
+        <w:spacing w:after="40"/>
+        <w:ind w:left="420"/>
+      </w:pPr>
+      <w:r>
+        <w:rPr>
+          <w:sz w:val="20"/>
+          <w:szCs w:val="20"/>
+        </w:rPr>
+        <w:t xml:space="preserve">D)  9 in</w:t>
+      </w:r>
+    </w:p>
+    <w:p>
+      <w:pPr>
+        <w:spacing w:after="20"/>
       </w:pPr>
       <w:r>
         <w:t xml:space="preserve"/>
       </w:r>
     </w:p>
-    <w:p>
-      <w:pPr>
-        <w:spacing w:after="80"/>
-      </w:pPr>
-      <w:r>
-        <w:rPr>
-          <w:b/>
-          <w:bCs/>
-          <w:color w:val="12355B"/>
-          <w:sz w:val="21"/>
-          <w:szCs w:val="21"/>
-        </w:rPr>
-        <w:t xml:space="preserve">but  </w:t>
-      </w:r>
-      <w:r>
-        <w:rPr>
-          <w:sz w:val="21"/>
-          <w:szCs w:val="21"/>
-        </w:rPr>
-        <w:t xml:space="preserve">Volume matters in math, but ___.</w:t>
-      </w:r>
-      <w:r>
-        <w:rPr>
-          <w:i/>
-          <w:iCs/>
-          <w:color w:val="5F6F80"/>
-          <w:sz w:val="19"/>
-          <w:szCs w:val="19"/>
-        </w:rPr>
-        <w:br/>
-        <w:t xml:space="preserve">Volumen importa en matemáticas, pero ___.</w:t>
-      </w:r>
-    </w:p>
-    <w:p>
-      <w:pPr>
-        <w:pBdr>
-          <w:bottom w:val="single" w:color="AFBECC" w:sz="6"/>
-        </w:pBdr>
-        <w:spacing w:after="30" w:before="150"/>
-      </w:pPr>
-      <w:r>
-        <w:t xml:space="preserve"/>
-      </w:r>
-    </w:p>
-    <w:p>
-      <w:pPr>
-        <w:spacing w:after="80"/>
-      </w:pPr>
-      <w:r>
-        <w:rPr>
-          <w:b/>
-          <w:bCs/>
-          <w:color w:val="12355B"/>
-          <w:sz w:val="21"/>
-          <w:szCs w:val="21"/>
-        </w:rPr>
-        <w:t xml:space="preserve">so  </w:t>
-      </w:r>
-      <w:r>
-        <w:rPr>
-          <w:sz w:val="21"/>
-          <w:szCs w:val="21"/>
-        </w:rPr>
-        <w:t xml:space="preserve">Volume matters in math, so ___.</w:t>
-      </w:r>
-      <w:r>
-        <w:rPr>
-          <w:i/>
-          <w:iCs/>
-          <w:color w:val="5F6F80"/>
-          <w:sz w:val="19"/>
-          <w:szCs w:val="19"/>
-        </w:rPr>
-        <w:br/>
-        <w:t xml:space="preserve">Volumen importa en matemáticas, entonces ___.</w:t>
-      </w:r>
-    </w:p>
-    <w:p>
-      <w:pPr>
-        <w:pBdr>
-          <w:bottom w:val="single" w:color="AFBECC" w:sz="6"/>
-        </w:pBdr>
-        <w:spacing w:after="30" w:before="150"/>
-      </w:pPr>
-      <w:r>
-        <w:t xml:space="preserve"/>
-      </w:r>
-    </w:p>
-    <w:p>
-      <w:pPr>
-        <w:pStyle w:val="Heading2"/>
-        <w:spacing w:after="80" w:before="180"/>
-      </w:pPr>
-      <w:r>
-        <w:rPr>
-          <w:b/>
-          <w:bCs/>
-          <w:color w:val="12355B"/>
-          <w:sz w:val="24"/>
-          <w:szCs w:val="24"/>
-        </w:rPr>
-        <w:t xml:space="preserve">3. Explain Your Reasoning</w:t>
-      </w:r>
-      <w:r>
-        <w:rPr>
-          <w:i/>
-          <w:iCs/>
-          <w:color w:val="1FA6A2"/>
-          <w:sz w:val="19"/>
-          <w:szCs w:val="19"/>
-        </w:rPr>
-        <w:t xml:space="preserve">   use a sentence starter</w:t>
-      </w:r>
-    </w:p>
-    <w:p>
-      <w:pPr>
-        <w:spacing w:after="60"/>
-      </w:pPr>
-      <w:r>
-        <w:rPr>
-          <w:color w:val="1A2733"/>
-          <w:sz w:val="21"/>
-          <w:szCs w:val="21"/>
-        </w:rPr>
-        <w:t xml:space="preserve">I need three measurements because volume fills space in ___ directions.</w:t>
-      </w:r>
-      <w:r>
-        <w:rPr>
-          <w:i/>
-          <w:iCs/>
-          <w:color w:val="5F6F80"/>
-          <w:sz w:val="19"/>
-          <w:szCs w:val="19"/>
-        </w:rPr>
-        <w:br/>
-        <w:t xml:space="preserve">Necesito tres medidas porque el volumen llena el espacio en ___ direcciones.</w:t>
-      </w:r>
-    </w:p>
-    <w:p>
-      <w:pPr>
-        <w:spacing w:after="60"/>
-      </w:pPr>
-      <w:r>
-        <w:rPr>
-          <w:color w:val="1A2733"/>
-          <w:sz w:val="21"/>
-          <w:szCs w:val="21"/>
-        </w:rPr>
-        <w:t xml:space="preserve">Length and width alone only give one ___, not the whole volume.</w:t>
-      </w:r>
-      <w:r>
-        <w:rPr>
-          <w:i/>
-          <w:iCs/>
-          <w:color w:val="5F6F80"/>
-          <w:sz w:val="19"/>
-          <w:szCs w:val="19"/>
-        </w:rPr>
-        <w:br/>
-        <w:t xml:space="preserve">El largo y el ancho solos solo dan una ___, no todo el volumen.</w:t>
-      </w:r>
-    </w:p>
-    <w:p>
-      <w:pPr>
-        <w:spacing w:after="60"/>
-      </w:pPr>
-      <w:r>
-        <w:rPr>
-          <w:color w:val="1A2733"/>
-          <w:sz w:val="21"/>
-          <w:szCs w:val="21"/>
-        </w:rPr>
-        <w:t xml:space="preserve">When the net folds up, the ___ faces enclose a ___ that I can fill with unit cubes.</w:t>
-      </w:r>
-      <w:r>
-        <w:rPr>
-          <w:i/>
-          <w:iCs/>
-          <w:color w:val="5F6F80"/>
-          <w:sz w:val="19"/>
-          <w:szCs w:val="19"/>
-        </w:rPr>
-        <w:br/>
-        <w:t xml:space="preserve">Cuando la red se dobla, las ___ caras encierran un ___ que puedo llenar con cubos unitarios.</w:t>
-      </w:r>
-    </w:p>
-    <w:p>
-      <w:pPr>
-        <w:pBdr>
-          <w:bottom w:val="single" w:color="AFBECC" w:sz="6"/>
-        </w:pBdr>
-        <w:spacing w:after="30" w:before="150"/>
-      </w:pPr>
-      <w:r>
-        <w:t xml:space="preserve"/>
-      </w:r>
-    </w:p>
-    <w:p>
-      <w:pPr>
-        <w:pBdr>
-          <w:bottom w:val="single" w:color="AFBECC" w:sz="6"/>
-        </w:pBdr>
-        <w:spacing w:after="30" w:before="150"/>
-      </w:pPr>
-      <w:r>
-        <w:t xml:space="preserve"/>
-      </w:r>
-    </w:p>
+    <w:tbl>
+      <w:tblPr>
+        <w:tblW w:type="pct" w:w="100%"/>
+        <w:tblBorders>
+          <w:top w:val="single" w:color="C7D2DD" w:sz="6"/>
+          <w:left w:val="single" w:color="C7D2DD" w:sz="6"/>
+          <w:bottom w:val="single" w:color="C7D2DD" w:sz="6"/>
+          <w:right w:val="single" w:color="C7D2DD" w:sz="6"/>
+          <w:insideH w:val="single" w:color="auto" w:sz="4"/>
+          <w:insideV w:val="single" w:color="auto" w:sz="4"/>
+        </w:tblBorders>
+      </w:tblPr>
+      <w:tblGrid>
+        <w:gridCol w:w="100"/>
+      </w:tblGrid>
+      <w:tr>
+        <w:tc>
+          <w:tcPr>
+            <w:shd w:fill="FBF3E2" w:color="auto" w:val="clear"/>
+            <w:tcMar>
+              <w:top w:type="dxa" w:w="60"/>
+              <w:left w:type="dxa" w:w="120"/>
+              <w:bottom w:type="dxa" w:w="60"/>
+              <w:right w:type="dxa" w:w="120"/>
+            </w:tcMar>
+          </w:tcPr>
+          <w:p>
+            <w:pPr>
+              <w:spacing w:after="0" w:line="320"/>
+            </w:pPr>
+            <w:r>
+              <w:t xml:space="preserve"/>
+            </w:r>
+          </w:p>
+          <w:p>
+            <w:pPr>
+              <w:spacing w:after="0" w:line="320"/>
+            </w:pPr>
+            <w:r>
+              <w:t xml:space="preserve"/>
+            </w:r>
+          </w:p>
+        </w:tc>
+      </w:tr>
+    </w:tbl>
     <w:p>
       <w:pPr>
         <w:pStyle w:val="Heading1"/>
@@ -3214,6 +3295,148 @@
           <w:sz w:val="24"/>
           <w:szCs w:val="24"/>
         </w:rPr>
+        <w:t xml:space="preserve">Guided Notes (Fill-in)</w:t>
+      </w:r>
+    </w:p>
+    <w:p>
+      <w:pPr>
+        <w:spacing w:after="80"/>
+      </w:pPr>
+      <w:r>
+        <w:rPr>
+          <w:b/>
+          <w:bCs/>
+          <w:sz w:val="21"/>
+          <w:szCs w:val="21"/>
+        </w:rPr>
+        <w:t xml:space="preserve">Notes 1:  </w:t>
+      </w:r>
+      <w:r>
+        <w:rPr>
+          <w:sz w:val="21"/>
+          <w:szCs w:val="21"/>
+        </w:rPr>
+        <w:t xml:space="preserve">Volume</w:t>
+      </w:r>
+    </w:p>
+    <w:p>
+      <w:pPr>
+        <w:spacing w:after="80"/>
+      </w:pPr>
+      <w:r>
+        <w:rPr>
+          <w:b/>
+          <w:bCs/>
+          <w:sz w:val="21"/>
+          <w:szCs w:val="21"/>
+        </w:rPr>
+        <w:t xml:space="preserve">Notes 2:  </w:t>
+      </w:r>
+      <w:r>
+        <w:rPr>
+          <w:sz w:val="21"/>
+          <w:szCs w:val="21"/>
+        </w:rPr>
+        <w:t xml:space="preserve">Rectangular prism</w:t>
+      </w:r>
+    </w:p>
+    <w:p>
+      <w:pPr>
+        <w:spacing w:after="80"/>
+      </w:pPr>
+      <w:r>
+        <w:rPr>
+          <w:b/>
+          <w:bCs/>
+          <w:sz w:val="21"/>
+          <w:szCs w:val="21"/>
+        </w:rPr>
+        <w:t xml:space="preserve">Notes 3:  </w:t>
+      </w:r>
+      <w:r>
+        <w:rPr>
+          <w:sz w:val="21"/>
+          <w:szCs w:val="21"/>
+        </w:rPr>
+        <w:t xml:space="preserve">Cubic units</w:t>
+      </w:r>
+    </w:p>
+    <w:p>
+      <w:pPr>
+        <w:spacing w:after="80"/>
+      </w:pPr>
+      <w:r>
+        <w:rPr>
+          <w:b/>
+          <w:bCs/>
+          <w:sz w:val="21"/>
+          <w:szCs w:val="21"/>
+        </w:rPr>
+        <w:t xml:space="preserve">Notes 4:  </w:t>
+      </w:r>
+      <w:r>
+        <w:rPr>
+          <w:sz w:val="21"/>
+          <w:szCs w:val="21"/>
+        </w:rPr>
+        <w:t xml:space="preserve">Length, width, height</w:t>
+      </w:r>
+    </w:p>
+    <w:p>
+      <w:pPr>
+        <w:spacing w:after="80"/>
+      </w:pPr>
+      <w:r>
+        <w:rPr>
+          <w:b/>
+          <w:bCs/>
+          <w:sz w:val="21"/>
+          <w:szCs w:val="21"/>
+        </w:rPr>
+        <w:t xml:space="preserve">Notes 5:  </w:t>
+      </w:r>
+      <w:r>
+        <w:rPr>
+          <w:sz w:val="21"/>
+          <w:szCs w:val="21"/>
+        </w:rPr>
+        <w:t xml:space="preserve">Net</w:t>
+      </w:r>
+    </w:p>
+    <w:p>
+      <w:pPr>
+        <w:spacing w:after="80"/>
+      </w:pPr>
+      <w:r>
+        <w:rPr>
+          <w:b/>
+          <w:bCs/>
+          <w:sz w:val="21"/>
+          <w:szCs w:val="21"/>
+        </w:rPr>
+        <w:t xml:space="preserve">Notes 6:  </w:t>
+      </w:r>
+      <w:r>
+        <w:rPr>
+          <w:sz w:val="21"/>
+          <w:szCs w:val="21"/>
+        </w:rPr>
+        <w:t xml:space="preserve">Edge</w:t>
+      </w:r>
+    </w:p>
+    <w:p>
+      <w:pPr>
+        <w:pStyle w:val="Heading2"/>
+        <w:spacing w:after="80" w:before="180"/>
+      </w:pPr>
+      <w:r>
+        <w:rPr>
+          <w:b/>
+          <w:bCs/>
+          <w:color w:val="12355B"/>
+          <w:sz w:val="24"/>
+          <w:szCs w:val="24"/>
+        </w:rPr>
         <w:t xml:space="preserve">Worked Notes (I Do / We Do)</w:t>
       </w:r>
     </w:p>
@@ -3339,30 +3562,23 @@
     </w:p>
     <w:p>
       <w:pPr>
-        <w:pStyle w:val="Heading2"/>
-        <w:spacing w:after="80" w:before="180"/>
-      </w:pPr>
-      <w:r>
-        <w:rPr>
-          <w:b/>
-          <w:bCs/>
-          <w:color w:val="12355B"/>
-          <w:sz w:val="24"/>
-          <w:szCs w:val="24"/>
-        </w:rPr>
-        <w:t xml:space="preserve">Exit Ticket</w:t>
-      </w:r>
-    </w:p>
-    <w:p>
-      <w:pPr>
         <w:spacing w:after="80"/>
       </w:pPr>
       <w:r>
         <w:rPr>
-          <w:sz w:val="21"/>
-          <w:szCs w:val="21"/>
-        </w:rPr>
-        <w:t xml:space="preserve">A)  220 in³</w:t>
+          <w:b/>
+          <w:bCs/>
+          <w:sz w:val="21"/>
+          <w:szCs w:val="21"/>
+        </w:rPr>
+        <w:t xml:space="preserve">3.  </w:t>
+      </w:r>
+      <w:r>
+        <w:rPr>
+          <w:sz w:val="21"/>
+          <w:szCs w:val="21"/>
+        </w:rPr>
+        <w:t xml:space="preserve">A)  24 cubic inches</w:t>
       </w:r>
       <w:r>
         <w:rPr>
@@ -3372,23 +3588,7 @@
           <w:sz w:val="19"/>
           <w:szCs w:val="19"/>
         </w:rPr>
-        <w:t xml:space="preserve">  — V = 11 × 5 × 4 = 220 cubic inches. Remember: volume uses cubic units (in³).</w:t>
-      </w:r>
-    </w:p>
-    <w:p>
-      <w:pPr>
-        <w:pStyle w:val="Heading2"/>
-        <w:spacing w:after="80" w:before="180"/>
-      </w:pPr>
-      <w:r>
-        <w:rPr>
-          <w:b/>
-          <w:bCs/>
-          <w:color w:val="12355B"/>
-          <w:sz w:val="24"/>
-          <w:szCs w:val="24"/>
-        </w:rPr>
-        <w:t xml:space="preserve">Writing (TWR) — what to look for</w:t>
+        <w:t xml:space="preserve">  — V = l × w × h = 4 × 3 × 2 = 24 cubic inches. The box fills 2 layers of 12 cubes each (4 × 3 = 12, then × 2 = 24).</w:t>
       </w:r>
     </w:p>
     <w:p>
@@ -3397,52 +3597,19 @@
       </w:pPr>
       <w:r>
         <w:rPr>
-          <w:sz w:val="20"/>
-          <w:szCs w:val="20"/>
-        </w:rPr>
-        <w:t xml:space="preserve">Kernel sentence: a complete sentence needs a subject and a verb. Example: Volume is how much space is inside a solid shape.</w:t>
-      </w:r>
-    </w:p>
-    <w:p>
-      <w:pPr>
-        <w:spacing w:after="80"/>
-      </w:pPr>
-      <w:r>
-        <w:rPr>
-          <w:sz w:val="20"/>
-          <w:szCs w:val="20"/>
-        </w:rPr>
-        <w:t xml:space="preserve">Expansion: because = reason, but = contrast/exception, so = result. Answers vary; each must keep the kernel idea.</w:t>
-      </w:r>
-    </w:p>
-    <w:p>
-      <w:pPr>
-        <w:pStyle w:val="Heading2"/>
-        <w:spacing w:after="80" w:before="180"/>
-      </w:pPr>
-      <w:r>
-        <w:rPr>
-          <w:b/>
-          <w:bCs/>
-          <w:color w:val="12355B"/>
-          <w:sz w:val="24"/>
-          <w:szCs w:val="24"/>
-        </w:rPr>
-        <w:t xml:space="preserve">Turn &amp; Talk — listen for</w:t>
-      </w:r>
-    </w:p>
-    <w:p>
-      <w:pPr>
-        <w:spacing w:after="80"/>
-      </w:pPr>
-      <w:r>
-        <w:rPr>
-          <w:b/>
-          <w:bCs/>
-          <w:sz w:val="19"/>
-          <w:szCs w:val="19"/>
-        </w:rPr>
-        <w:t xml:space="preserve">1.  </w:t>
+          <w:b/>
+          <w:bCs/>
+          <w:sz w:val="21"/>
+          <w:szCs w:val="21"/>
+        </w:rPr>
+        <w:t xml:space="preserve">4.  </w:t>
+      </w:r>
+      <w:r>
+        <w:rPr>
+          <w:sz w:val="21"/>
+          <w:szCs w:val="21"/>
+        </w:rPr>
+        <w:t xml:space="preserve">A)  3 in</w:t>
       </w:r>
       <w:r>
         <w:rPr>
@@ -3452,7 +3619,23 @@
           <w:sz w:val="19"/>
           <w:szCs w:val="19"/>
         </w:rPr>
-        <w:t xml:space="preserve">Students explain volume is three-dimensional, so all three edges (length, width, height) are needed; two measurements only describe one flat face.</w:t>
+        <w:t xml:space="preserve">  — V = l × w × h → 72 = 6 × 4 × h → 72 = 24 × h → h = 72 ÷ 24 = 3 in.</w:t>
+      </w:r>
+    </w:p>
+    <w:p>
+      <w:pPr>
+        <w:pStyle w:val="Heading2"/>
+        <w:spacing w:after="80" w:before="180"/>
+      </w:pPr>
+      <w:r>
+        <w:rPr>
+          <w:b/>
+          <w:bCs/>
+          <w:color w:val="12355B"/>
+          <w:sz w:val="24"/>
+          <w:szCs w:val="24"/>
+        </w:rPr>
+        <w:t xml:space="preserve">Exit Ticket</w:t>
       </w:r>
     </w:p>
     <w:p>
@@ -3461,12 +3644,10 @@
       </w:pPr>
       <w:r>
         <w:rPr>
-          <w:b/>
-          <w:bCs/>
-          <w:sz w:val="19"/>
-          <w:szCs w:val="19"/>
-        </w:rPr>
-        <w:t xml:space="preserve">2.  </w:t>
+          <w:sz w:val="21"/>
+          <w:szCs w:val="21"/>
+        </w:rPr>
+        <w:t xml:space="preserve">A)  220 in³</w:t>
       </w:r>
       <w:r>
         <w:rPr>
@@ -3476,55 +3657,7 @@
           <w:sz w:val="19"/>
           <w:szCs w:val="19"/>
         </w:rPr>
-        <w:t xml:space="preserve">Students connect the folded net to the 3D space inside, and explain volume counts the unit cubes that fill it, computed as l × w × h.</w:t>
-      </w:r>
-    </w:p>
-    <w:p>
-      <w:pPr>
-        <w:spacing w:after="80"/>
-      </w:pPr>
-      <w:r>
-        <w:rPr>
-          <w:b/>
-          <w:bCs/>
-          <w:sz w:val="19"/>
-          <w:szCs w:val="19"/>
-        </w:rPr>
-        <w:t xml:space="preserve">3.  </w:t>
-      </w:r>
-      <w:r>
-        <w:rPr>
-          <w:i/>
-          <w:iCs/>
-          <w:color w:val="5F6F80"/>
-          <w:sz w:val="19"/>
-          <w:szCs w:val="19"/>
-        </w:rPr>
-        <w:t xml:space="preserve">Students compute large = 7776 in³, medium = 3024 in³, then subtract to get 4752 in³ more, and reason that you must find each volume before comparing.</w:t>
-      </w:r>
-    </w:p>
-    <w:p>
-      <w:pPr>
-        <w:spacing w:after="80"/>
-      </w:pPr>
-      <w:r>
-        <w:rPr>
-          <w:b/>
-          <w:bCs/>
-          <w:sz w:val="19"/>
-          <w:szCs w:val="19"/>
-        </w:rPr>
-        <w:t xml:space="preserve">4.  </w:t>
-      </w:r>
-      <w:r>
-        <w:rPr>
-          <w:i/>
-          <w:iCs/>
-          <w:color w:val="5F6F80"/>
-          <w:sz w:val="19"/>
-          <w:szCs w:val="19"/>
-        </w:rPr>
-        <w:t xml:space="preserve">Students change in² to in³ and explain that volume fills 3D space (three edges multiplied), while square units describe the flat area of one face.</w:t>
+        <w:t xml:space="preserve">  — V = 11 × 5 × 4 = 220 cubic inches. Remember: volume uses cubic units (in³).</w:t>
       </w:r>
     </w:p>
     <w:sectPr>

--- a/lessons/10-1-flagship/downloads/10-1-flagship-notes.docx
+++ b/lessons/10-1-flagship/downloads/10-1-flagship-notes.docx
@@ -3245,419 +3245,6 @@
       </w:pPr>
       <w:r>
         <w:t xml:space="preserve"/>
-      </w:r>
-    </w:p>
-    <w:p>
-      <w:pPr>
-        <w:pStyle w:val="Heading1"/>
-        <w:pageBreakBefore/>
-        <w:pBdr>
-          <w:bottom w:val="single" w:color="1FA6A2" w:sz="14" w:space="6"/>
-        </w:pBdr>
-        <w:spacing w:after="140" w:before="0"/>
-      </w:pPr>
-      <w:r>
-        <w:rPr>
-          <w:b/>
-          <w:bCs/>
-          <w:color w:val="12355B"/>
-          <w:sz w:val="30"/>
-          <w:szCs w:val="30"/>
-        </w:rPr>
-        <w:t xml:space="preserve">Answer Key &amp; Teacher Guide</w:t>
-      </w:r>
-    </w:p>
-    <w:p>
-      <w:pPr>
-        <w:spacing w:after="100"/>
-      </w:pPr>
-      <w:r>
-        <w:rPr>
-          <w:i/>
-          <w:iCs/>
-          <w:color w:val="5F6F80"/>
-          <w:sz w:val="19"/>
-          <w:szCs w:val="19"/>
-        </w:rPr>
-        <w:t xml:space="preserve">Teacher reference — remove or fold back before distributing to students.</w:t>
-      </w:r>
-    </w:p>
-    <w:p>
-      <w:pPr>
-        <w:pStyle w:val="Heading2"/>
-        <w:spacing w:after="80" w:before="180"/>
-      </w:pPr>
-      <w:r>
-        <w:rPr>
-          <w:b/>
-          <w:bCs/>
-          <w:color w:val="12355B"/>
-          <w:sz w:val="24"/>
-          <w:szCs w:val="24"/>
-        </w:rPr>
-        <w:t xml:space="preserve">Guided Notes (Fill-in)</w:t>
-      </w:r>
-    </w:p>
-    <w:p>
-      <w:pPr>
-        <w:spacing w:after="80"/>
-      </w:pPr>
-      <w:r>
-        <w:rPr>
-          <w:b/>
-          <w:bCs/>
-          <w:sz w:val="21"/>
-          <w:szCs w:val="21"/>
-        </w:rPr>
-        <w:t xml:space="preserve">Notes 1:  </w:t>
-      </w:r>
-      <w:r>
-        <w:rPr>
-          <w:sz w:val="21"/>
-          <w:szCs w:val="21"/>
-        </w:rPr>
-        <w:t xml:space="preserve">Volume</w:t>
-      </w:r>
-    </w:p>
-    <w:p>
-      <w:pPr>
-        <w:spacing w:after="80"/>
-      </w:pPr>
-      <w:r>
-        <w:rPr>
-          <w:b/>
-          <w:bCs/>
-          <w:sz w:val="21"/>
-          <w:szCs w:val="21"/>
-        </w:rPr>
-        <w:t xml:space="preserve">Notes 2:  </w:t>
-      </w:r>
-      <w:r>
-        <w:rPr>
-          <w:sz w:val="21"/>
-          <w:szCs w:val="21"/>
-        </w:rPr>
-        <w:t xml:space="preserve">Rectangular prism</w:t>
-      </w:r>
-    </w:p>
-    <w:p>
-      <w:pPr>
-        <w:spacing w:after="80"/>
-      </w:pPr>
-      <w:r>
-        <w:rPr>
-          <w:b/>
-          <w:bCs/>
-          <w:sz w:val="21"/>
-          <w:szCs w:val="21"/>
-        </w:rPr>
-        <w:t xml:space="preserve">Notes 3:  </w:t>
-      </w:r>
-      <w:r>
-        <w:rPr>
-          <w:sz w:val="21"/>
-          <w:szCs w:val="21"/>
-        </w:rPr>
-        <w:t xml:space="preserve">Cubic units</w:t>
-      </w:r>
-    </w:p>
-    <w:p>
-      <w:pPr>
-        <w:spacing w:after="80"/>
-      </w:pPr>
-      <w:r>
-        <w:rPr>
-          <w:b/>
-          <w:bCs/>
-          <w:sz w:val="21"/>
-          <w:szCs w:val="21"/>
-        </w:rPr>
-        <w:t xml:space="preserve">Notes 4:  </w:t>
-      </w:r>
-      <w:r>
-        <w:rPr>
-          <w:sz w:val="21"/>
-          <w:szCs w:val="21"/>
-        </w:rPr>
-        <w:t xml:space="preserve">Length, width, height</w:t>
-      </w:r>
-    </w:p>
-    <w:p>
-      <w:pPr>
-        <w:spacing w:after="80"/>
-      </w:pPr>
-      <w:r>
-        <w:rPr>
-          <w:b/>
-          <w:bCs/>
-          <w:sz w:val="21"/>
-          <w:szCs w:val="21"/>
-        </w:rPr>
-        <w:t xml:space="preserve">Notes 5:  </w:t>
-      </w:r>
-      <w:r>
-        <w:rPr>
-          <w:sz w:val="21"/>
-          <w:szCs w:val="21"/>
-        </w:rPr>
-        <w:t xml:space="preserve">Net</w:t>
-      </w:r>
-    </w:p>
-    <w:p>
-      <w:pPr>
-        <w:spacing w:after="80"/>
-      </w:pPr>
-      <w:r>
-        <w:rPr>
-          <w:b/>
-          <w:bCs/>
-          <w:sz w:val="21"/>
-          <w:szCs w:val="21"/>
-        </w:rPr>
-        <w:t xml:space="preserve">Notes 6:  </w:t>
-      </w:r>
-      <w:r>
-        <w:rPr>
-          <w:sz w:val="21"/>
-          <w:szCs w:val="21"/>
-        </w:rPr>
-        <w:t xml:space="preserve">Edge</w:t>
-      </w:r>
-    </w:p>
-    <w:p>
-      <w:pPr>
-        <w:pStyle w:val="Heading2"/>
-        <w:spacing w:after="80" w:before="180"/>
-      </w:pPr>
-      <w:r>
-        <w:rPr>
-          <w:b/>
-          <w:bCs/>
-          <w:color w:val="12355B"/>
-          <w:sz w:val="24"/>
-          <w:szCs w:val="24"/>
-        </w:rPr>
-        <w:t xml:space="preserve">Worked Notes (I Do / We Do)</w:t>
-      </w:r>
-    </w:p>
-    <w:p>
-      <w:pPr>
-        <w:spacing w:after="80"/>
-      </w:pPr>
-      <w:r>
-        <w:rPr>
-          <w:b/>
-          <w:bCs/>
-          <w:sz w:val="21"/>
-          <w:szCs w:val="21"/>
-        </w:rPr>
-        <w:t xml:space="preserve">I Do:  </w:t>
-      </w:r>
-      <w:r>
-        <w:rPr>
-          <w:sz w:val="21"/>
-          <w:szCs w:val="21"/>
-        </w:rPr>
-        <w:t xml:space="preserve">A. 84 in³</w:t>
-      </w:r>
-    </w:p>
-    <w:p>
-      <w:pPr>
-        <w:spacing w:after="80"/>
-      </w:pPr>
-      <w:r>
-        <w:rPr>
-          <w:b/>
-          <w:bCs/>
-          <w:sz w:val="21"/>
-          <w:szCs w:val="21"/>
-        </w:rPr>
-        <w:t xml:space="preserve">We Do:  </w:t>
-      </w:r>
-      <w:r>
-        <w:rPr>
-          <w:sz w:val="21"/>
-          <w:szCs w:val="21"/>
-        </w:rPr>
-        <w:t xml:space="preserve">A. 3 cm</w:t>
-      </w:r>
-    </w:p>
-    <w:p>
-      <w:pPr>
-        <w:pStyle w:val="Heading2"/>
-        <w:spacing w:after="80" w:before="180"/>
-      </w:pPr>
-      <w:r>
-        <w:rPr>
-          <w:b/>
-          <w:bCs/>
-          <w:color w:val="12355B"/>
-          <w:sz w:val="24"/>
-          <w:szCs w:val="24"/>
-        </w:rPr>
-        <w:t xml:space="preserve">Independent Practice</w:t>
-      </w:r>
-    </w:p>
-    <w:p>
-      <w:pPr>
-        <w:spacing w:after="80"/>
-      </w:pPr>
-      <w:r>
-        <w:rPr>
-          <w:b/>
-          <w:bCs/>
-          <w:sz w:val="21"/>
-          <w:szCs w:val="21"/>
-        </w:rPr>
-        <w:t xml:space="preserve">1.  </w:t>
-      </w:r>
-      <w:r>
-        <w:rPr>
-          <w:sz w:val="21"/>
-          <w:szCs w:val="21"/>
-        </w:rPr>
-        <w:t xml:space="preserve">A)  Cubic inches (in³)</w:t>
-      </w:r>
-      <w:r>
-        <w:rPr>
-          <w:i/>
-          <w:iCs/>
-          <w:color w:val="5F6F80"/>
-          <w:sz w:val="19"/>
-          <w:szCs w:val="19"/>
-        </w:rPr>
-        <w:t xml:space="preserve">  — Volume measures 3D space, so it uses cubic units like in³. Square units (in²) are for area, and inches are for length.</w:t>
-      </w:r>
-    </w:p>
-    <w:p>
-      <w:pPr>
-        <w:spacing w:after="80"/>
-      </w:pPr>
-      <w:r>
-        <w:rPr>
-          <w:b/>
-          <w:bCs/>
-          <w:sz w:val="21"/>
-          <w:szCs w:val="21"/>
-        </w:rPr>
-        <w:t xml:space="preserve">2.  </w:t>
-      </w:r>
-      <w:r>
-        <w:rPr>
-          <w:sz w:val="21"/>
-          <w:szCs w:val="21"/>
-        </w:rPr>
-        <w:t xml:space="preserve">A)  Bin B by 12 in³</w:t>
-      </w:r>
-      <w:r>
-        <w:rPr>
-          <w:i/>
-          <w:iCs/>
-          <w:color w:val="5F6F80"/>
-          <w:sz w:val="19"/>
-          <w:szCs w:val="19"/>
-        </w:rPr>
-        <w:t xml:space="preserve">  — Bin A: 8 × 6 × 5 = 240 in³. Bin B: 9 × 4 × 7 = 252 in³. Bin B holds 12 in³ more.</w:t>
-      </w:r>
-    </w:p>
-    <w:p>
-      <w:pPr>
-        <w:spacing w:after="80"/>
-      </w:pPr>
-      <w:r>
-        <w:rPr>
-          <w:b/>
-          <w:bCs/>
-          <w:sz w:val="21"/>
-          <w:szCs w:val="21"/>
-        </w:rPr>
-        <w:t xml:space="preserve">3.  </w:t>
-      </w:r>
-      <w:r>
-        <w:rPr>
-          <w:sz w:val="21"/>
-          <w:szCs w:val="21"/>
-        </w:rPr>
-        <w:t xml:space="preserve">A)  24 cubic inches</w:t>
-      </w:r>
-      <w:r>
-        <w:rPr>
-          <w:i/>
-          <w:iCs/>
-          <w:color w:val="5F6F80"/>
-          <w:sz w:val="19"/>
-          <w:szCs w:val="19"/>
-        </w:rPr>
-        <w:t xml:space="preserve">  — V = l × w × h = 4 × 3 × 2 = 24 cubic inches. The box fills 2 layers of 12 cubes each (4 × 3 = 12, then × 2 = 24).</w:t>
-      </w:r>
-    </w:p>
-    <w:p>
-      <w:pPr>
-        <w:spacing w:after="80"/>
-      </w:pPr>
-      <w:r>
-        <w:rPr>
-          <w:b/>
-          <w:bCs/>
-          <w:sz w:val="21"/>
-          <w:szCs w:val="21"/>
-        </w:rPr>
-        <w:t xml:space="preserve">4.  </w:t>
-      </w:r>
-      <w:r>
-        <w:rPr>
-          <w:sz w:val="21"/>
-          <w:szCs w:val="21"/>
-        </w:rPr>
-        <w:t xml:space="preserve">A)  3 in</w:t>
-      </w:r>
-      <w:r>
-        <w:rPr>
-          <w:i/>
-          <w:iCs/>
-          <w:color w:val="5F6F80"/>
-          <w:sz w:val="19"/>
-          <w:szCs w:val="19"/>
-        </w:rPr>
-        <w:t xml:space="preserve">  — V = l × w × h → 72 = 6 × 4 × h → 72 = 24 × h → h = 72 ÷ 24 = 3 in.</w:t>
-      </w:r>
-    </w:p>
-    <w:p>
-      <w:pPr>
-        <w:pStyle w:val="Heading2"/>
-        <w:spacing w:after="80" w:before="180"/>
-      </w:pPr>
-      <w:r>
-        <w:rPr>
-          <w:b/>
-          <w:bCs/>
-          <w:color w:val="12355B"/>
-          <w:sz w:val="24"/>
-          <w:szCs w:val="24"/>
-        </w:rPr>
-        <w:t xml:space="preserve">Exit Ticket</w:t>
-      </w:r>
-    </w:p>
-    <w:p>
-      <w:pPr>
-        <w:spacing w:after="80"/>
-      </w:pPr>
-      <w:r>
-        <w:rPr>
-          <w:sz w:val="21"/>
-          <w:szCs w:val="21"/>
-        </w:rPr>
-        <w:t xml:space="preserve">A)  220 in³</w:t>
-      </w:r>
-      <w:r>
-        <w:rPr>
-          <w:i/>
-          <w:iCs/>
-          <w:color w:val="5F6F80"/>
-          <w:sz w:val="19"/>
-          <w:szCs w:val="19"/>
-        </w:rPr>
-        <w:t xml:space="preserve">  — V = 11 × 5 × 4 = 220 cubic inches. Remember: volume uses cubic units (in³).</w:t>
       </w:r>
     </w:p>
     <w:sectPr>

--- a/lessons/10-1-flagship/downloads/10-1-flagship-notes.docx
+++ b/lessons/10-1-flagship/downloads/10-1-flagship-notes.docx
@@ -14,7 +14,7 @@
           <w:sz w:val="18"/>
           <w:szCs w:val="18"/>
         </w:rPr>
-        <w:t xml:space="preserve">UNIT 10  ·  LESSON 1      STANDARD 6.G.2</w:t>
+        <w:t xml:space="preserve">UNIT 10  ·  LESSON 1      STANDARD 6.GR.2</w:t>
       </w:r>
     </w:p>
     <w:p>
@@ -2512,7 +2512,7 @@
           <w:sz w:val="21"/>
           <w:szCs w:val="21"/>
         </w:rPr>
-        <w:t xml:space="preserve">Start with:  When the net folds up, the ___ faces enclose a ___ that I can fill with unit cubes.</w:t>
+        <w:t xml:space="preserve">Start with:  When a problem felt tricky, I ___ to keep my work organized.</w:t>
       </w:r>
       <w:r>
         <w:rPr>
@@ -2523,7 +2523,7 @@
           <w:szCs w:val="19"/>
         </w:rPr>
         <w:br/>
-        <w:t xml:space="preserve">Cuando la red se dobla, las ___ caras encierran un ___ que puedo llenar con cubos unitarios.</w:t>
+        <w:t xml:space="preserve">Cuando un problema fue difícil, yo ___ para mantener mi trabajo organizado.</w:t>
       </w:r>
     </w:p>
     <w:p>
@@ -2608,6 +2608,32 @@
           <w:szCs w:val="19"/>
         </w:rPr>
         <w:t xml:space="preserve">Solve each problem. Show your thinking in the work box.</w:t>
+      </w:r>
+    </w:p>
+    <w:p>
+      <w:pPr>
+        <w:pStyle w:val="Heading2"/>
+        <w:spacing w:after="80" w:before="180"/>
+      </w:pPr>
+      <w:r>
+        <w:rPr>
+          <w:b/>
+          <w:bCs/>
+          <w:color w:val="12355B"/>
+          <w:sz w:val="24"/>
+          <w:szCs w:val="24"/>
+        </w:rPr>
+        <w:t xml:space="preserve">Level 1 Support</w:t>
+      </w:r>
+      <w:r>
+        <w:rPr>
+          <w:i/>
+          <w:iCs/>
+          <w:color w:val="1FA6A2"/>
+          <w:sz w:val="19"/>
+          <w:szCs w:val="19"/>
+        </w:rPr>
+        <w:t xml:space="preserve">   extra scaffolding</w:t>
       </w:r>
     </w:p>
     <w:p>
@@ -2742,6 +2768,32 @@
     </w:tbl>
     <w:p>
       <w:pPr>
+        <w:pStyle w:val="Heading2"/>
+        <w:spacing w:after="80" w:before="180"/>
+      </w:pPr>
+      <w:r>
+        <w:rPr>
+          <w:b/>
+          <w:bCs/>
+          <w:color w:val="12355B"/>
+          <w:sz w:val="24"/>
+          <w:szCs w:val="24"/>
+        </w:rPr>
+        <w:t xml:space="preserve">On Level</w:t>
+      </w:r>
+      <w:r>
+        <w:rPr>
+          <w:i/>
+          <w:iCs/>
+          <w:color w:val="12355B"/>
+          <w:sz w:val="19"/>
+          <w:szCs w:val="19"/>
+        </w:rPr>
+        <w:t xml:space="preserve">   grade-level practice</w:t>
+      </w:r>
+    </w:p>
+    <w:p>
+      <w:pPr>
         <w:keepNext/>
         <w:spacing w:after="60" w:before="160"/>
       </w:pPr>
@@ -2815,266 +2867,6 @@
           <w:szCs w:val="20"/>
         </w:rPr>
         <w:t xml:space="preserve">D)  They hold the same</w:t>
-      </w:r>
-    </w:p>
-    <w:p>
-      <w:pPr>
-        <w:spacing w:after="20"/>
-      </w:pPr>
-      <w:r>
-        <w:t xml:space="preserve"/>
-      </w:r>
-    </w:p>
-    <w:tbl>
-      <w:tblPr>
-        <w:tblW w:type="pct" w:w="100%"/>
-        <w:tblBorders>
-          <w:top w:val="single" w:color="C7D2DD" w:sz="6"/>
-          <w:left w:val="single" w:color="C7D2DD" w:sz="6"/>
-          <w:bottom w:val="single" w:color="C7D2DD" w:sz="6"/>
-          <w:right w:val="single" w:color="C7D2DD" w:sz="6"/>
-          <w:insideH w:val="single" w:color="auto" w:sz="4"/>
-          <w:insideV w:val="single" w:color="auto" w:sz="4"/>
-        </w:tblBorders>
-      </w:tblPr>
-      <w:tblGrid>
-        <w:gridCol w:w="100"/>
-      </w:tblGrid>
-      <w:tr>
-        <w:tc>
-          <w:tcPr>
-            <w:shd w:fill="FBF3E2" w:color="auto" w:val="clear"/>
-            <w:tcMar>
-              <w:top w:type="dxa" w:w="60"/>
-              <w:left w:type="dxa" w:w="120"/>
-              <w:bottom w:type="dxa" w:w="60"/>
-              <w:right w:type="dxa" w:w="120"/>
-            </w:tcMar>
-          </w:tcPr>
-          <w:p>
-            <w:pPr>
-              <w:spacing w:after="0" w:line="320"/>
-            </w:pPr>
-            <w:r>
-              <w:t xml:space="preserve"/>
-            </w:r>
-          </w:p>
-          <w:p>
-            <w:pPr>
-              <w:spacing w:after="0" w:line="320"/>
-            </w:pPr>
-            <w:r>
-              <w:t xml:space="preserve"/>
-            </w:r>
-          </w:p>
-        </w:tc>
-      </w:tr>
-    </w:tbl>
-    <w:p>
-      <w:pPr>
-        <w:keepNext/>
-        <w:spacing w:after="60" w:before="160"/>
-      </w:pPr>
-      <w:r>
-        <w:rPr>
-          <w:b/>
-          <w:bCs/>
-          <w:color w:val="12355B"/>
-          <w:sz w:val="22"/>
-          <w:szCs w:val="22"/>
-        </w:rPr>
-        <w:t xml:space="preserve">3.  </w:t>
-      </w:r>
-      <w:r>
-        <w:rPr>
-          <w:b/>
-          <w:bCs/>
-          <w:sz w:val="21"/>
-          <w:szCs w:val="21"/>
-        </w:rPr>
-        <w:t xml:space="preserve">Blueprint 1: A time capsule box measures 4 in long, 3 in wide, and 2 in tall. How many unit cubes does it hold?</w:t>
-      </w:r>
-    </w:p>
-    <w:p>
-      <w:pPr>
-        <w:spacing w:after="40"/>
-        <w:ind w:left="420"/>
-      </w:pPr>
-      <w:r>
-        <w:rPr>
-          <w:sz w:val="20"/>
-          <w:szCs w:val="20"/>
-        </w:rPr>
-        <w:t xml:space="preserve">A)  24 cubic inches</w:t>
-      </w:r>
-    </w:p>
-    <w:p>
-      <w:pPr>
-        <w:spacing w:after="40"/>
-        <w:ind w:left="420"/>
-      </w:pPr>
-      <w:r>
-        <w:rPr>
-          <w:sz w:val="20"/>
-          <w:szCs w:val="20"/>
-        </w:rPr>
-        <w:t xml:space="preserve">B)  9 cubic inches</w:t>
-      </w:r>
-    </w:p>
-    <w:p>
-      <w:pPr>
-        <w:spacing w:after="40"/>
-        <w:ind w:left="420"/>
-      </w:pPr>
-      <w:r>
-        <w:rPr>
-          <w:sz w:val="20"/>
-          <w:szCs w:val="20"/>
-        </w:rPr>
-        <w:t xml:space="preserve">C)  14 cubic inches</w:t>
-      </w:r>
-    </w:p>
-    <w:p>
-      <w:pPr>
-        <w:spacing w:after="40"/>
-        <w:ind w:left="420"/>
-      </w:pPr>
-      <w:r>
-        <w:rPr>
-          <w:sz w:val="20"/>
-          <w:szCs w:val="20"/>
-        </w:rPr>
-        <w:t xml:space="preserve">D)  24 square inches</w:t>
-      </w:r>
-    </w:p>
-    <w:p>
-      <w:pPr>
-        <w:spacing w:after="20"/>
-      </w:pPr>
-      <w:r>
-        <w:t xml:space="preserve"/>
-      </w:r>
-    </w:p>
-    <w:tbl>
-      <w:tblPr>
-        <w:tblW w:type="pct" w:w="100%"/>
-        <w:tblBorders>
-          <w:top w:val="single" w:color="C7D2DD" w:sz="6"/>
-          <w:left w:val="single" w:color="C7D2DD" w:sz="6"/>
-          <w:bottom w:val="single" w:color="C7D2DD" w:sz="6"/>
-          <w:right w:val="single" w:color="C7D2DD" w:sz="6"/>
-          <w:insideH w:val="single" w:color="auto" w:sz="4"/>
-          <w:insideV w:val="single" w:color="auto" w:sz="4"/>
-        </w:tblBorders>
-      </w:tblPr>
-      <w:tblGrid>
-        <w:gridCol w:w="100"/>
-      </w:tblGrid>
-      <w:tr>
-        <w:tc>
-          <w:tcPr>
-            <w:shd w:fill="FBF3E2" w:color="auto" w:val="clear"/>
-            <w:tcMar>
-              <w:top w:type="dxa" w:w="60"/>
-              <w:left w:type="dxa" w:w="120"/>
-              <w:bottom w:type="dxa" w:w="60"/>
-              <w:right w:type="dxa" w:w="120"/>
-            </w:tcMar>
-          </w:tcPr>
-          <w:p>
-            <w:pPr>
-              <w:spacing w:after="0" w:line="320"/>
-            </w:pPr>
-            <w:r>
-              <w:t xml:space="preserve"/>
-            </w:r>
-          </w:p>
-          <w:p>
-            <w:pPr>
-              <w:spacing w:after="0" w:line="320"/>
-            </w:pPr>
-            <w:r>
-              <w:t xml:space="preserve"/>
-            </w:r>
-          </w:p>
-        </w:tc>
-      </w:tr>
-    </w:tbl>
-    <w:p>
-      <w:pPr>
-        <w:keepNext/>
-        <w:spacing w:after="60" w:before="160"/>
-      </w:pPr>
-      <w:r>
-        <w:rPr>
-          <w:b/>
-          <w:bCs/>
-          <w:color w:val="12355B"/>
-          <w:sz w:val="22"/>
-          <w:szCs w:val="22"/>
-        </w:rPr>
-        <w:t xml:space="preserve">4.  </w:t>
-      </w:r>
-      <w:r>
-        <w:rPr>
-          <w:b/>
-          <w:bCs/>
-          <w:sz w:val="21"/>
-          <w:szCs w:val="21"/>
-        </w:rPr>
-        <w:t xml:space="preserve">Blueprint 2: A capsule must hold exactly 72 cubic inches. Its length is 6 in and its width is 4 in. What height does the engineer need?</w:t>
-      </w:r>
-    </w:p>
-    <w:p>
-      <w:pPr>
-        <w:spacing w:after="40"/>
-        <w:ind w:left="420"/>
-      </w:pPr>
-      <w:r>
-        <w:rPr>
-          <w:sz w:val="20"/>
-          <w:szCs w:val="20"/>
-        </w:rPr>
-        <w:t xml:space="preserve">A)  3 in</w:t>
-      </w:r>
-    </w:p>
-    <w:p>
-      <w:pPr>
-        <w:spacing w:after="40"/>
-        <w:ind w:left="420"/>
-      </w:pPr>
-      <w:r>
-        <w:rPr>
-          <w:sz w:val="20"/>
-          <w:szCs w:val="20"/>
-        </w:rPr>
-        <w:t xml:space="preserve">B)  12 in</w:t>
-      </w:r>
-    </w:p>
-    <w:p>
-      <w:pPr>
-        <w:spacing w:after="40"/>
-        <w:ind w:left="420"/>
-      </w:pPr>
-      <w:r>
-        <w:rPr>
-          <w:sz w:val="20"/>
-          <w:szCs w:val="20"/>
-        </w:rPr>
-        <w:t xml:space="preserve">C)  62 in</w:t>
-      </w:r>
-    </w:p>
-    <w:p>
-      <w:pPr>
-        <w:spacing w:after="40"/>
-        <w:ind w:left="420"/>
-      </w:pPr>
-      <w:r>
-        <w:rPr>
-          <w:sz w:val="20"/>
-          <w:szCs w:val="20"/>
-        </w:rPr>
-        <w:t xml:space="preserve">D)  9 in</w:t>
       </w:r>
     </w:p>
     <w:p>

--- a/lessons/10-1-flagship/downloads/10-1-flagship-notes.docx
+++ b/lessons/10-1-flagship/downloads/10-1-flagship-notes.docx
@@ -1404,6 +1404,1302 @@
           <w:szCs w:val="22"/>
         </w:rPr>
         <w:t xml:space="preserve">A line segment where two faces of a solid meet is an ___.</w:t>
+      </w:r>
+    </w:p>
+    <w:p>
+      <w:pPr>
+        <w:pStyle w:val="Heading1"/>
+        <w:pageBreakBefore/>
+        <w:pBdr>
+          <w:bottom w:val="single" w:color="1FA6A2" w:sz="14" w:space="6"/>
+        </w:pBdr>
+        <w:spacing w:after="140" w:before="0"/>
+      </w:pPr>
+      <w:r>
+        <w:rPr>
+          <w:b/>
+          <w:bCs/>
+          <w:color w:val="12355B"/>
+          <w:sz w:val="30"/>
+          <w:szCs w:val="30"/>
+        </w:rPr>
+        <w:t xml:space="preserve">Write About the Math</w:t>
+      </w:r>
+    </w:p>
+    <w:p>
+      <w:pPr>
+        <w:spacing w:after="100"/>
+      </w:pPr>
+      <w:r>
+        <w:rPr>
+          <w:i/>
+          <w:iCs/>
+          <w:color w:val="5F6F80"/>
+          <w:sz w:val="19"/>
+          <w:szCs w:val="19"/>
+        </w:rPr>
+        <w:t xml:space="preserve">Use the support level you need. Every level answers the same math question.</w:t>
+      </w:r>
+    </w:p>
+    <w:p>
+      <w:pPr>
+        <w:pStyle w:val="Heading2"/>
+        <w:spacing w:after="80" w:before="180"/>
+      </w:pPr>
+      <w:r>
+        <w:rPr>
+          <w:b/>
+          <w:bCs/>
+          <w:color w:val="12355B"/>
+          <w:sz w:val="24"/>
+          <w:szCs w:val="24"/>
+        </w:rPr>
+        <w:t xml:space="preserve">1. Understand the Question</w:t>
+      </w:r>
+      <w:r>
+        <w:rPr>
+          <w:i/>
+          <w:iCs/>
+          <w:color w:val="B97A12"/>
+          <w:sz w:val="19"/>
+          <w:szCs w:val="19"/>
+        </w:rPr>
+        <w:t xml:space="preserve">   explain</w:t>
+      </w:r>
+    </w:p>
+    <w:tbl>
+      <w:tblPr>
+        <w:tblW w:type="pct" w:w="100%"/>
+        <w:tblBorders>
+          <w:top w:val="single" w:color="1FA6A2" w:sz="8"/>
+          <w:left w:val="single" w:color="1FA6A2" w:sz="8"/>
+          <w:bottom w:val="single" w:color="1FA6A2" w:sz="8"/>
+          <w:right w:val="single" w:color="1FA6A2" w:sz="8"/>
+          <w:insideH w:val="single" w:color="auto" w:sz="4"/>
+          <w:insideV w:val="single" w:color="auto" w:sz="4"/>
+        </w:tblBorders>
+      </w:tblPr>
+      <w:tblGrid>
+        <w:gridCol w:w="100"/>
+      </w:tblGrid>
+      <w:tr>
+        <w:tc>
+          <w:tcPr>
+            <w:shd w:fill="E6F4F3" w:color="auto" w:val="clear"/>
+            <w:tcMar>
+              <w:top w:type="dxa" w:w="120"/>
+              <w:left w:type="dxa" w:w="180"/>
+              <w:bottom w:type="dxa" w:w="120"/>
+              <w:right w:type="dxa" w:w="180"/>
+            </w:tcMar>
+          </w:tcPr>
+          <w:p>
+            <w:pPr>
+              <w:spacing w:after="60"/>
+            </w:pPr>
+            <w:r>
+              <w:rPr>
+                <w:color w:val="1A2733"/>
+                <w:sz w:val="21"/>
+                <w:szCs w:val="21"/>
+              </w:rPr>
+              <w:t xml:space="preserve">In the Fold Shop you fold a flat net into a closed box. How does folding the net help you understand what the volume V = l × w × h actually measures?</w:t>
+            </w:r>
+          </w:p>
+          <w:p>
+            <w:pPr>
+              <w:spacing w:after="0"/>
+            </w:pPr>
+            <w:r>
+              <w:rPr>
+                <w:b/>
+                <w:bCs/>
+                <w:color w:val="12355B"/>
+                <w:sz w:val="20"/>
+                <w:szCs w:val="20"/>
+              </w:rPr>
+              <w:t xml:space="preserve">Your job:  </w:t>
+            </w:r>
+            <w:r>
+              <w:rPr>
+                <w:sz w:val="20"/>
+                <w:szCs w:val="20"/>
+              </w:rPr>
+              <w:t xml:space="preserve">Answer the question. Use math evidence. Explain how the evidence proves your answer.</w:t>
+            </w:r>
+            <w:r>
+              <w:rPr>
+                <w:i/>
+                <w:iCs/>
+                <w:color w:val="5F6F80"/>
+                <w:sz w:val="18"/>
+                <w:szCs w:val="18"/>
+              </w:rPr>
+              <w:br/>
+              <w:t xml:space="preserve">Responde la pregunta. Usa evidencia matemática. Explica cómo la evidencia demuestra tu respuesta.</w:t>
+            </w:r>
+          </w:p>
+        </w:tc>
+      </w:tr>
+    </w:tbl>
+    <w:p>
+      <w:pPr>
+        <w:pStyle w:val="Heading2"/>
+        <w:spacing w:after="80" w:before="180"/>
+      </w:pPr>
+      <w:r>
+        <w:rPr>
+          <w:b/>
+          <w:bCs/>
+          <w:color w:val="12355B"/>
+          <w:sz w:val="24"/>
+          <w:szCs w:val="24"/>
+        </w:rPr>
+        <w:t xml:space="preserve">2. Plan Your Math Words</w:t>
+      </w:r>
+      <w:r>
+        <w:rPr>
+          <w:i/>
+          <w:iCs/>
+          <w:color w:val="1FA6A2"/>
+          <w:sz w:val="19"/>
+          <w:szCs w:val="19"/>
+        </w:rPr>
+        <w:t xml:space="preserve">   check at least two</w:t>
+      </w:r>
+    </w:p>
+    <w:p>
+      <w:pPr>
+        <w:spacing w:after="60"/>
+      </w:pPr>
+      <w:r>
+        <w:rPr>
+          <w:b/>
+          <w:bCs/>
+          <w:color w:val="1FA6A2"/>
+          <w:sz w:val="22"/>
+          <w:szCs w:val="22"/>
+        </w:rPr>
+        <w:t xml:space="preserve">☐  </w:t>
+      </w:r>
+      <w:r>
+        <w:rPr>
+          <w:b/>
+          <w:bCs/>
+          <w:color w:val="12355B"/>
+          <w:sz w:val="20"/>
+          <w:szCs w:val="20"/>
+        </w:rPr>
+        <w:t xml:space="preserve">Volume — </w:t>
+      </w:r>
+      <w:r>
+        <w:rPr>
+          <w:sz w:val="20"/>
+          <w:szCs w:val="20"/>
+        </w:rPr>
+        <w:t xml:space="preserve">How much space is inside a solid shape.</w:t>
+      </w:r>
+      <w:r>
+        <w:rPr>
+          <w:i/>
+          <w:iCs/>
+          <w:color w:val="5F6F80"/>
+          <w:sz w:val="18"/>
+          <w:szCs w:val="18"/>
+        </w:rPr>
+        <w:br/>
+        <w:t xml:space="preserve">Volumen — Cuánto espacio hay dentro de una figura sólida.</w:t>
+      </w:r>
+    </w:p>
+    <w:p>
+      <w:pPr>
+        <w:spacing w:after="60"/>
+      </w:pPr>
+      <w:r>
+        <w:rPr>
+          <w:b/>
+          <w:bCs/>
+          <w:color w:val="1FA6A2"/>
+          <w:sz w:val="22"/>
+          <w:szCs w:val="22"/>
+        </w:rPr>
+        <w:t xml:space="preserve">☐  </w:t>
+      </w:r>
+      <w:r>
+        <w:rPr>
+          <w:b/>
+          <w:bCs/>
+          <w:color w:val="12355B"/>
+          <w:sz w:val="20"/>
+          <w:szCs w:val="20"/>
+        </w:rPr>
+        <w:t xml:space="preserve">Rectangular prism — </w:t>
+      </w:r>
+      <w:r>
+        <w:rPr>
+          <w:sz w:val="20"/>
+          <w:szCs w:val="20"/>
+        </w:rPr>
+        <w:t xml:space="preserve">A solid box shape with six flat rectangle sides.</w:t>
+      </w:r>
+      <w:r>
+        <w:rPr>
+          <w:i/>
+          <w:iCs/>
+          <w:color w:val="5F6F80"/>
+          <w:sz w:val="18"/>
+          <w:szCs w:val="18"/>
+        </w:rPr>
+        <w:br/>
+        <w:t xml:space="preserve">Prisma rectangular — Una figura sólida en forma de caja con seis lados rectangulares.</w:t>
+      </w:r>
+    </w:p>
+    <w:p>
+      <w:pPr>
+        <w:spacing w:after="60"/>
+      </w:pPr>
+      <w:r>
+        <w:rPr>
+          <w:b/>
+          <w:bCs/>
+          <w:color w:val="1FA6A2"/>
+          <w:sz w:val="22"/>
+          <w:szCs w:val="22"/>
+        </w:rPr>
+        <w:t xml:space="preserve">☐  </w:t>
+      </w:r>
+      <w:r>
+        <w:rPr>
+          <w:b/>
+          <w:bCs/>
+          <w:color w:val="12355B"/>
+          <w:sz w:val="20"/>
+          <w:szCs w:val="20"/>
+        </w:rPr>
+        <w:t xml:space="preserve">Cubic units — </w:t>
+      </w:r>
+      <w:r>
+        <w:rPr>
+          <w:sz w:val="20"/>
+          <w:szCs w:val="20"/>
+        </w:rPr>
+        <w:t xml:space="preserve">The units used to measure space inside, like cubic inches.</w:t>
+      </w:r>
+      <w:r>
+        <w:rPr>
+          <w:i/>
+          <w:iCs/>
+          <w:color w:val="5F6F80"/>
+          <w:sz w:val="18"/>
+          <w:szCs w:val="18"/>
+        </w:rPr>
+        <w:br/>
+        <w:t xml:space="preserve">Unidades cúbicas — Las unidades para medir el espacio interior, como pulgadas cúbicas.</w:t>
+      </w:r>
+    </w:p>
+    <w:p>
+      <w:pPr>
+        <w:spacing w:after="60"/>
+      </w:pPr>
+      <w:r>
+        <w:rPr>
+          <w:b/>
+          <w:bCs/>
+          <w:color w:val="1FA6A2"/>
+          <w:sz w:val="22"/>
+          <w:szCs w:val="22"/>
+        </w:rPr>
+        <w:t xml:space="preserve">☐  </w:t>
+      </w:r>
+      <w:r>
+        <w:rPr>
+          <w:b/>
+          <w:bCs/>
+          <w:color w:val="12355B"/>
+          <w:sz w:val="20"/>
+          <w:szCs w:val="20"/>
+        </w:rPr>
+        <w:t xml:space="preserve">Net — </w:t>
+      </w:r>
+      <w:r>
+        <w:rPr>
+          <w:sz w:val="20"/>
+          <w:szCs w:val="20"/>
+        </w:rPr>
+        <w:t xml:space="preserve">A flat shape that folds up into a solid.</w:t>
+      </w:r>
+      <w:r>
+        <w:rPr>
+          <w:i/>
+          <w:iCs/>
+          <w:color w:val="5F6F80"/>
+          <w:sz w:val="18"/>
+          <w:szCs w:val="18"/>
+        </w:rPr>
+        <w:br/>
+        <w:t xml:space="preserve">Plantilla (desarrollo plano) — Una figura plana que se dobla y forma un sólido.</w:t>
+      </w:r>
+    </w:p>
+    <w:p>
+      <w:pPr>
+        <w:spacing w:after="60"/>
+      </w:pPr>
+      <w:r>
+        <w:rPr>
+          <w:b/>
+          <w:bCs/>
+          <w:color w:val="1FA6A2"/>
+          <w:sz w:val="22"/>
+          <w:szCs w:val="22"/>
+        </w:rPr>
+        <w:t xml:space="preserve">☐  </w:t>
+      </w:r>
+      <w:r>
+        <w:rPr>
+          <w:b/>
+          <w:bCs/>
+          <w:color w:val="12355B"/>
+          <w:sz w:val="20"/>
+          <w:szCs w:val="20"/>
+        </w:rPr>
+        <w:t xml:space="preserve">Edge — </w:t>
+      </w:r>
+      <w:r>
+        <w:rPr>
+          <w:sz w:val="20"/>
+          <w:szCs w:val="20"/>
+        </w:rPr>
+        <w:t xml:space="preserve">The line where two flat sides of a solid meet.</w:t>
+      </w:r>
+      <w:r>
+        <w:rPr>
+          <w:i/>
+          <w:iCs/>
+          <w:color w:val="5F6F80"/>
+          <w:sz w:val="18"/>
+          <w:szCs w:val="18"/>
+        </w:rPr>
+        <w:br/>
+        <w:t xml:space="preserve">Arista — La línea donde se unen dos lados planos de un sólido.</w:t>
+      </w:r>
+    </w:p>
+    <w:tbl>
+      <w:tblPr>
+        <w:tblW w:type="pct" w:w="100%"/>
+        <w:tblBorders>
+          <w:top w:val="single" w:color="1FA6A2" w:sz="8"/>
+          <w:left w:val="single" w:color="1FA6A2" w:sz="8"/>
+          <w:bottom w:val="single" w:color="1FA6A2" w:sz="8"/>
+          <w:right w:val="single" w:color="1FA6A2" w:sz="8"/>
+          <w:insideH w:val="single" w:color="auto" w:sz="4"/>
+          <w:insideV w:val="single" w:color="auto" w:sz="4"/>
+        </w:tblBorders>
+      </w:tblPr>
+      <w:tblGrid>
+        <w:gridCol w:w="100"/>
+      </w:tblGrid>
+      <w:tr>
+        <w:tc>
+          <w:tcPr>
+            <w:shd w:fill="F7FFFD" w:color="auto" w:val="clear"/>
+            <w:tcMar>
+              <w:top w:type="dxa" w:w="120"/>
+              <w:left w:type="dxa" w:w="180"/>
+              <w:bottom w:type="dxa" w:w="120"/>
+              <w:right w:type="dxa" w:w="180"/>
+            </w:tcMar>
+          </w:tcPr>
+          <w:p>
+            <w:pPr>
+              <w:spacing w:after="50"/>
+            </w:pPr>
+            <w:r>
+              <w:rPr>
+                <w:b/>
+                <w:bCs/>
+                <w:color w:val="1FA6A2"/>
+                <w:sz w:val="20"/>
+                <w:szCs w:val="20"/>
+              </w:rPr>
+              <w:t xml:space="preserve">Say it first:  </w:t>
+            </w:r>
+            <w:r>
+              <w:rPr>
+                <w:sz w:val="20"/>
+                <w:szCs w:val="20"/>
+              </w:rPr>
+              <w:t xml:space="preserve">Say your idea to a partner or quietly to yourself before you write.</w:t>
+            </w:r>
+          </w:p>
+          <w:p>
+            <w:pPr>
+              <w:spacing w:after="60"/>
+            </w:pPr>
+            <w:r>
+              <w:rPr>
+                <w:color w:val="1A2733"/>
+                <w:sz w:val="21"/>
+                <w:szCs w:val="21"/>
+              </w:rPr>
+              <w:t xml:space="preserve">When the net folds up, the ___ faces enclose a ___ that I can fill with unit cubes.</w:t>
+            </w:r>
+            <w:r>
+              <w:rPr>
+                <w:i/>
+                <w:iCs/>
+                <w:color w:val="5F6F80"/>
+                <w:sz w:val="19"/>
+                <w:szCs w:val="19"/>
+              </w:rPr>
+              <w:br/>
+              <w:t xml:space="preserve">Cuando la red se dobla, las ___ caras encierran un ___ que puedo llenar con cubos unitarios.</w:t>
+            </w:r>
+          </w:p>
+        </w:tc>
+      </w:tr>
+    </w:tbl>
+    <w:p>
+      <w:pPr>
+        <w:pStyle w:val="Heading2"/>
+        <w:spacing w:after="80" w:before="180"/>
+      </w:pPr>
+      <w:r>
+        <w:rPr>
+          <w:b/>
+          <w:bCs/>
+          <w:color w:val="12355B"/>
+          <w:sz w:val="24"/>
+          <w:szCs w:val="24"/>
+        </w:rPr>
+        <w:t xml:space="preserve">3. Build Your Explanation</w:t>
+      </w:r>
+      <w:r>
+        <w:rPr>
+          <w:i/>
+          <w:iCs/>
+          <w:color w:val="B97A12"/>
+          <w:sz w:val="19"/>
+          <w:szCs w:val="19"/>
+        </w:rPr>
+        <w:t xml:space="preserve">   choose your support</w:t>
+      </w:r>
+    </w:p>
+    <w:tbl>
+      <w:tblPr>
+        <w:tblW w:type="pct" w:w="100%"/>
+        <w:tblBorders>
+          <w:top w:val="single" w:color="BBD0DE" w:sz="8"/>
+          <w:left w:val="single" w:color="BBD0DE" w:sz="8"/>
+          <w:bottom w:val="single" w:color="BBD0DE" w:sz="8"/>
+          <w:right w:val="single" w:color="BBD0DE" w:sz="8"/>
+          <w:insideH w:val="single" w:color="auto" w:sz="4"/>
+          <w:insideV w:val="single" w:color="auto" w:sz="4"/>
+        </w:tblBorders>
+      </w:tblPr>
+      <w:tblGrid>
+        <w:gridCol w:w="100"/>
+      </w:tblGrid>
+      <w:tr>
+        <w:tc>
+          <w:tcPr>
+            <w:shd w:fill="EEF4F8" w:color="auto" w:val="clear"/>
+            <w:tcMar>
+              <w:top w:type="dxa" w:w="120"/>
+              <w:left w:type="dxa" w:w="180"/>
+              <w:bottom w:type="dxa" w:w="120"/>
+              <w:right w:type="dxa" w:w="180"/>
+            </w:tcMar>
+          </w:tcPr>
+          <w:p>
+            <w:pPr>
+              <w:spacing w:after="50"/>
+            </w:pPr>
+            <w:r>
+              <w:rPr>
+                <w:i/>
+                <w:iCs/>
+                <w:color w:val="5F6F80"/>
+                <w:sz w:val="19"/>
+                <w:szCs w:val="19"/>
+              </w:rPr>
+              <w:t xml:space="preserve">This model shows the parts of an explanation. It does not answer your writing question.</w:t>
+            </w:r>
+          </w:p>
+          <w:p>
+            <w:pPr>
+              <w:spacing w:after="80"/>
+            </w:pPr>
+            <w:r>
+              <w:rPr>
+                <w:b/>
+                <w:bCs/>
+                <w:color w:val="12355B"/>
+                <w:sz w:val="19"/>
+                <w:szCs w:val="19"/>
+              </w:rPr>
+              <w:t xml:space="preserve">Claim:  </w:t>
+            </w:r>
+            <w:r>
+              <w:rPr>
+                <w:sz w:val="19"/>
+                <w:szCs w:val="19"/>
+              </w:rPr>
+              <w:t xml:space="preserve">Volume measures space in three directions, so you need length, width, and height.</w:t>
+            </w:r>
+          </w:p>
+          <w:p>
+            <w:pPr>
+              <w:spacing w:after="80"/>
+            </w:pPr>
+            <w:r>
+              <w:rPr>
+                <w:b/>
+                <w:bCs/>
+                <w:color w:val="12355B"/>
+                <w:sz w:val="19"/>
+                <w:szCs w:val="19"/>
+              </w:rPr>
+              <w:t xml:space="preserve">Evidence:  </w:t>
+            </w:r>
+            <w:r>
+              <w:rPr>
+                <w:sz w:val="19"/>
+                <w:szCs w:val="19"/>
+              </w:rPr>
+              <w:t xml:space="preserve">Students explain volume is three-dimensional, so all three edges (length, width, height) are needed; two measurements only describe one flat face.</w:t>
+            </w:r>
+          </w:p>
+          <w:p>
+            <w:pPr>
+              <w:spacing w:after="80"/>
+            </w:pPr>
+            <w:r>
+              <w:rPr>
+                <w:b/>
+                <w:bCs/>
+                <w:color w:val="12355B"/>
+                <w:sz w:val="19"/>
+                <w:szCs w:val="19"/>
+              </w:rPr>
+              <w:t xml:space="preserve">Reasoning:  </w:t>
+            </w:r>
+            <w:r>
+              <w:rPr>
+                <w:sz w:val="19"/>
+                <w:szCs w:val="19"/>
+              </w:rPr>
+              <w:t xml:space="preserve">This evidence connects the definition of volume to the mathematical claim.</w:t>
+            </w:r>
+          </w:p>
+        </w:tc>
+      </w:tr>
+    </w:tbl>
+    <w:p>
+      <w:pPr>
+        <w:pStyle w:val="Heading2"/>
+        <w:spacing w:after="80" w:before="180"/>
+      </w:pPr>
+      <w:r>
+        <w:rPr>
+          <w:b/>
+          <w:bCs/>
+          <w:color w:val="12355B"/>
+          <w:sz w:val="24"/>
+          <w:szCs w:val="24"/>
+        </w:rPr>
+        <w:t xml:space="preserve">Start</w:t>
+      </w:r>
+      <w:r>
+        <w:rPr>
+          <w:i/>
+          <w:iCs/>
+          <w:color w:val="1FA6A2"/>
+          <w:sz w:val="19"/>
+          <w:szCs w:val="19"/>
+        </w:rPr>
+        <w:t xml:space="preserve">   Most language support</w:t>
+      </w:r>
+    </w:p>
+    <w:p>
+      <w:pPr>
+        <w:spacing w:after="60"/>
+      </w:pPr>
+      <w:r>
+        <w:rPr>
+          <w:color w:val="1A2733"/>
+          <w:sz w:val="21"/>
+          <w:szCs w:val="21"/>
+        </w:rPr>
+        <w:t xml:space="preserve">Complete the frames. Use the word bank.</w:t>
+      </w:r>
+      <w:r>
+        <w:rPr>
+          <w:i/>
+          <w:iCs/>
+          <w:color w:val="5F6F80"/>
+          <w:sz w:val="19"/>
+          <w:szCs w:val="19"/>
+        </w:rPr>
+        <w:br/>
+        <w:t xml:space="preserve">Completa las oraciones. Usa el banco de palabras.</w:t>
+      </w:r>
+    </w:p>
+    <w:p>
+      <w:pPr>
+        <w:spacing w:after="60"/>
+      </w:pPr>
+      <w:r>
+        <w:rPr>
+          <w:color w:val="1A2733"/>
+          <w:sz w:val="21"/>
+          <w:szCs w:val="21"/>
+        </w:rPr>
+        <w:t xml:space="preserve">When the net folds up, the ___ faces enclose a ___ that I can fill with unit cubes.</w:t>
+      </w:r>
+      <w:r>
+        <w:rPr>
+          <w:i/>
+          <w:iCs/>
+          <w:color w:val="5F6F80"/>
+          <w:sz w:val="19"/>
+          <w:szCs w:val="19"/>
+        </w:rPr>
+        <w:br/>
+        <w:t xml:space="preserve">Cuando la red se dobla, las ___ caras encierran un ___ que puedo llenar con cubos unitarios.</w:t>
+      </w:r>
+    </w:p>
+    <w:p>
+      <w:pPr>
+        <w:spacing w:after="60"/>
+      </w:pPr>
+      <w:r>
+        <w:rPr>
+          <w:color w:val="1A2733"/>
+          <w:sz w:val="21"/>
+          <w:szCs w:val="21"/>
+        </w:rPr>
+        <w:t xml:space="preserve">The volume is the number of ___ that fit inside, found by ___ × ___ × ___.</w:t>
+      </w:r>
+      <w:r>
+        <w:rPr>
+          <w:i/>
+          <w:iCs/>
+          <w:color w:val="5F6F80"/>
+          <w:sz w:val="19"/>
+          <w:szCs w:val="19"/>
+        </w:rPr>
+        <w:br/>
+        <w:t xml:space="preserve">El volumen es el número de ___ que caben dentro, hallado por ___ × ___ × ___.</w:t>
+      </w:r>
+    </w:p>
+    <w:tbl>
+      <w:tblPr>
+        <w:tblW w:type="pct" w:w="100%"/>
+        <w:tblBorders>
+          <w:top w:val="single" w:color="C7D2DD" w:sz="6"/>
+          <w:left w:val="single" w:color="C7D2DD" w:sz="6"/>
+          <w:bottom w:val="single" w:color="C7D2DD" w:sz="6"/>
+          <w:right w:val="single" w:color="C7D2DD" w:sz="6"/>
+          <w:insideH w:val="single" w:color="auto" w:sz="4"/>
+          <w:insideV w:val="single" w:color="auto" w:sz="4"/>
+        </w:tblBorders>
+      </w:tblPr>
+      <w:tblGrid>
+        <w:gridCol w:w="100"/>
+      </w:tblGrid>
+      <w:tr>
+        <w:tc>
+          <w:tcPr>
+            <w:shd w:fill="FBF3E2" w:color="auto" w:val="clear"/>
+            <w:tcMar>
+              <w:top w:type="dxa" w:w="60"/>
+              <w:left w:type="dxa" w:w="120"/>
+              <w:bottom w:type="dxa" w:w="60"/>
+              <w:right w:type="dxa" w:w="120"/>
+            </w:tcMar>
+          </w:tcPr>
+          <w:p>
+            <w:pPr>
+              <w:spacing w:after="0" w:line="320"/>
+            </w:pPr>
+            <w:r>
+              <w:t xml:space="preserve"/>
+            </w:r>
+          </w:p>
+          <w:p>
+            <w:pPr>
+              <w:spacing w:after="0" w:line="320"/>
+            </w:pPr>
+            <w:r>
+              <w:t xml:space="preserve"/>
+            </w:r>
+          </w:p>
+          <w:p>
+            <w:pPr>
+              <w:spacing w:after="0" w:line="320"/>
+            </w:pPr>
+            <w:r>
+              <w:t xml:space="preserve"/>
+            </w:r>
+          </w:p>
+        </w:tc>
+      </w:tr>
+    </w:tbl>
+    <w:p>
+      <w:pPr>
+        <w:pStyle w:val="Heading2"/>
+        <w:spacing w:after="80" w:before="180"/>
+      </w:pPr>
+      <w:r>
+        <w:rPr>
+          <w:b/>
+          <w:bCs/>
+          <w:color w:val="12355B"/>
+          <w:sz w:val="24"/>
+          <w:szCs w:val="24"/>
+        </w:rPr>
+        <w:t xml:space="preserve">Build</w:t>
+      </w:r>
+      <w:r>
+        <w:rPr>
+          <w:i/>
+          <w:iCs/>
+          <w:color w:val="B97A12"/>
+          <w:sz w:val="19"/>
+          <w:szCs w:val="19"/>
+        </w:rPr>
+        <w:t xml:space="preserve">   Some language support</w:t>
+      </w:r>
+    </w:p>
+    <w:p>
+      <w:pPr>
+        <w:spacing w:after="60"/>
+      </w:pPr>
+      <w:r>
+        <w:rPr>
+          <w:color w:val="1A2733"/>
+          <w:sz w:val="21"/>
+          <w:szCs w:val="21"/>
+        </w:rPr>
+        <w:t xml:space="preserve">Write two connected sentences. Use because, so, or but.</w:t>
+      </w:r>
+      <w:r>
+        <w:rPr>
+          <w:i/>
+          <w:iCs/>
+          <w:color w:val="5F6F80"/>
+          <w:sz w:val="19"/>
+          <w:szCs w:val="19"/>
+        </w:rPr>
+        <w:br/>
+        <w:t xml:space="preserve">Escribe dos oraciones conectadas. Usa porque, entonces o pero.</w:t>
+      </w:r>
+    </w:p>
+    <w:p>
+      <w:pPr>
+        <w:spacing w:after="60"/>
+      </w:pPr>
+      <w:r>
+        <w:rPr>
+          <w:color w:val="1A2733"/>
+          <w:sz w:val="21"/>
+          <w:szCs w:val="21"/>
+        </w:rPr>
+        <w:t xml:space="preserve">My claim is ___.</w:t>
+      </w:r>
+      <w:r>
+        <w:rPr>
+          <w:i/>
+          <w:iCs/>
+          <w:color w:val="5F6F80"/>
+          <w:sz w:val="19"/>
+          <w:szCs w:val="19"/>
+        </w:rPr>
+        <w:br/>
+        <w:t xml:space="preserve">Mi afirmación es ___.</w:t>
+      </w:r>
+    </w:p>
+    <w:p>
+      <w:pPr>
+        <w:spacing w:after="60"/>
+      </w:pPr>
+      <w:r>
+        <w:rPr>
+          <w:color w:val="1A2733"/>
+          <w:sz w:val="21"/>
+          <w:szCs w:val="21"/>
+        </w:rPr>
+        <w:t xml:space="preserve">I know because ___.</w:t>
+      </w:r>
+      <w:r>
+        <w:rPr>
+          <w:i/>
+          <w:iCs/>
+          <w:color w:val="5F6F80"/>
+          <w:sz w:val="19"/>
+          <w:szCs w:val="19"/>
+        </w:rPr>
+        <w:br/>
+        <w:t xml:space="preserve">Lo sé porque ___.</w:t>
+      </w:r>
+    </w:p>
+    <w:p>
+      <w:pPr>
+        <w:spacing w:after="60"/>
+      </w:pPr>
+      <w:r>
+        <w:rPr>
+          <w:color w:val="1A2733"/>
+          <w:sz w:val="21"/>
+          <w:szCs w:val="21"/>
+        </w:rPr>
+        <w:t xml:space="preserve">So ___.</w:t>
+      </w:r>
+      <w:r>
+        <w:rPr>
+          <w:i/>
+          <w:iCs/>
+          <w:color w:val="5F6F80"/>
+          <w:sz w:val="19"/>
+          <w:szCs w:val="19"/>
+        </w:rPr>
+        <w:br/>
+        <w:t xml:space="preserve">Entonces ___.</w:t>
+      </w:r>
+    </w:p>
+    <w:tbl>
+      <w:tblPr>
+        <w:tblW w:type="pct" w:w="100%"/>
+        <w:tblBorders>
+          <w:top w:val="single" w:color="C7D2DD" w:sz="6"/>
+          <w:left w:val="single" w:color="C7D2DD" w:sz="6"/>
+          <w:bottom w:val="single" w:color="C7D2DD" w:sz="6"/>
+          <w:right w:val="single" w:color="C7D2DD" w:sz="6"/>
+          <w:insideH w:val="single" w:color="auto" w:sz="4"/>
+          <w:insideV w:val="single" w:color="auto" w:sz="4"/>
+        </w:tblBorders>
+      </w:tblPr>
+      <w:tblGrid>
+        <w:gridCol w:w="100"/>
+      </w:tblGrid>
+      <w:tr>
+        <w:tc>
+          <w:tcPr>
+            <w:shd w:fill="FBF3E2" w:color="auto" w:val="clear"/>
+            <w:tcMar>
+              <w:top w:type="dxa" w:w="60"/>
+              <w:left w:type="dxa" w:w="120"/>
+              <w:bottom w:type="dxa" w:w="60"/>
+              <w:right w:type="dxa" w:w="120"/>
+            </w:tcMar>
+          </w:tcPr>
+          <w:p>
+            <w:pPr>
+              <w:spacing w:after="0" w:line="320"/>
+            </w:pPr>
+            <w:r>
+              <w:t xml:space="preserve"/>
+            </w:r>
+          </w:p>
+          <w:p>
+            <w:pPr>
+              <w:spacing w:after="0" w:line="320"/>
+            </w:pPr>
+            <w:r>
+              <w:t xml:space="preserve"/>
+            </w:r>
+          </w:p>
+          <w:p>
+            <w:pPr>
+              <w:spacing w:after="0" w:line="320"/>
+            </w:pPr>
+            <w:r>
+              <w:t xml:space="preserve"/>
+            </w:r>
+          </w:p>
+        </w:tc>
+      </w:tr>
+    </w:tbl>
+    <w:p>
+      <w:pPr>
+        <w:pStyle w:val="Heading2"/>
+        <w:spacing w:after="80" w:before="180"/>
+      </w:pPr>
+      <w:r>
+        <w:rPr>
+          <w:b/>
+          <w:bCs/>
+          <w:color w:val="12355B"/>
+          <w:sz w:val="24"/>
+          <w:szCs w:val="24"/>
+        </w:rPr>
+        <w:t xml:space="preserve">Explain</w:t>
+      </w:r>
+      <w:r>
+        <w:rPr>
+          <w:i/>
+          <w:iCs/>
+          <w:color w:val="B97A12"/>
+          <w:sz w:val="19"/>
+          <w:szCs w:val="19"/>
+        </w:rPr>
+        <w:t xml:space="preserve">   Light language support</w:t>
+      </w:r>
+    </w:p>
+    <w:p>
+      <w:pPr>
+        <w:spacing w:after="60"/>
+      </w:pPr>
+      <w:r>
+        <w:rPr>
+          <w:color w:val="1A2733"/>
+          <w:sz w:val="21"/>
+          <w:szCs w:val="21"/>
+        </w:rPr>
+        <w:t xml:space="preserve">Write a claim, give math evidence, and explain your reasoning.</w:t>
+      </w:r>
+      <w:r>
+        <w:rPr>
+          <w:i/>
+          <w:iCs/>
+          <w:color w:val="5F6F80"/>
+          <w:sz w:val="19"/>
+          <w:szCs w:val="19"/>
+        </w:rPr>
+        <w:br/>
+        <w:t xml:space="preserve">Escribe una afirmación, da evidencia matemática y explica tu razonamiento.</w:t>
+      </w:r>
+    </w:p>
+    <w:p>
+      <w:pPr>
+        <w:spacing w:after="60"/>
+      </w:pPr>
+      <w:r>
+        <w:rPr>
+          <w:color w:val="1A2733"/>
+          <w:sz w:val="21"/>
+          <w:szCs w:val="21"/>
+        </w:rPr>
+        <w:t xml:space="preserve">My claim is ___.</w:t>
+      </w:r>
+      <w:r>
+        <w:rPr>
+          <w:i/>
+          <w:iCs/>
+          <w:color w:val="5F6F80"/>
+          <w:sz w:val="19"/>
+          <w:szCs w:val="19"/>
+        </w:rPr>
+        <w:br/>
+        <w:t xml:space="preserve">Mi afirmación es ___.</w:t>
+      </w:r>
+    </w:p>
+    <w:p>
+      <w:pPr>
+        <w:spacing w:after="60"/>
+      </w:pPr>
+      <w:r>
+        <w:rPr>
+          <w:color w:val="1A2733"/>
+          <w:sz w:val="21"/>
+          <w:szCs w:val="21"/>
+        </w:rPr>
+        <w:t xml:space="preserve">My math evidence is ___.</w:t>
+      </w:r>
+      <w:r>
+        <w:rPr>
+          <w:i/>
+          <w:iCs/>
+          <w:color w:val="5F6F80"/>
+          <w:sz w:val="19"/>
+          <w:szCs w:val="19"/>
+        </w:rPr>
+        <w:br/>
+        <w:t xml:space="preserve">Mi evidencia matemática es ___.</w:t>
+      </w:r>
+    </w:p>
+    <w:p>
+      <w:pPr>
+        <w:spacing w:after="60"/>
+      </w:pPr>
+      <w:r>
+        <w:rPr>
+          <w:color w:val="1A2733"/>
+          <w:sz w:val="21"/>
+          <w:szCs w:val="21"/>
+        </w:rPr>
+        <w:t xml:space="preserve">This proves ___ because ___.</w:t>
+      </w:r>
+      <w:r>
+        <w:rPr>
+          <w:i/>
+          <w:iCs/>
+          <w:color w:val="5F6F80"/>
+          <w:sz w:val="19"/>
+          <w:szCs w:val="19"/>
+        </w:rPr>
+        <w:br/>
+        <w:t xml:space="preserve">Esto demuestra ___ porque ___.</w:t>
+      </w:r>
+    </w:p>
+    <w:tbl>
+      <w:tblPr>
+        <w:tblW w:type="pct" w:w="100%"/>
+        <w:tblBorders>
+          <w:top w:val="single" w:color="C7D2DD" w:sz="6"/>
+          <w:left w:val="single" w:color="C7D2DD" w:sz="6"/>
+          <w:bottom w:val="single" w:color="C7D2DD" w:sz="6"/>
+          <w:right w:val="single" w:color="C7D2DD" w:sz="6"/>
+          <w:insideH w:val="single" w:color="auto" w:sz="4"/>
+          <w:insideV w:val="single" w:color="auto" w:sz="4"/>
+        </w:tblBorders>
+      </w:tblPr>
+      <w:tblGrid>
+        <w:gridCol w:w="100"/>
+      </w:tblGrid>
+      <w:tr>
+        <w:tc>
+          <w:tcPr>
+            <w:shd w:fill="FBF3E2" w:color="auto" w:val="clear"/>
+            <w:tcMar>
+              <w:top w:type="dxa" w:w="60"/>
+              <w:left w:type="dxa" w:w="120"/>
+              <w:bottom w:type="dxa" w:w="60"/>
+              <w:right w:type="dxa" w:w="120"/>
+            </w:tcMar>
+          </w:tcPr>
+          <w:p>
+            <w:pPr>
+              <w:spacing w:after="0" w:line="320"/>
+            </w:pPr>
+            <w:r>
+              <w:t xml:space="preserve"/>
+            </w:r>
+          </w:p>
+          <w:p>
+            <w:pPr>
+              <w:spacing w:after="0" w:line="320"/>
+            </w:pPr>
+            <w:r>
+              <w:t xml:space="preserve"/>
+            </w:r>
+          </w:p>
+          <w:p>
+            <w:pPr>
+              <w:spacing w:after="0" w:line="320"/>
+            </w:pPr>
+            <w:r>
+              <w:t xml:space="preserve"/>
+            </w:r>
+          </w:p>
+          <w:p>
+            <w:pPr>
+              <w:spacing w:after="0" w:line="320"/>
+            </w:pPr>
+            <w:r>
+              <w:t xml:space="preserve"/>
+            </w:r>
+          </w:p>
+          <w:p>
+            <w:pPr>
+              <w:spacing w:after="0" w:line="320"/>
+            </w:pPr>
+            <w:r>
+              <w:t xml:space="preserve"/>
+            </w:r>
+          </w:p>
+        </w:tc>
+      </w:tr>
+    </w:tbl>
+    <w:p>
+      <w:pPr>
+        <w:pStyle w:val="Heading2"/>
+        <w:spacing w:after="80" w:before="180"/>
+      </w:pPr>
+      <w:r>
+        <w:rPr>
+          <w:b/>
+          <w:bCs/>
+          <w:color w:val="12355B"/>
+          <w:sz w:val="24"/>
+          <w:szCs w:val="24"/>
+        </w:rPr>
+        <w:t xml:space="preserve">4. Check Your Explanation</w:t>
+      </w:r>
+      <w:r>
+        <w:rPr>
+          <w:i/>
+          <w:iCs/>
+          <w:color w:val="1FA6A2"/>
+          <w:sz w:val="19"/>
+          <w:szCs w:val="19"/>
+        </w:rPr>
+        <w:t xml:space="preserve">   five quick checks</w:t>
+      </w:r>
+    </w:p>
+    <w:p>
+      <w:pPr>
+        <w:spacing w:after="80"/>
+      </w:pPr>
+      <w:r>
+        <w:rPr>
+          <w:b/>
+          <w:bCs/>
+          <w:color w:val="1FA6A2"/>
+          <w:sz w:val="22"/>
+          <w:szCs w:val="22"/>
+        </w:rPr>
+        <w:t xml:space="preserve">☐  </w:t>
+      </w:r>
+      <w:r>
+        <w:rPr>
+          <w:sz w:val="20"/>
+          <w:szCs w:val="20"/>
+        </w:rPr>
+        <w:t xml:space="preserve">I answered the question.</w:t>
+      </w:r>
+      <w:r>
+        <w:rPr>
+          <w:i/>
+          <w:iCs/>
+          <w:color w:val="5F6F80"/>
+          <w:sz w:val="18"/>
+          <w:szCs w:val="18"/>
+        </w:rPr>
+        <w:br/>
+        <w:t xml:space="preserve">Respondí la pregunta.</w:t>
+      </w:r>
+    </w:p>
+    <w:p>
+      <w:pPr>
+        <w:spacing w:after="80"/>
+      </w:pPr>
+      <w:r>
+        <w:rPr>
+          <w:b/>
+          <w:bCs/>
+          <w:color w:val="1FA6A2"/>
+          <w:sz w:val="22"/>
+          <w:szCs w:val="22"/>
+        </w:rPr>
+        <w:t xml:space="preserve">☐  </w:t>
+      </w:r>
+      <w:r>
+        <w:rPr>
+          <w:sz w:val="20"/>
+          <w:szCs w:val="20"/>
+        </w:rPr>
+        <w:t xml:space="preserve">I used math evidence: numbers, an equation, a model, or a comparison.</w:t>
+      </w:r>
+      <w:r>
+        <w:rPr>
+          <w:i/>
+          <w:iCs/>
+          <w:color w:val="5F6F80"/>
+          <w:sz w:val="18"/>
+          <w:szCs w:val="18"/>
+        </w:rPr>
+        <w:br/>
+        <w:t xml:space="preserve">Usé evidencia matemática: números, una ecuación, un modelo o una comparación.</w:t>
+      </w:r>
+    </w:p>
+    <w:p>
+      <w:pPr>
+        <w:spacing w:after="80"/>
+      </w:pPr>
+      <w:r>
+        <w:rPr>
+          <w:b/>
+          <w:bCs/>
+          <w:color w:val="1FA6A2"/>
+          <w:sz w:val="22"/>
+          <w:szCs w:val="22"/>
+        </w:rPr>
+        <w:t xml:space="preserve">☐  </w:t>
+      </w:r>
+      <w:r>
+        <w:rPr>
+          <w:sz w:val="20"/>
+          <w:szCs w:val="20"/>
+        </w:rPr>
+        <w:t xml:space="preserve">I explained how the evidence proves my answer.</w:t>
+      </w:r>
+      <w:r>
+        <w:rPr>
+          <w:i/>
+          <w:iCs/>
+          <w:color w:val="5F6F80"/>
+          <w:sz w:val="18"/>
+          <w:szCs w:val="18"/>
+        </w:rPr>
+        <w:br/>
+        <w:t xml:space="preserve">Expliqué cómo la evidencia demuestra mi respuesta.</w:t>
+      </w:r>
+    </w:p>
+    <w:p>
+      <w:pPr>
+        <w:spacing w:after="80"/>
+      </w:pPr>
+      <w:r>
+        <w:rPr>
+          <w:b/>
+          <w:bCs/>
+          <w:color w:val="1FA6A2"/>
+          <w:sz w:val="22"/>
+          <w:szCs w:val="22"/>
+        </w:rPr>
+        <w:t xml:space="preserve">☐  </w:t>
+      </w:r>
+      <w:r>
+        <w:rPr>
+          <w:sz w:val="20"/>
+          <w:szCs w:val="20"/>
+        </w:rPr>
+        <w:t xml:space="preserve">I used at least two math words.</w:t>
+      </w:r>
+      <w:r>
+        <w:rPr>
+          <w:i/>
+          <w:iCs/>
+          <w:color w:val="5F6F80"/>
+          <w:sz w:val="18"/>
+          <w:szCs w:val="18"/>
+        </w:rPr>
+        <w:br/>
+        <w:t xml:space="preserve">Usé por lo menos dos palabras matemáticas.</w:t>
+      </w:r>
+    </w:p>
+    <w:p>
+      <w:pPr>
+        <w:spacing w:after="80"/>
+      </w:pPr>
+      <w:r>
+        <w:rPr>
+          <w:b/>
+          <w:bCs/>
+          <w:color w:val="1FA6A2"/>
+          <w:sz w:val="22"/>
+          <w:szCs w:val="22"/>
+        </w:rPr>
+        <w:t xml:space="preserve">☐  </w:t>
+      </w:r>
+      <w:r>
+        <w:rPr>
+          <w:sz w:val="20"/>
+          <w:szCs w:val="20"/>
+        </w:rPr>
+        <w:t xml:space="preserve">I reread complete sentences and punctuation.</w:t>
+      </w:r>
+      <w:r>
+        <w:rPr>
+          <w:i/>
+          <w:iCs/>
+          <w:color w:val="5F6F80"/>
+          <w:sz w:val="18"/>
+          <w:szCs w:val="18"/>
+        </w:rPr>
+        <w:br/>
+        <w:t xml:space="preserve">Volví a leer mis oraciones completas y la puntuación.</w:t>
       </w:r>
     </w:p>
     <w:p>
